--- a/홍보실적대장.docx
+++ b/홍보실적대장.docx
@@ -52,7 +52,7 @@
           <w:sz w:val="19"/>
           <w:szCs w:val="19"/>
         </w:rPr>
-        <w:t xml:space="preserve">○ 목적 : 언론 보도·기고·방송 등 본인 주관 홍보 실적 정리</w:t>
+        <w:t xml:space="preserve">○ 목적 : 공적조서 3대 성과 관련 언론 보도·기고·방송 등 본인 주관 홍보 실적 정리</w:t>
       </w:r>
     </w:p>
     <w:p>
@@ -69,7 +69,7 @@
           <w:sz w:val="19"/>
           <w:szCs w:val="19"/>
         </w:rPr>
-        <w:t xml:space="preserve">○ 기간 : 2012. 1. ~ 2026. 6. (성과 적용 년월 기준)</w:t>
+        <w:t xml:space="preserve">○ 기간 : 2014. 12. ~ 2026. 1. (성과 적용 년월 기준)</w:t>
       </w:r>
     </w:p>
     <w:p>
@@ -86,7 +86,7 @@
           <w:sz w:val="19"/>
           <w:szCs w:val="19"/>
         </w:rPr>
-        <w:t xml:space="preserve">○ 자료 : 농촌진흥청 국가 R&amp;D 성과등록 「홍보성과·홍보점수」 — 본인이 주참여자인 92건</w:t>
+        <w:t xml:space="preserve">○ 자료 : 농촌진흥청 국가 R&amp;D 성과등록 「홍보성과·홍보점수」 — 본인 주관분 중 공적관련 37건</w:t>
       </w:r>
     </w:p>
     <w:p>
@@ -844,6 +844,7 @@
               <w:bottom w:val="single" w:color="000000" w:sz="6"/>
               <w:right w:val="single" w:color="000000" w:sz="6"/>
             </w:tcBorders>
+            <w:shd w:fill="EFEFEF" w:color="auto" w:val="clear"/>
             <w:tcMar>
               <w:top w:type="dxa" w:w="18"/>
               <w:left w:type="dxa" w:w="40"/>
@@ -859,13 +860,13 @@
             <w:r>
               <w:rPr>
                 <w:rFonts w:ascii="Malgun Gothic" w:cs="Malgun Gothic" w:eastAsia="Malgun Gothic" w:hAnsi="Malgun Gothic"/>
-                <w:b w:val="false"/>
-                <w:bCs w:val="false"/>
+                <w:b/>
+                <w:bCs/>
                 <w:color w:val="000000"/>
                 <w:sz w:val="15"/>
                 <w:szCs w:val="15"/>
               </w:rPr>
-              <w:t xml:space="preserve">일반 낙농 기술(사양관리 등)</w:t>
+              <w:t xml:space="preserve">합　계</w:t>
             </w:r>
           </w:p>
         </w:tc>
@@ -878,28 +879,29 @@
               <w:bottom w:val="single" w:color="000000" w:sz="6"/>
               <w:right w:val="single" w:color="000000" w:sz="6"/>
             </w:tcBorders>
-            <w:tcMar>
-              <w:top w:type="dxa" w:w="18"/>
-              <w:left w:type="dxa" w:w="40"/>
-              <w:bottom w:type="dxa" w:w="18"/>
-              <w:right w:type="dxa" w:w="40"/>
-            </w:tcMar>
-            <w:vAlign w:val="center"/>
-          </w:tcPr>
-          <w:p>
-            <w:pPr>
-              <w:jc w:val="center"/>
-            </w:pPr>
-            <w:r>
-              <w:rPr>
-                <w:rFonts w:ascii="Malgun Gothic" w:cs="Malgun Gothic" w:eastAsia="Malgun Gothic" w:hAnsi="Malgun Gothic"/>
-                <w:b w:val="false"/>
-                <w:bCs w:val="false"/>
+            <w:shd w:fill="EFEFEF" w:color="auto" w:val="clear"/>
+            <w:tcMar>
+              <w:top w:type="dxa" w:w="18"/>
+              <w:left w:type="dxa" w:w="40"/>
+              <w:bottom w:type="dxa" w:w="18"/>
+              <w:right w:type="dxa" w:w="40"/>
+            </w:tcMar>
+            <w:vAlign w:val="center"/>
+          </w:tcPr>
+          <w:p>
+            <w:pPr>
+              <w:jc w:val="center"/>
+            </w:pPr>
+            <w:r>
+              <w:rPr>
+                <w:rFonts w:ascii="Malgun Gothic" w:cs="Malgun Gothic" w:eastAsia="Malgun Gothic" w:hAnsi="Malgun Gothic"/>
+                <w:b/>
+                <w:bCs/>
                 <w:color w:val="000000"/>
                 <w:sz w:val="15"/>
                 <w:szCs w:val="15"/>
               </w:rPr>
-              <w:t xml:space="preserve">55</w:t>
+              <w:t xml:space="preserve">37</w:t>
             </w:r>
           </w:p>
         </w:tc>
@@ -912,28 +914,29 @@
               <w:bottom w:val="single" w:color="000000" w:sz="6"/>
               <w:right w:val="single" w:color="000000" w:sz="6"/>
             </w:tcBorders>
-            <w:tcMar>
-              <w:top w:type="dxa" w:w="18"/>
-              <w:left w:type="dxa" w:w="40"/>
-              <w:bottom w:type="dxa" w:w="18"/>
-              <w:right w:type="dxa" w:w="40"/>
-            </w:tcMar>
-            <w:vAlign w:val="center"/>
-          </w:tcPr>
-          <w:p>
-            <w:pPr>
-              <w:jc w:val="center"/>
-            </w:pPr>
-            <w:r>
-              <w:rPr>
-                <w:rFonts w:ascii="Malgun Gothic" w:cs="Malgun Gothic" w:eastAsia="Malgun Gothic" w:hAnsi="Malgun Gothic"/>
-                <w:b w:val="false"/>
-                <w:bCs w:val="false"/>
+            <w:shd w:fill="EFEFEF" w:color="auto" w:val="clear"/>
+            <w:tcMar>
+              <w:top w:type="dxa" w:w="18"/>
+              <w:left w:type="dxa" w:w="40"/>
+              <w:bottom w:type="dxa" w:w="18"/>
+              <w:right w:type="dxa" w:w="40"/>
+            </w:tcMar>
+            <w:vAlign w:val="center"/>
+          </w:tcPr>
+          <w:p>
+            <w:pPr>
+              <w:jc w:val="center"/>
+            </w:pPr>
+            <w:r>
+              <w:rPr>
+                <w:rFonts w:ascii="Malgun Gothic" w:cs="Malgun Gothic" w:eastAsia="Malgun Gothic" w:hAnsi="Malgun Gothic"/>
+                <w:b/>
+                <w:bCs/>
                 <w:color w:val="000000"/>
                 <w:sz w:val="15"/>
                 <w:szCs w:val="15"/>
               </w:rPr>
-              <w:t xml:space="preserve">187</w:t>
+              <w:t xml:space="preserve">764</w:t>
             </w:r>
           </w:p>
         </w:tc>
@@ -946,6 +949,7 @@
               <w:bottom w:val="single" w:color="000000" w:sz="6"/>
               <w:right w:val="single" w:color="000000" w:sz="6"/>
             </w:tcBorders>
+            <w:shd w:fill="EFEFEF" w:color="auto" w:val="clear"/>
             <w:tcMar>
               <w:top w:type="dxa" w:w="18"/>
               <w:left w:type="dxa" w:w="40"/>
@@ -961,155 +965,13 @@
             <w:r>
               <w:rPr>
                 <w:rFonts w:ascii="Malgun Gothic" w:cs="Malgun Gothic" w:eastAsia="Malgun Gothic" w:hAnsi="Malgun Gothic"/>
-                <w:b w:val="false"/>
-                <w:bCs w:val="false"/>
+                <w:b/>
+                <w:bCs/>
                 <w:color w:val="000000"/>
                 <w:sz w:val="15"/>
                 <w:szCs w:val="15"/>
               </w:rPr>
-              <w:t xml:space="preserve">그 밖</w:t>
-            </w:r>
-          </w:p>
-        </w:tc>
-      </w:tr>
-      <w:tr>
-        <w:tc>
-          <w:tcPr>
-            <w:tcW w:type="dxa" w:w="3000"/>
-            <w:tcBorders>
-              <w:top w:val="single" w:color="000000" w:sz="6"/>
-              <w:left w:val="single" w:color="000000" w:sz="6"/>
-              <w:bottom w:val="single" w:color="000000" w:sz="6"/>
-              <w:right w:val="single" w:color="000000" w:sz="6"/>
-            </w:tcBorders>
-            <w:shd w:fill="EFEFEF" w:color="auto" w:val="clear"/>
-            <w:tcMar>
-              <w:top w:type="dxa" w:w="18"/>
-              <w:left w:type="dxa" w:w="40"/>
-              <w:bottom w:type="dxa" w:w="18"/>
-              <w:right w:type="dxa" w:w="40"/>
-            </w:tcMar>
-            <w:vAlign w:val="center"/>
-          </w:tcPr>
-          <w:p>
-            <w:pPr>
-              <w:jc w:val="left"/>
-            </w:pPr>
-            <w:r>
-              <w:rPr>
-                <w:rFonts w:ascii="Malgun Gothic" w:cs="Malgun Gothic" w:eastAsia="Malgun Gothic" w:hAnsi="Malgun Gothic"/>
-                <w:b/>
-                <w:bCs/>
-                <w:color w:val="000000"/>
-                <w:sz w:val="15"/>
-                <w:szCs w:val="15"/>
-              </w:rPr>
-              <w:t xml:space="preserve">합　계</w:t>
-            </w:r>
-          </w:p>
-        </w:tc>
-        <w:tc>
-          <w:tcPr>
-            <w:tcW w:type="dxa" w:w="1300"/>
-            <w:tcBorders>
-              <w:top w:val="single" w:color="000000" w:sz="6"/>
-              <w:left w:val="single" w:color="000000" w:sz="6"/>
-              <w:bottom w:val="single" w:color="000000" w:sz="6"/>
-              <w:right w:val="single" w:color="000000" w:sz="6"/>
-            </w:tcBorders>
-            <w:shd w:fill="EFEFEF" w:color="auto" w:val="clear"/>
-            <w:tcMar>
-              <w:top w:type="dxa" w:w="18"/>
-              <w:left w:type="dxa" w:w="40"/>
-              <w:bottom w:type="dxa" w:w="18"/>
-              <w:right w:type="dxa" w:w="40"/>
-            </w:tcMar>
-            <w:vAlign w:val="center"/>
-          </w:tcPr>
-          <w:p>
-            <w:pPr>
-              <w:jc w:val="center"/>
-            </w:pPr>
-            <w:r>
-              <w:rPr>
-                <w:rFonts w:ascii="Malgun Gothic" w:cs="Malgun Gothic" w:eastAsia="Malgun Gothic" w:hAnsi="Malgun Gothic"/>
-                <w:b/>
-                <w:bCs/>
-                <w:color w:val="000000"/>
-                <w:sz w:val="15"/>
-                <w:szCs w:val="15"/>
-              </w:rPr>
-              <w:t xml:space="preserve">92</w:t>
-            </w:r>
-          </w:p>
-        </w:tc>
-        <w:tc>
-          <w:tcPr>
-            <w:tcW w:type="dxa" w:w="1700"/>
-            <w:tcBorders>
-              <w:top w:val="single" w:color="000000" w:sz="6"/>
-              <w:left w:val="single" w:color="000000" w:sz="6"/>
-              <w:bottom w:val="single" w:color="000000" w:sz="6"/>
-              <w:right w:val="single" w:color="000000" w:sz="6"/>
-            </w:tcBorders>
-            <w:shd w:fill="EFEFEF" w:color="auto" w:val="clear"/>
-            <w:tcMar>
-              <w:top w:type="dxa" w:w="18"/>
-              <w:left w:type="dxa" w:w="40"/>
-              <w:bottom w:type="dxa" w:w="18"/>
-              <w:right w:type="dxa" w:w="40"/>
-            </w:tcMar>
-            <w:vAlign w:val="center"/>
-          </w:tcPr>
-          <w:p>
-            <w:pPr>
-              <w:jc w:val="center"/>
-            </w:pPr>
-            <w:r>
-              <w:rPr>
-                <w:rFonts w:ascii="Malgun Gothic" w:cs="Malgun Gothic" w:eastAsia="Malgun Gothic" w:hAnsi="Malgun Gothic"/>
-                <w:b/>
-                <w:bCs/>
-                <w:color w:val="000000"/>
-                <w:sz w:val="15"/>
-                <w:szCs w:val="15"/>
-              </w:rPr>
-              <w:t xml:space="preserve">951</w:t>
-            </w:r>
-          </w:p>
-        </w:tc>
-        <w:tc>
-          <w:tcPr>
-            <w:tcW w:type="dxa" w:w="4400"/>
-            <w:tcBorders>
-              <w:top w:val="single" w:color="000000" w:sz="6"/>
-              <w:left w:val="single" w:color="000000" w:sz="6"/>
-              <w:bottom w:val="single" w:color="000000" w:sz="6"/>
-              <w:right w:val="single" w:color="000000" w:sz="6"/>
-            </w:tcBorders>
-            <w:shd w:fill="EFEFEF" w:color="auto" w:val="clear"/>
-            <w:tcMar>
-              <w:top w:type="dxa" w:w="18"/>
-              <w:left w:type="dxa" w:w="40"/>
-              <w:bottom w:type="dxa" w:w="18"/>
-              <w:right w:type="dxa" w:w="40"/>
-            </w:tcMar>
-            <w:vAlign w:val="center"/>
-          </w:tcPr>
-          <w:p>
-            <w:pPr>
-              <w:jc w:val="left"/>
-            </w:pPr>
-            <w:r>
-              <w:rPr>
-                <w:rFonts w:ascii="Malgun Gothic" w:cs="Malgun Gothic" w:eastAsia="Malgun Gothic" w:hAnsi="Malgun Gothic"/>
-                <w:b/>
-                <w:bCs/>
-                <w:color w:val="000000"/>
-                <w:sz w:val="15"/>
-                <w:szCs w:val="15"/>
-              </w:rPr>
-              <w:t xml:space="preserve">공적관련(가·나·다·스마트팜) 37건 · 764점</w:t>
+              <w:t xml:space="preserve">2014 ~ 2026</w:t>
             </w:r>
           </w:p>
         </w:tc>
@@ -1128,7 +990,7 @@
           <w:sz w:val="14"/>
           <w:szCs w:val="14"/>
         </w:rPr>
-        <w:t xml:space="preserve">＊이 밖에 부서 공동 홍보성과(공동참여자로 등재) 457건이 별도로 있음(원자료 보존, 본 대장은 주관분만 수록). ＊분야는 홍보 제목 기준 분류.</w:t>
+        <w:t xml:space="preserve">＊분야는 홍보 제목 기준 분류. ＊이 밖에 일반 낙농 기술(사양관리 기고 등) 주관 55건, 부서 공동 홍보성과 457건이 별도로 있음(원자료 보존, 본 대장 미수록).</w:t>
       </w:r>
     </w:p>
     <w:p>
@@ -1144,12 +1006,12 @@
           <w:sz w:val="22"/>
           <w:szCs w:val="22"/>
         </w:rPr>
-        <w:t xml:space="preserve">□ 연도별 현황 (주관분, 단위 : 건, 점)</w:t>
+        <w:t xml:space="preserve">□ 연도별 현황 (단위 : 건, 점)</w:t>
       </w:r>
     </w:p>
     <w:tbl>
       <w:tblPr>
-        <w:tblW w:type="dxa" w:w="10399"/>
+        <w:tblW w:type="dxa" w:w="10400"/>
         <w:tblBorders>
           <w:top w:val="single" w:color="auto" w:sz="4"/>
           <w:left w:val="single" w:color="auto" w:sz="4"/>
@@ -1160,16 +1022,15 @@
         </w:tblBorders>
       </w:tblPr>
       <w:tblGrid>
-        <w:gridCol w:w="1549"/>
-        <w:gridCol w:w="1770"/>
-        <w:gridCol w:w="2655"/>
-        <w:gridCol w:w="1770"/>
-        <w:gridCol w:w="2655"/>
+        <w:gridCol w:w="1400"/>
+        <w:gridCol w:w="1600"/>
+        <w:gridCol w:w="2400"/>
+        <w:gridCol w:w="5000"/>
       </w:tblGrid>
       <w:tr>
         <w:tc>
           <w:tcPr>
-            <w:tcW w:type="dxa" w:w="1549"/>
+            <w:tcW w:type="dxa" w:w="1400"/>
             <w:tcBorders>
               <w:top w:val="single" w:color="000000" w:sz="6"/>
               <w:left w:val="single" w:color="000000" w:sz="6"/>
@@ -1204,7 +1065,7 @@
         </w:tc>
         <w:tc>
           <w:tcPr>
-            <w:tcW w:type="dxa" w:w="1770"/>
+            <w:tcW w:type="dxa" w:w="1600"/>
             <w:tcBorders>
               <w:top w:val="single" w:color="000000" w:sz="6"/>
               <w:left w:val="single" w:color="000000" w:sz="6"/>
@@ -1233,13 +1094,13 @@
                 <w:sz w:val="15"/>
                 <w:szCs w:val="15"/>
               </w:rPr>
-              <w:t xml:space="preserve">전체 건수</w:t>
-            </w:r>
-          </w:p>
-        </w:tc>
-        <w:tc>
-          <w:tcPr>
-            <w:tcW w:type="dxa" w:w="2655"/>
+              <w:t xml:space="preserve">건수</w:t>
+            </w:r>
+          </w:p>
+        </w:tc>
+        <w:tc>
+          <w:tcPr>
+            <w:tcW w:type="dxa" w:w="2400"/>
             <w:tcBorders>
               <w:top w:val="single" w:color="000000" w:sz="6"/>
               <w:left w:val="single" w:color="000000" w:sz="6"/>
@@ -1268,13 +1129,13 @@
                 <w:sz w:val="15"/>
                 <w:szCs w:val="15"/>
               </w:rPr>
-              <w:t xml:space="preserve">전체 점수</w:t>
-            </w:r>
-          </w:p>
-        </w:tc>
-        <w:tc>
-          <w:tcPr>
-            <w:tcW w:type="dxa" w:w="1770"/>
+              <w:t xml:space="preserve">점수</w:t>
+            </w:r>
+          </w:p>
+        </w:tc>
+        <w:tc>
+          <w:tcPr>
+            <w:tcW w:type="dxa" w:w="5000"/>
             <w:tcBorders>
               <w:top w:val="single" w:color="000000" w:sz="6"/>
               <w:left w:val="single" w:color="000000" w:sz="6"/>
@@ -1303,13 +1164,1533 @@
                 <w:sz w:val="15"/>
                 <w:szCs w:val="15"/>
               </w:rPr>
-              <w:t xml:space="preserve">공적관련 건수</w:t>
-            </w:r>
-          </w:p>
-        </w:tc>
-        <w:tc>
-          <w:tcPr>
-            <w:tcW w:type="dxa" w:w="2655"/>
+              <w:t xml:space="preserve">분야</w:t>
+            </w:r>
+          </w:p>
+        </w:tc>
+      </w:tr>
+      <w:tr>
+        <w:tc>
+          <w:tcPr>
+            <w:tcW w:type="dxa" w:w="1400"/>
+            <w:tcBorders>
+              <w:top w:val="single" w:color="000000" w:sz="6"/>
+              <w:left w:val="single" w:color="000000" w:sz="6"/>
+              <w:bottom w:val="single" w:color="000000" w:sz="6"/>
+              <w:right w:val="single" w:color="000000" w:sz="6"/>
+            </w:tcBorders>
+            <w:tcMar>
+              <w:top w:type="dxa" w:w="18"/>
+              <w:left w:type="dxa" w:w="40"/>
+              <w:bottom w:type="dxa" w:w="18"/>
+              <w:right w:type="dxa" w:w="40"/>
+            </w:tcMar>
+            <w:vAlign w:val="center"/>
+          </w:tcPr>
+          <w:p>
+            <w:pPr>
+              <w:jc w:val="center"/>
+            </w:pPr>
+            <w:r>
+              <w:rPr>
+                <w:rFonts w:ascii="Malgun Gothic" w:cs="Malgun Gothic" w:eastAsia="Malgun Gothic" w:hAnsi="Malgun Gothic"/>
+                <w:b w:val="false"/>
+                <w:bCs w:val="false"/>
+                <w:color w:val="000000"/>
+                <w:sz w:val="15"/>
+                <w:szCs w:val="15"/>
+              </w:rPr>
+              <w:t xml:space="preserve">2014</w:t>
+            </w:r>
+          </w:p>
+        </w:tc>
+        <w:tc>
+          <w:tcPr>
+            <w:tcW w:type="dxa" w:w="1600"/>
+            <w:tcBorders>
+              <w:top w:val="single" w:color="000000" w:sz="6"/>
+              <w:left w:val="single" w:color="000000" w:sz="6"/>
+              <w:bottom w:val="single" w:color="000000" w:sz="6"/>
+              <w:right w:val="single" w:color="000000" w:sz="6"/>
+            </w:tcBorders>
+            <w:tcMar>
+              <w:top w:type="dxa" w:w="18"/>
+              <w:left w:type="dxa" w:w="40"/>
+              <w:bottom w:type="dxa" w:w="18"/>
+              <w:right w:type="dxa" w:w="40"/>
+            </w:tcMar>
+            <w:vAlign w:val="center"/>
+          </w:tcPr>
+          <w:p>
+            <w:pPr>
+              <w:jc w:val="center"/>
+            </w:pPr>
+            <w:r>
+              <w:rPr>
+                <w:rFonts w:ascii="Malgun Gothic" w:cs="Malgun Gothic" w:eastAsia="Malgun Gothic" w:hAnsi="Malgun Gothic"/>
+                <w:b w:val="false"/>
+                <w:bCs w:val="false"/>
+                <w:color w:val="000000"/>
+                <w:sz w:val="15"/>
+                <w:szCs w:val="15"/>
+              </w:rPr>
+              <w:t xml:space="preserve">4</w:t>
+            </w:r>
+          </w:p>
+        </w:tc>
+        <w:tc>
+          <w:tcPr>
+            <w:tcW w:type="dxa" w:w="2400"/>
+            <w:tcBorders>
+              <w:top w:val="single" w:color="000000" w:sz="6"/>
+              <w:left w:val="single" w:color="000000" w:sz="6"/>
+              <w:bottom w:val="single" w:color="000000" w:sz="6"/>
+              <w:right w:val="single" w:color="000000" w:sz="6"/>
+            </w:tcBorders>
+            <w:tcMar>
+              <w:top w:type="dxa" w:w="18"/>
+              <w:left w:type="dxa" w:w="40"/>
+              <w:bottom w:type="dxa" w:w="18"/>
+              <w:right w:type="dxa" w:w="40"/>
+            </w:tcMar>
+            <w:vAlign w:val="center"/>
+          </w:tcPr>
+          <w:p>
+            <w:pPr>
+              <w:jc w:val="center"/>
+            </w:pPr>
+            <w:r>
+              <w:rPr>
+                <w:rFonts w:ascii="Malgun Gothic" w:cs="Malgun Gothic" w:eastAsia="Malgun Gothic" w:hAnsi="Malgun Gothic"/>
+                <w:b w:val="false"/>
+                <w:bCs w:val="false"/>
+                <w:color w:val="000000"/>
+                <w:sz w:val="15"/>
+                <w:szCs w:val="15"/>
+              </w:rPr>
+              <w:t xml:space="preserve">16.5</w:t>
+            </w:r>
+          </w:p>
+        </w:tc>
+        <w:tc>
+          <w:tcPr>
+            <w:tcW w:type="dxa" w:w="5000"/>
+            <w:tcBorders>
+              <w:top w:val="single" w:color="000000" w:sz="6"/>
+              <w:left w:val="single" w:color="000000" w:sz="6"/>
+              <w:bottom w:val="single" w:color="000000" w:sz="6"/>
+              <w:right w:val="single" w:color="000000" w:sz="6"/>
+            </w:tcBorders>
+            <w:tcMar>
+              <w:top w:type="dxa" w:w="18"/>
+              <w:left w:type="dxa" w:w="40"/>
+              <w:bottom w:type="dxa" w:w="18"/>
+              <w:right w:type="dxa" w:w="40"/>
+            </w:tcMar>
+            <w:vAlign w:val="center"/>
+          </w:tcPr>
+          <w:p>
+            <w:pPr>
+              <w:jc w:val="left"/>
+            </w:pPr>
+            <w:r>
+              <w:rPr>
+                <w:rFonts w:ascii="Malgun Gothic" w:cs="Malgun Gothic" w:eastAsia="Malgun Gothic" w:hAnsi="Malgun Gothic"/>
+                <w:b w:val="false"/>
+                <w:bCs w:val="false"/>
+                <w:color w:val="000000"/>
+                <w:sz w:val="15"/>
+                <w:szCs w:val="15"/>
+              </w:rPr>
+              <w:t xml:space="preserve">가</w:t>
+            </w:r>
+          </w:p>
+        </w:tc>
+      </w:tr>
+      <w:tr>
+        <w:tc>
+          <w:tcPr>
+            <w:tcW w:type="dxa" w:w="1400"/>
+            <w:tcBorders>
+              <w:top w:val="single" w:color="000000" w:sz="6"/>
+              <w:left w:val="single" w:color="000000" w:sz="6"/>
+              <w:bottom w:val="single" w:color="000000" w:sz="6"/>
+              <w:right w:val="single" w:color="000000" w:sz="6"/>
+            </w:tcBorders>
+            <w:tcMar>
+              <w:top w:type="dxa" w:w="18"/>
+              <w:left w:type="dxa" w:w="40"/>
+              <w:bottom w:type="dxa" w:w="18"/>
+              <w:right w:type="dxa" w:w="40"/>
+            </w:tcMar>
+            <w:vAlign w:val="center"/>
+          </w:tcPr>
+          <w:p>
+            <w:pPr>
+              <w:jc w:val="center"/>
+            </w:pPr>
+            <w:r>
+              <w:rPr>
+                <w:rFonts w:ascii="Malgun Gothic" w:cs="Malgun Gothic" w:eastAsia="Malgun Gothic" w:hAnsi="Malgun Gothic"/>
+                <w:b w:val="false"/>
+                <w:bCs w:val="false"/>
+                <w:color w:val="000000"/>
+                <w:sz w:val="15"/>
+                <w:szCs w:val="15"/>
+              </w:rPr>
+              <w:t xml:space="preserve">2015</w:t>
+            </w:r>
+          </w:p>
+        </w:tc>
+        <w:tc>
+          <w:tcPr>
+            <w:tcW w:type="dxa" w:w="1600"/>
+            <w:tcBorders>
+              <w:top w:val="single" w:color="000000" w:sz="6"/>
+              <w:left w:val="single" w:color="000000" w:sz="6"/>
+              <w:bottom w:val="single" w:color="000000" w:sz="6"/>
+              <w:right w:val="single" w:color="000000" w:sz="6"/>
+            </w:tcBorders>
+            <w:tcMar>
+              <w:top w:type="dxa" w:w="18"/>
+              <w:left w:type="dxa" w:w="40"/>
+              <w:bottom w:type="dxa" w:w="18"/>
+              <w:right w:type="dxa" w:w="40"/>
+            </w:tcMar>
+            <w:vAlign w:val="center"/>
+          </w:tcPr>
+          <w:p>
+            <w:pPr>
+              <w:jc w:val="center"/>
+            </w:pPr>
+            <w:r>
+              <w:rPr>
+                <w:rFonts w:ascii="Malgun Gothic" w:cs="Malgun Gothic" w:eastAsia="Malgun Gothic" w:hAnsi="Malgun Gothic"/>
+                <w:b w:val="false"/>
+                <w:bCs w:val="false"/>
+                <w:color w:val="000000"/>
+                <w:sz w:val="15"/>
+                <w:szCs w:val="15"/>
+              </w:rPr>
+              <w:t xml:space="preserve">2</w:t>
+            </w:r>
+          </w:p>
+        </w:tc>
+        <w:tc>
+          <w:tcPr>
+            <w:tcW w:type="dxa" w:w="2400"/>
+            <w:tcBorders>
+              <w:top w:val="single" w:color="000000" w:sz="6"/>
+              <w:left w:val="single" w:color="000000" w:sz="6"/>
+              <w:bottom w:val="single" w:color="000000" w:sz="6"/>
+              <w:right w:val="single" w:color="000000" w:sz="6"/>
+            </w:tcBorders>
+            <w:tcMar>
+              <w:top w:type="dxa" w:w="18"/>
+              <w:left w:type="dxa" w:w="40"/>
+              <w:bottom w:type="dxa" w:w="18"/>
+              <w:right w:type="dxa" w:w="40"/>
+            </w:tcMar>
+            <w:vAlign w:val="center"/>
+          </w:tcPr>
+          <w:p>
+            <w:pPr>
+              <w:jc w:val="center"/>
+            </w:pPr>
+            <w:r>
+              <w:rPr>
+                <w:rFonts w:ascii="Malgun Gothic" w:cs="Malgun Gothic" w:eastAsia="Malgun Gothic" w:hAnsi="Malgun Gothic"/>
+                <w:b w:val="false"/>
+                <w:bCs w:val="false"/>
+                <w:color w:val="000000"/>
+                <w:sz w:val="15"/>
+                <w:szCs w:val="15"/>
+              </w:rPr>
+              <w:t xml:space="preserve">18.7</w:t>
+            </w:r>
+          </w:p>
+        </w:tc>
+        <w:tc>
+          <w:tcPr>
+            <w:tcW w:type="dxa" w:w="5000"/>
+            <w:tcBorders>
+              <w:top w:val="single" w:color="000000" w:sz="6"/>
+              <w:left w:val="single" w:color="000000" w:sz="6"/>
+              <w:bottom w:val="single" w:color="000000" w:sz="6"/>
+              <w:right w:val="single" w:color="000000" w:sz="6"/>
+            </w:tcBorders>
+            <w:tcMar>
+              <w:top w:type="dxa" w:w="18"/>
+              <w:left w:type="dxa" w:w="40"/>
+              <w:bottom w:type="dxa" w:w="18"/>
+              <w:right w:type="dxa" w:w="40"/>
+            </w:tcMar>
+            <w:vAlign w:val="center"/>
+          </w:tcPr>
+          <w:p>
+            <w:pPr>
+              <w:jc w:val="left"/>
+            </w:pPr>
+            <w:r>
+              <w:rPr>
+                <w:rFonts w:ascii="Malgun Gothic" w:cs="Malgun Gothic" w:eastAsia="Malgun Gothic" w:hAnsi="Malgun Gothic"/>
+                <w:b w:val="false"/>
+                <w:bCs w:val="false"/>
+                <w:color w:val="000000"/>
+                <w:sz w:val="15"/>
+                <w:szCs w:val="15"/>
+              </w:rPr>
+              <w:t xml:space="preserve">가</w:t>
+            </w:r>
+          </w:p>
+        </w:tc>
+      </w:tr>
+      <w:tr>
+        <w:tc>
+          <w:tcPr>
+            <w:tcW w:type="dxa" w:w="1400"/>
+            <w:tcBorders>
+              <w:top w:val="single" w:color="000000" w:sz="6"/>
+              <w:left w:val="single" w:color="000000" w:sz="6"/>
+              <w:bottom w:val="single" w:color="000000" w:sz="6"/>
+              <w:right w:val="single" w:color="000000" w:sz="6"/>
+            </w:tcBorders>
+            <w:tcMar>
+              <w:top w:type="dxa" w:w="18"/>
+              <w:left w:type="dxa" w:w="40"/>
+              <w:bottom w:type="dxa" w:w="18"/>
+              <w:right w:type="dxa" w:w="40"/>
+            </w:tcMar>
+            <w:vAlign w:val="center"/>
+          </w:tcPr>
+          <w:p>
+            <w:pPr>
+              <w:jc w:val="center"/>
+            </w:pPr>
+            <w:r>
+              <w:rPr>
+                <w:rFonts w:ascii="Malgun Gothic" w:cs="Malgun Gothic" w:eastAsia="Malgun Gothic" w:hAnsi="Malgun Gothic"/>
+                <w:b w:val="false"/>
+                <w:bCs w:val="false"/>
+                <w:color w:val="000000"/>
+                <w:sz w:val="15"/>
+                <w:szCs w:val="15"/>
+              </w:rPr>
+              <w:t xml:space="preserve">2017</w:t>
+            </w:r>
+          </w:p>
+        </w:tc>
+        <w:tc>
+          <w:tcPr>
+            <w:tcW w:type="dxa" w:w="1600"/>
+            <w:tcBorders>
+              <w:top w:val="single" w:color="000000" w:sz="6"/>
+              <w:left w:val="single" w:color="000000" w:sz="6"/>
+              <w:bottom w:val="single" w:color="000000" w:sz="6"/>
+              <w:right w:val="single" w:color="000000" w:sz="6"/>
+            </w:tcBorders>
+            <w:tcMar>
+              <w:top w:type="dxa" w:w="18"/>
+              <w:left w:type="dxa" w:w="40"/>
+              <w:bottom w:type="dxa" w:w="18"/>
+              <w:right w:type="dxa" w:w="40"/>
+            </w:tcMar>
+            <w:vAlign w:val="center"/>
+          </w:tcPr>
+          <w:p>
+            <w:pPr>
+              <w:jc w:val="center"/>
+            </w:pPr>
+            <w:r>
+              <w:rPr>
+                <w:rFonts w:ascii="Malgun Gothic" w:cs="Malgun Gothic" w:eastAsia="Malgun Gothic" w:hAnsi="Malgun Gothic"/>
+                <w:b w:val="false"/>
+                <w:bCs w:val="false"/>
+                <w:color w:val="000000"/>
+                <w:sz w:val="15"/>
+                <w:szCs w:val="15"/>
+              </w:rPr>
+              <w:t xml:space="preserve">1</w:t>
+            </w:r>
+          </w:p>
+        </w:tc>
+        <w:tc>
+          <w:tcPr>
+            <w:tcW w:type="dxa" w:w="2400"/>
+            <w:tcBorders>
+              <w:top w:val="single" w:color="000000" w:sz="6"/>
+              <w:left w:val="single" w:color="000000" w:sz="6"/>
+              <w:bottom w:val="single" w:color="000000" w:sz="6"/>
+              <w:right w:val="single" w:color="000000" w:sz="6"/>
+            </w:tcBorders>
+            <w:tcMar>
+              <w:top w:type="dxa" w:w="18"/>
+              <w:left w:type="dxa" w:w="40"/>
+              <w:bottom w:type="dxa" w:w="18"/>
+              <w:right w:type="dxa" w:w="40"/>
+            </w:tcMar>
+            <w:vAlign w:val="center"/>
+          </w:tcPr>
+          <w:p>
+            <w:pPr>
+              <w:jc w:val="center"/>
+            </w:pPr>
+            <w:r>
+              <w:rPr>
+                <w:rFonts w:ascii="Malgun Gothic" w:cs="Malgun Gothic" w:eastAsia="Malgun Gothic" w:hAnsi="Malgun Gothic"/>
+                <w:b w:val="false"/>
+                <w:bCs w:val="false"/>
+                <w:color w:val="000000"/>
+                <w:sz w:val="15"/>
+                <w:szCs w:val="15"/>
+              </w:rPr>
+              <w:t xml:space="preserve">1.5</w:t>
+            </w:r>
+          </w:p>
+        </w:tc>
+        <w:tc>
+          <w:tcPr>
+            <w:tcW w:type="dxa" w:w="5000"/>
+            <w:tcBorders>
+              <w:top w:val="single" w:color="000000" w:sz="6"/>
+              <w:left w:val="single" w:color="000000" w:sz="6"/>
+              <w:bottom w:val="single" w:color="000000" w:sz="6"/>
+              <w:right w:val="single" w:color="000000" w:sz="6"/>
+            </w:tcBorders>
+            <w:tcMar>
+              <w:top w:type="dxa" w:w="18"/>
+              <w:left w:type="dxa" w:w="40"/>
+              <w:bottom w:type="dxa" w:w="18"/>
+              <w:right w:type="dxa" w:w="40"/>
+            </w:tcMar>
+            <w:vAlign w:val="center"/>
+          </w:tcPr>
+          <w:p>
+            <w:pPr>
+              <w:jc w:val="left"/>
+            </w:pPr>
+            <w:r>
+              <w:rPr>
+                <w:rFonts w:ascii="Malgun Gothic" w:cs="Malgun Gothic" w:eastAsia="Malgun Gothic" w:hAnsi="Malgun Gothic"/>
+                <w:b w:val="false"/>
+                <w:bCs w:val="false"/>
+                <w:color w:val="000000"/>
+                <w:sz w:val="15"/>
+                <w:szCs w:val="15"/>
+              </w:rPr>
+              <w:t xml:space="preserve">스</w:t>
+            </w:r>
+          </w:p>
+        </w:tc>
+      </w:tr>
+      <w:tr>
+        <w:tc>
+          <w:tcPr>
+            <w:tcW w:type="dxa" w:w="1400"/>
+            <w:tcBorders>
+              <w:top w:val="single" w:color="000000" w:sz="6"/>
+              <w:left w:val="single" w:color="000000" w:sz="6"/>
+              <w:bottom w:val="single" w:color="000000" w:sz="6"/>
+              <w:right w:val="single" w:color="000000" w:sz="6"/>
+            </w:tcBorders>
+            <w:tcMar>
+              <w:top w:type="dxa" w:w="18"/>
+              <w:left w:type="dxa" w:w="40"/>
+              <w:bottom w:type="dxa" w:w="18"/>
+              <w:right w:type="dxa" w:w="40"/>
+            </w:tcMar>
+            <w:vAlign w:val="center"/>
+          </w:tcPr>
+          <w:p>
+            <w:pPr>
+              <w:jc w:val="center"/>
+            </w:pPr>
+            <w:r>
+              <w:rPr>
+                <w:rFonts w:ascii="Malgun Gothic" w:cs="Malgun Gothic" w:eastAsia="Malgun Gothic" w:hAnsi="Malgun Gothic"/>
+                <w:b w:val="false"/>
+                <w:bCs w:val="false"/>
+                <w:color w:val="000000"/>
+                <w:sz w:val="15"/>
+                <w:szCs w:val="15"/>
+              </w:rPr>
+              <w:t xml:space="preserve">2018</w:t>
+            </w:r>
+          </w:p>
+        </w:tc>
+        <w:tc>
+          <w:tcPr>
+            <w:tcW w:type="dxa" w:w="1600"/>
+            <w:tcBorders>
+              <w:top w:val="single" w:color="000000" w:sz="6"/>
+              <w:left w:val="single" w:color="000000" w:sz="6"/>
+              <w:bottom w:val="single" w:color="000000" w:sz="6"/>
+              <w:right w:val="single" w:color="000000" w:sz="6"/>
+            </w:tcBorders>
+            <w:tcMar>
+              <w:top w:type="dxa" w:w="18"/>
+              <w:left w:type="dxa" w:w="40"/>
+              <w:bottom w:type="dxa" w:w="18"/>
+              <w:right w:type="dxa" w:w="40"/>
+            </w:tcMar>
+            <w:vAlign w:val="center"/>
+          </w:tcPr>
+          <w:p>
+            <w:pPr>
+              <w:jc w:val="center"/>
+            </w:pPr>
+            <w:r>
+              <w:rPr>
+                <w:rFonts w:ascii="Malgun Gothic" w:cs="Malgun Gothic" w:eastAsia="Malgun Gothic" w:hAnsi="Malgun Gothic"/>
+                <w:b w:val="false"/>
+                <w:bCs w:val="false"/>
+                <w:color w:val="000000"/>
+                <w:sz w:val="15"/>
+                <w:szCs w:val="15"/>
+              </w:rPr>
+              <w:t xml:space="preserve">3</w:t>
+            </w:r>
+          </w:p>
+        </w:tc>
+        <w:tc>
+          <w:tcPr>
+            <w:tcW w:type="dxa" w:w="2400"/>
+            <w:tcBorders>
+              <w:top w:val="single" w:color="000000" w:sz="6"/>
+              <w:left w:val="single" w:color="000000" w:sz="6"/>
+              <w:bottom w:val="single" w:color="000000" w:sz="6"/>
+              <w:right w:val="single" w:color="000000" w:sz="6"/>
+            </w:tcBorders>
+            <w:tcMar>
+              <w:top w:type="dxa" w:w="18"/>
+              <w:left w:type="dxa" w:w="40"/>
+              <w:bottom w:type="dxa" w:w="18"/>
+              <w:right w:type="dxa" w:w="40"/>
+            </w:tcMar>
+            <w:vAlign w:val="center"/>
+          </w:tcPr>
+          <w:p>
+            <w:pPr>
+              <w:jc w:val="center"/>
+            </w:pPr>
+            <w:r>
+              <w:rPr>
+                <w:rFonts w:ascii="Malgun Gothic" w:cs="Malgun Gothic" w:eastAsia="Malgun Gothic" w:hAnsi="Malgun Gothic"/>
+                <w:b w:val="false"/>
+                <w:bCs w:val="false"/>
+                <w:color w:val="000000"/>
+                <w:sz w:val="15"/>
+                <w:szCs w:val="15"/>
+              </w:rPr>
+              <w:t xml:space="preserve">270.6</w:t>
+            </w:r>
+          </w:p>
+        </w:tc>
+        <w:tc>
+          <w:tcPr>
+            <w:tcW w:type="dxa" w:w="5000"/>
+            <w:tcBorders>
+              <w:top w:val="single" w:color="000000" w:sz="6"/>
+              <w:left w:val="single" w:color="000000" w:sz="6"/>
+              <w:bottom w:val="single" w:color="000000" w:sz="6"/>
+              <w:right w:val="single" w:color="000000" w:sz="6"/>
+            </w:tcBorders>
+            <w:tcMar>
+              <w:top w:type="dxa" w:w="18"/>
+              <w:left w:type="dxa" w:w="40"/>
+              <w:bottom w:type="dxa" w:w="18"/>
+              <w:right w:type="dxa" w:w="40"/>
+            </w:tcMar>
+            <w:vAlign w:val="center"/>
+          </w:tcPr>
+          <w:p>
+            <w:pPr>
+              <w:jc w:val="left"/>
+            </w:pPr>
+            <w:r>
+              <w:rPr>
+                <w:rFonts w:ascii="Malgun Gothic" w:cs="Malgun Gothic" w:eastAsia="Malgun Gothic" w:hAnsi="Malgun Gothic"/>
+                <w:b w:val="false"/>
+                <w:bCs w:val="false"/>
+                <w:color w:val="000000"/>
+                <w:sz w:val="15"/>
+                <w:szCs w:val="15"/>
+              </w:rPr>
+              <w:t xml:space="preserve">나·다</w:t>
+            </w:r>
+          </w:p>
+        </w:tc>
+      </w:tr>
+      <w:tr>
+        <w:tc>
+          <w:tcPr>
+            <w:tcW w:type="dxa" w:w="1400"/>
+            <w:tcBorders>
+              <w:top w:val="single" w:color="000000" w:sz="6"/>
+              <w:left w:val="single" w:color="000000" w:sz="6"/>
+              <w:bottom w:val="single" w:color="000000" w:sz="6"/>
+              <w:right w:val="single" w:color="000000" w:sz="6"/>
+            </w:tcBorders>
+            <w:tcMar>
+              <w:top w:type="dxa" w:w="18"/>
+              <w:left w:type="dxa" w:w="40"/>
+              <w:bottom w:type="dxa" w:w="18"/>
+              <w:right w:type="dxa" w:w="40"/>
+            </w:tcMar>
+            <w:vAlign w:val="center"/>
+          </w:tcPr>
+          <w:p>
+            <w:pPr>
+              <w:jc w:val="center"/>
+            </w:pPr>
+            <w:r>
+              <w:rPr>
+                <w:rFonts w:ascii="Malgun Gothic" w:cs="Malgun Gothic" w:eastAsia="Malgun Gothic" w:hAnsi="Malgun Gothic"/>
+                <w:b w:val="false"/>
+                <w:bCs w:val="false"/>
+                <w:color w:val="000000"/>
+                <w:sz w:val="15"/>
+                <w:szCs w:val="15"/>
+              </w:rPr>
+              <w:t xml:space="preserve">2019</w:t>
+            </w:r>
+          </w:p>
+        </w:tc>
+        <w:tc>
+          <w:tcPr>
+            <w:tcW w:type="dxa" w:w="1600"/>
+            <w:tcBorders>
+              <w:top w:val="single" w:color="000000" w:sz="6"/>
+              <w:left w:val="single" w:color="000000" w:sz="6"/>
+              <w:bottom w:val="single" w:color="000000" w:sz="6"/>
+              <w:right w:val="single" w:color="000000" w:sz="6"/>
+            </w:tcBorders>
+            <w:tcMar>
+              <w:top w:type="dxa" w:w="18"/>
+              <w:left w:type="dxa" w:w="40"/>
+              <w:bottom w:type="dxa" w:w="18"/>
+              <w:right w:type="dxa" w:w="40"/>
+            </w:tcMar>
+            <w:vAlign w:val="center"/>
+          </w:tcPr>
+          <w:p>
+            <w:pPr>
+              <w:jc w:val="center"/>
+            </w:pPr>
+            <w:r>
+              <w:rPr>
+                <w:rFonts w:ascii="Malgun Gothic" w:cs="Malgun Gothic" w:eastAsia="Malgun Gothic" w:hAnsi="Malgun Gothic"/>
+                <w:b w:val="false"/>
+                <w:bCs w:val="false"/>
+                <w:color w:val="000000"/>
+                <w:sz w:val="15"/>
+                <w:szCs w:val="15"/>
+              </w:rPr>
+              <w:t xml:space="preserve">2</w:t>
+            </w:r>
+          </w:p>
+        </w:tc>
+        <w:tc>
+          <w:tcPr>
+            <w:tcW w:type="dxa" w:w="2400"/>
+            <w:tcBorders>
+              <w:top w:val="single" w:color="000000" w:sz="6"/>
+              <w:left w:val="single" w:color="000000" w:sz="6"/>
+              <w:bottom w:val="single" w:color="000000" w:sz="6"/>
+              <w:right w:val="single" w:color="000000" w:sz="6"/>
+            </w:tcBorders>
+            <w:tcMar>
+              <w:top w:type="dxa" w:w="18"/>
+              <w:left w:type="dxa" w:w="40"/>
+              <w:bottom w:type="dxa" w:w="18"/>
+              <w:right w:type="dxa" w:w="40"/>
+            </w:tcMar>
+            <w:vAlign w:val="center"/>
+          </w:tcPr>
+          <w:p>
+            <w:pPr>
+              <w:jc w:val="center"/>
+            </w:pPr>
+            <w:r>
+              <w:rPr>
+                <w:rFonts w:ascii="Malgun Gothic" w:cs="Malgun Gothic" w:eastAsia="Malgun Gothic" w:hAnsi="Malgun Gothic"/>
+                <w:b w:val="false"/>
+                <w:bCs w:val="false"/>
+                <w:color w:val="000000"/>
+                <w:sz w:val="15"/>
+                <w:szCs w:val="15"/>
+              </w:rPr>
+              <w:t xml:space="preserve">9.5</w:t>
+            </w:r>
+          </w:p>
+        </w:tc>
+        <w:tc>
+          <w:tcPr>
+            <w:tcW w:type="dxa" w:w="5000"/>
+            <w:tcBorders>
+              <w:top w:val="single" w:color="000000" w:sz="6"/>
+              <w:left w:val="single" w:color="000000" w:sz="6"/>
+              <w:bottom w:val="single" w:color="000000" w:sz="6"/>
+              <w:right w:val="single" w:color="000000" w:sz="6"/>
+            </w:tcBorders>
+            <w:tcMar>
+              <w:top w:type="dxa" w:w="18"/>
+              <w:left w:type="dxa" w:w="40"/>
+              <w:bottom w:type="dxa" w:w="18"/>
+              <w:right w:type="dxa" w:w="40"/>
+            </w:tcMar>
+            <w:vAlign w:val="center"/>
+          </w:tcPr>
+          <w:p>
+            <w:pPr>
+              <w:jc w:val="left"/>
+            </w:pPr>
+            <w:r>
+              <w:rPr>
+                <w:rFonts w:ascii="Malgun Gothic" w:cs="Malgun Gothic" w:eastAsia="Malgun Gothic" w:hAnsi="Malgun Gothic"/>
+                <w:b w:val="false"/>
+                <w:bCs w:val="false"/>
+                <w:color w:val="000000"/>
+                <w:sz w:val="15"/>
+                <w:szCs w:val="15"/>
+              </w:rPr>
+              <w:t xml:space="preserve">스</w:t>
+            </w:r>
+          </w:p>
+        </w:tc>
+      </w:tr>
+      <w:tr>
+        <w:tc>
+          <w:tcPr>
+            <w:tcW w:type="dxa" w:w="1400"/>
+            <w:tcBorders>
+              <w:top w:val="single" w:color="000000" w:sz="6"/>
+              <w:left w:val="single" w:color="000000" w:sz="6"/>
+              <w:bottom w:val="single" w:color="000000" w:sz="6"/>
+              <w:right w:val="single" w:color="000000" w:sz="6"/>
+            </w:tcBorders>
+            <w:tcMar>
+              <w:top w:type="dxa" w:w="18"/>
+              <w:left w:type="dxa" w:w="40"/>
+              <w:bottom w:type="dxa" w:w="18"/>
+              <w:right w:type="dxa" w:w="40"/>
+            </w:tcMar>
+            <w:vAlign w:val="center"/>
+          </w:tcPr>
+          <w:p>
+            <w:pPr>
+              <w:jc w:val="center"/>
+            </w:pPr>
+            <w:r>
+              <w:rPr>
+                <w:rFonts w:ascii="Malgun Gothic" w:cs="Malgun Gothic" w:eastAsia="Malgun Gothic" w:hAnsi="Malgun Gothic"/>
+                <w:b w:val="false"/>
+                <w:bCs w:val="false"/>
+                <w:color w:val="000000"/>
+                <w:sz w:val="15"/>
+                <w:szCs w:val="15"/>
+              </w:rPr>
+              <w:t xml:space="preserve">2020</w:t>
+            </w:r>
+          </w:p>
+        </w:tc>
+        <w:tc>
+          <w:tcPr>
+            <w:tcW w:type="dxa" w:w="1600"/>
+            <w:tcBorders>
+              <w:top w:val="single" w:color="000000" w:sz="6"/>
+              <w:left w:val="single" w:color="000000" w:sz="6"/>
+              <w:bottom w:val="single" w:color="000000" w:sz="6"/>
+              <w:right w:val="single" w:color="000000" w:sz="6"/>
+            </w:tcBorders>
+            <w:tcMar>
+              <w:top w:type="dxa" w:w="18"/>
+              <w:left w:type="dxa" w:w="40"/>
+              <w:bottom w:type="dxa" w:w="18"/>
+              <w:right w:type="dxa" w:w="40"/>
+            </w:tcMar>
+            <w:vAlign w:val="center"/>
+          </w:tcPr>
+          <w:p>
+            <w:pPr>
+              <w:jc w:val="center"/>
+            </w:pPr>
+            <w:r>
+              <w:rPr>
+                <w:rFonts w:ascii="Malgun Gothic" w:cs="Malgun Gothic" w:eastAsia="Malgun Gothic" w:hAnsi="Malgun Gothic"/>
+                <w:b w:val="false"/>
+                <w:bCs w:val="false"/>
+                <w:color w:val="000000"/>
+                <w:sz w:val="15"/>
+                <w:szCs w:val="15"/>
+              </w:rPr>
+              <w:t xml:space="preserve">4</w:t>
+            </w:r>
+          </w:p>
+        </w:tc>
+        <w:tc>
+          <w:tcPr>
+            <w:tcW w:type="dxa" w:w="2400"/>
+            <w:tcBorders>
+              <w:top w:val="single" w:color="000000" w:sz="6"/>
+              <w:left w:val="single" w:color="000000" w:sz="6"/>
+              <w:bottom w:val="single" w:color="000000" w:sz="6"/>
+              <w:right w:val="single" w:color="000000" w:sz="6"/>
+            </w:tcBorders>
+            <w:tcMar>
+              <w:top w:type="dxa" w:w="18"/>
+              <w:left w:type="dxa" w:w="40"/>
+              <w:bottom w:type="dxa" w:w="18"/>
+              <w:right w:type="dxa" w:w="40"/>
+            </w:tcMar>
+            <w:vAlign w:val="center"/>
+          </w:tcPr>
+          <w:p>
+            <w:pPr>
+              <w:jc w:val="center"/>
+            </w:pPr>
+            <w:r>
+              <w:rPr>
+                <w:rFonts w:ascii="Malgun Gothic" w:cs="Malgun Gothic" w:eastAsia="Malgun Gothic" w:hAnsi="Malgun Gothic"/>
+                <w:b w:val="false"/>
+                <w:bCs w:val="false"/>
+                <w:color w:val="000000"/>
+                <w:sz w:val="15"/>
+                <w:szCs w:val="15"/>
+              </w:rPr>
+              <w:t xml:space="preserve">34.5</w:t>
+            </w:r>
+          </w:p>
+        </w:tc>
+        <w:tc>
+          <w:tcPr>
+            <w:tcW w:type="dxa" w:w="5000"/>
+            <w:tcBorders>
+              <w:top w:val="single" w:color="000000" w:sz="6"/>
+              <w:left w:val="single" w:color="000000" w:sz="6"/>
+              <w:bottom w:val="single" w:color="000000" w:sz="6"/>
+              <w:right w:val="single" w:color="000000" w:sz="6"/>
+            </w:tcBorders>
+            <w:tcMar>
+              <w:top w:type="dxa" w:w="18"/>
+              <w:left w:type="dxa" w:w="40"/>
+              <w:bottom w:type="dxa" w:w="18"/>
+              <w:right w:type="dxa" w:w="40"/>
+            </w:tcMar>
+            <w:vAlign w:val="center"/>
+          </w:tcPr>
+          <w:p>
+            <w:pPr>
+              <w:jc w:val="left"/>
+            </w:pPr>
+            <w:r>
+              <w:rPr>
+                <w:rFonts w:ascii="Malgun Gothic" w:cs="Malgun Gothic" w:eastAsia="Malgun Gothic" w:hAnsi="Malgun Gothic"/>
+                <w:b w:val="false"/>
+                <w:bCs w:val="false"/>
+                <w:color w:val="000000"/>
+                <w:sz w:val="15"/>
+                <w:szCs w:val="15"/>
+              </w:rPr>
+              <w:t xml:space="preserve">나·다</w:t>
+            </w:r>
+          </w:p>
+        </w:tc>
+      </w:tr>
+      <w:tr>
+        <w:tc>
+          <w:tcPr>
+            <w:tcW w:type="dxa" w:w="1400"/>
+            <w:tcBorders>
+              <w:top w:val="single" w:color="000000" w:sz="6"/>
+              <w:left w:val="single" w:color="000000" w:sz="6"/>
+              <w:bottom w:val="single" w:color="000000" w:sz="6"/>
+              <w:right w:val="single" w:color="000000" w:sz="6"/>
+            </w:tcBorders>
+            <w:tcMar>
+              <w:top w:type="dxa" w:w="18"/>
+              <w:left w:type="dxa" w:w="40"/>
+              <w:bottom w:type="dxa" w:w="18"/>
+              <w:right w:type="dxa" w:w="40"/>
+            </w:tcMar>
+            <w:vAlign w:val="center"/>
+          </w:tcPr>
+          <w:p>
+            <w:pPr>
+              <w:jc w:val="center"/>
+            </w:pPr>
+            <w:r>
+              <w:rPr>
+                <w:rFonts w:ascii="Malgun Gothic" w:cs="Malgun Gothic" w:eastAsia="Malgun Gothic" w:hAnsi="Malgun Gothic"/>
+                <w:b w:val="false"/>
+                <w:bCs w:val="false"/>
+                <w:color w:val="000000"/>
+                <w:sz w:val="15"/>
+                <w:szCs w:val="15"/>
+              </w:rPr>
+              <w:t xml:space="preserve">2021</w:t>
+            </w:r>
+          </w:p>
+        </w:tc>
+        <w:tc>
+          <w:tcPr>
+            <w:tcW w:type="dxa" w:w="1600"/>
+            <w:tcBorders>
+              <w:top w:val="single" w:color="000000" w:sz="6"/>
+              <w:left w:val="single" w:color="000000" w:sz="6"/>
+              <w:bottom w:val="single" w:color="000000" w:sz="6"/>
+              <w:right w:val="single" w:color="000000" w:sz="6"/>
+            </w:tcBorders>
+            <w:tcMar>
+              <w:top w:type="dxa" w:w="18"/>
+              <w:left w:type="dxa" w:w="40"/>
+              <w:bottom w:type="dxa" w:w="18"/>
+              <w:right w:type="dxa" w:w="40"/>
+            </w:tcMar>
+            <w:vAlign w:val="center"/>
+          </w:tcPr>
+          <w:p>
+            <w:pPr>
+              <w:jc w:val="center"/>
+            </w:pPr>
+            <w:r>
+              <w:rPr>
+                <w:rFonts w:ascii="Malgun Gothic" w:cs="Malgun Gothic" w:eastAsia="Malgun Gothic" w:hAnsi="Malgun Gothic"/>
+                <w:b w:val="false"/>
+                <w:bCs w:val="false"/>
+                <w:color w:val="000000"/>
+                <w:sz w:val="15"/>
+                <w:szCs w:val="15"/>
+              </w:rPr>
+              <w:t xml:space="preserve">5</w:t>
+            </w:r>
+          </w:p>
+        </w:tc>
+        <w:tc>
+          <w:tcPr>
+            <w:tcW w:type="dxa" w:w="2400"/>
+            <w:tcBorders>
+              <w:top w:val="single" w:color="000000" w:sz="6"/>
+              <w:left w:val="single" w:color="000000" w:sz="6"/>
+              <w:bottom w:val="single" w:color="000000" w:sz="6"/>
+              <w:right w:val="single" w:color="000000" w:sz="6"/>
+            </w:tcBorders>
+            <w:tcMar>
+              <w:top w:type="dxa" w:w="18"/>
+              <w:left w:type="dxa" w:w="40"/>
+              <w:bottom w:type="dxa" w:w="18"/>
+              <w:right w:type="dxa" w:w="40"/>
+            </w:tcMar>
+            <w:vAlign w:val="center"/>
+          </w:tcPr>
+          <w:p>
+            <w:pPr>
+              <w:jc w:val="center"/>
+            </w:pPr>
+            <w:r>
+              <w:rPr>
+                <w:rFonts w:ascii="Malgun Gothic" w:cs="Malgun Gothic" w:eastAsia="Malgun Gothic" w:hAnsi="Malgun Gothic"/>
+                <w:b w:val="false"/>
+                <w:bCs w:val="false"/>
+                <w:color w:val="000000"/>
+                <w:sz w:val="15"/>
+                <w:szCs w:val="15"/>
+              </w:rPr>
+              <w:t xml:space="preserve">77.3</w:t>
+            </w:r>
+          </w:p>
+        </w:tc>
+        <w:tc>
+          <w:tcPr>
+            <w:tcW w:type="dxa" w:w="5000"/>
+            <w:tcBorders>
+              <w:top w:val="single" w:color="000000" w:sz="6"/>
+              <w:left w:val="single" w:color="000000" w:sz="6"/>
+              <w:bottom w:val="single" w:color="000000" w:sz="6"/>
+              <w:right w:val="single" w:color="000000" w:sz="6"/>
+            </w:tcBorders>
+            <w:tcMar>
+              <w:top w:type="dxa" w:w="18"/>
+              <w:left w:type="dxa" w:w="40"/>
+              <w:bottom w:type="dxa" w:w="18"/>
+              <w:right w:type="dxa" w:w="40"/>
+            </w:tcMar>
+            <w:vAlign w:val="center"/>
+          </w:tcPr>
+          <w:p>
+            <w:pPr>
+              <w:jc w:val="left"/>
+            </w:pPr>
+            <w:r>
+              <w:rPr>
+                <w:rFonts w:ascii="Malgun Gothic" w:cs="Malgun Gothic" w:eastAsia="Malgun Gothic" w:hAnsi="Malgun Gothic"/>
+                <w:b w:val="false"/>
+                <w:bCs w:val="false"/>
+                <w:color w:val="000000"/>
+                <w:sz w:val="15"/>
+                <w:szCs w:val="15"/>
+              </w:rPr>
+              <w:t xml:space="preserve">가·다·스</w:t>
+            </w:r>
+          </w:p>
+        </w:tc>
+      </w:tr>
+      <w:tr>
+        <w:tc>
+          <w:tcPr>
+            <w:tcW w:type="dxa" w:w="1400"/>
+            <w:tcBorders>
+              <w:top w:val="single" w:color="000000" w:sz="6"/>
+              <w:left w:val="single" w:color="000000" w:sz="6"/>
+              <w:bottom w:val="single" w:color="000000" w:sz="6"/>
+              <w:right w:val="single" w:color="000000" w:sz="6"/>
+            </w:tcBorders>
+            <w:tcMar>
+              <w:top w:type="dxa" w:w="18"/>
+              <w:left w:type="dxa" w:w="40"/>
+              <w:bottom w:type="dxa" w:w="18"/>
+              <w:right w:type="dxa" w:w="40"/>
+            </w:tcMar>
+            <w:vAlign w:val="center"/>
+          </w:tcPr>
+          <w:p>
+            <w:pPr>
+              <w:jc w:val="center"/>
+            </w:pPr>
+            <w:r>
+              <w:rPr>
+                <w:rFonts w:ascii="Malgun Gothic" w:cs="Malgun Gothic" w:eastAsia="Malgun Gothic" w:hAnsi="Malgun Gothic"/>
+                <w:b w:val="false"/>
+                <w:bCs w:val="false"/>
+                <w:color w:val="000000"/>
+                <w:sz w:val="15"/>
+                <w:szCs w:val="15"/>
+              </w:rPr>
+              <w:t xml:space="preserve">2023</w:t>
+            </w:r>
+          </w:p>
+        </w:tc>
+        <w:tc>
+          <w:tcPr>
+            <w:tcW w:type="dxa" w:w="1600"/>
+            <w:tcBorders>
+              <w:top w:val="single" w:color="000000" w:sz="6"/>
+              <w:left w:val="single" w:color="000000" w:sz="6"/>
+              <w:bottom w:val="single" w:color="000000" w:sz="6"/>
+              <w:right w:val="single" w:color="000000" w:sz="6"/>
+            </w:tcBorders>
+            <w:tcMar>
+              <w:top w:type="dxa" w:w="18"/>
+              <w:left w:type="dxa" w:w="40"/>
+              <w:bottom w:type="dxa" w:w="18"/>
+              <w:right w:type="dxa" w:w="40"/>
+            </w:tcMar>
+            <w:vAlign w:val="center"/>
+          </w:tcPr>
+          <w:p>
+            <w:pPr>
+              <w:jc w:val="center"/>
+            </w:pPr>
+            <w:r>
+              <w:rPr>
+                <w:rFonts w:ascii="Malgun Gothic" w:cs="Malgun Gothic" w:eastAsia="Malgun Gothic" w:hAnsi="Malgun Gothic"/>
+                <w:b w:val="false"/>
+                <w:bCs w:val="false"/>
+                <w:color w:val="000000"/>
+                <w:sz w:val="15"/>
+                <w:szCs w:val="15"/>
+              </w:rPr>
+              <w:t xml:space="preserve">5</w:t>
+            </w:r>
+          </w:p>
+        </w:tc>
+        <w:tc>
+          <w:tcPr>
+            <w:tcW w:type="dxa" w:w="2400"/>
+            <w:tcBorders>
+              <w:top w:val="single" w:color="000000" w:sz="6"/>
+              <w:left w:val="single" w:color="000000" w:sz="6"/>
+              <w:bottom w:val="single" w:color="000000" w:sz="6"/>
+              <w:right w:val="single" w:color="000000" w:sz="6"/>
+            </w:tcBorders>
+            <w:tcMar>
+              <w:top w:type="dxa" w:w="18"/>
+              <w:left w:type="dxa" w:w="40"/>
+              <w:bottom w:type="dxa" w:w="18"/>
+              <w:right w:type="dxa" w:w="40"/>
+            </w:tcMar>
+            <w:vAlign w:val="center"/>
+          </w:tcPr>
+          <w:p>
+            <w:pPr>
+              <w:jc w:val="center"/>
+            </w:pPr>
+            <w:r>
+              <w:rPr>
+                <w:rFonts w:ascii="Malgun Gothic" w:cs="Malgun Gothic" w:eastAsia="Malgun Gothic" w:hAnsi="Malgun Gothic"/>
+                <w:b w:val="false"/>
+                <w:bCs w:val="false"/>
+                <w:color w:val="000000"/>
+                <w:sz w:val="15"/>
+                <w:szCs w:val="15"/>
+              </w:rPr>
+              <w:t xml:space="preserve">74.9</w:t>
+            </w:r>
+          </w:p>
+        </w:tc>
+        <w:tc>
+          <w:tcPr>
+            <w:tcW w:type="dxa" w:w="5000"/>
+            <w:tcBorders>
+              <w:top w:val="single" w:color="000000" w:sz="6"/>
+              <w:left w:val="single" w:color="000000" w:sz="6"/>
+              <w:bottom w:val="single" w:color="000000" w:sz="6"/>
+              <w:right w:val="single" w:color="000000" w:sz="6"/>
+            </w:tcBorders>
+            <w:tcMar>
+              <w:top w:type="dxa" w:w="18"/>
+              <w:left w:type="dxa" w:w="40"/>
+              <w:bottom w:type="dxa" w:w="18"/>
+              <w:right w:type="dxa" w:w="40"/>
+            </w:tcMar>
+            <w:vAlign w:val="center"/>
+          </w:tcPr>
+          <w:p>
+            <w:pPr>
+              <w:jc w:val="left"/>
+            </w:pPr>
+            <w:r>
+              <w:rPr>
+                <w:rFonts w:ascii="Malgun Gothic" w:cs="Malgun Gothic" w:eastAsia="Malgun Gothic" w:hAnsi="Malgun Gothic"/>
+                <w:b w:val="false"/>
+                <w:bCs w:val="false"/>
+                <w:color w:val="000000"/>
+                <w:sz w:val="15"/>
+                <w:szCs w:val="15"/>
+              </w:rPr>
+              <w:t xml:space="preserve">가</w:t>
+            </w:r>
+          </w:p>
+        </w:tc>
+      </w:tr>
+      <w:tr>
+        <w:tc>
+          <w:tcPr>
+            <w:tcW w:type="dxa" w:w="1400"/>
+            <w:tcBorders>
+              <w:top w:val="single" w:color="000000" w:sz="6"/>
+              <w:left w:val="single" w:color="000000" w:sz="6"/>
+              <w:bottom w:val="single" w:color="000000" w:sz="6"/>
+              <w:right w:val="single" w:color="000000" w:sz="6"/>
+            </w:tcBorders>
+            <w:tcMar>
+              <w:top w:type="dxa" w:w="18"/>
+              <w:left w:type="dxa" w:w="40"/>
+              <w:bottom w:type="dxa" w:w="18"/>
+              <w:right w:type="dxa" w:w="40"/>
+            </w:tcMar>
+            <w:vAlign w:val="center"/>
+          </w:tcPr>
+          <w:p>
+            <w:pPr>
+              <w:jc w:val="center"/>
+            </w:pPr>
+            <w:r>
+              <w:rPr>
+                <w:rFonts w:ascii="Malgun Gothic" w:cs="Malgun Gothic" w:eastAsia="Malgun Gothic" w:hAnsi="Malgun Gothic"/>
+                <w:b w:val="false"/>
+                <w:bCs w:val="false"/>
+                <w:color w:val="000000"/>
+                <w:sz w:val="15"/>
+                <w:szCs w:val="15"/>
+              </w:rPr>
+              <w:t xml:space="preserve">2024</w:t>
+            </w:r>
+          </w:p>
+        </w:tc>
+        <w:tc>
+          <w:tcPr>
+            <w:tcW w:type="dxa" w:w="1600"/>
+            <w:tcBorders>
+              <w:top w:val="single" w:color="000000" w:sz="6"/>
+              <w:left w:val="single" w:color="000000" w:sz="6"/>
+              <w:bottom w:val="single" w:color="000000" w:sz="6"/>
+              <w:right w:val="single" w:color="000000" w:sz="6"/>
+            </w:tcBorders>
+            <w:tcMar>
+              <w:top w:type="dxa" w:w="18"/>
+              <w:left w:type="dxa" w:w="40"/>
+              <w:bottom w:type="dxa" w:w="18"/>
+              <w:right w:type="dxa" w:w="40"/>
+            </w:tcMar>
+            <w:vAlign w:val="center"/>
+          </w:tcPr>
+          <w:p>
+            <w:pPr>
+              <w:jc w:val="center"/>
+            </w:pPr>
+            <w:r>
+              <w:rPr>
+                <w:rFonts w:ascii="Malgun Gothic" w:cs="Malgun Gothic" w:eastAsia="Malgun Gothic" w:hAnsi="Malgun Gothic"/>
+                <w:b w:val="false"/>
+                <w:bCs w:val="false"/>
+                <w:color w:val="000000"/>
+                <w:sz w:val="15"/>
+                <w:szCs w:val="15"/>
+              </w:rPr>
+              <w:t xml:space="preserve">3</w:t>
+            </w:r>
+          </w:p>
+        </w:tc>
+        <w:tc>
+          <w:tcPr>
+            <w:tcW w:type="dxa" w:w="2400"/>
+            <w:tcBorders>
+              <w:top w:val="single" w:color="000000" w:sz="6"/>
+              <w:left w:val="single" w:color="000000" w:sz="6"/>
+              <w:bottom w:val="single" w:color="000000" w:sz="6"/>
+              <w:right w:val="single" w:color="000000" w:sz="6"/>
+            </w:tcBorders>
+            <w:tcMar>
+              <w:top w:type="dxa" w:w="18"/>
+              <w:left w:type="dxa" w:w="40"/>
+              <w:bottom w:type="dxa" w:w="18"/>
+              <w:right w:type="dxa" w:w="40"/>
+            </w:tcMar>
+            <w:vAlign w:val="center"/>
+          </w:tcPr>
+          <w:p>
+            <w:pPr>
+              <w:jc w:val="center"/>
+            </w:pPr>
+            <w:r>
+              <w:rPr>
+                <w:rFonts w:ascii="Malgun Gothic" w:cs="Malgun Gothic" w:eastAsia="Malgun Gothic" w:hAnsi="Malgun Gothic"/>
+                <w:b w:val="false"/>
+                <w:bCs w:val="false"/>
+                <w:color w:val="000000"/>
+                <w:sz w:val="15"/>
+                <w:szCs w:val="15"/>
+              </w:rPr>
+              <w:t xml:space="preserve">64.7</w:t>
+            </w:r>
+          </w:p>
+        </w:tc>
+        <w:tc>
+          <w:tcPr>
+            <w:tcW w:type="dxa" w:w="5000"/>
+            <w:tcBorders>
+              <w:top w:val="single" w:color="000000" w:sz="6"/>
+              <w:left w:val="single" w:color="000000" w:sz="6"/>
+              <w:bottom w:val="single" w:color="000000" w:sz="6"/>
+              <w:right w:val="single" w:color="000000" w:sz="6"/>
+            </w:tcBorders>
+            <w:tcMar>
+              <w:top w:type="dxa" w:w="18"/>
+              <w:left w:type="dxa" w:w="40"/>
+              <w:bottom w:type="dxa" w:w="18"/>
+              <w:right w:type="dxa" w:w="40"/>
+            </w:tcMar>
+            <w:vAlign w:val="center"/>
+          </w:tcPr>
+          <w:p>
+            <w:pPr>
+              <w:jc w:val="left"/>
+            </w:pPr>
+            <w:r>
+              <w:rPr>
+                <w:rFonts w:ascii="Malgun Gothic" w:cs="Malgun Gothic" w:eastAsia="Malgun Gothic" w:hAnsi="Malgun Gothic"/>
+                <w:b w:val="false"/>
+                <w:bCs w:val="false"/>
+                <w:color w:val="000000"/>
+                <w:sz w:val="15"/>
+                <w:szCs w:val="15"/>
+              </w:rPr>
+              <w:t xml:space="preserve">가</w:t>
+            </w:r>
+          </w:p>
+        </w:tc>
+      </w:tr>
+      <w:tr>
+        <w:tc>
+          <w:tcPr>
+            <w:tcW w:type="dxa" w:w="1400"/>
+            <w:tcBorders>
+              <w:top w:val="single" w:color="000000" w:sz="6"/>
+              <w:left w:val="single" w:color="000000" w:sz="6"/>
+              <w:bottom w:val="single" w:color="000000" w:sz="6"/>
+              <w:right w:val="single" w:color="000000" w:sz="6"/>
+            </w:tcBorders>
+            <w:tcMar>
+              <w:top w:type="dxa" w:w="18"/>
+              <w:left w:type="dxa" w:w="40"/>
+              <w:bottom w:type="dxa" w:w="18"/>
+              <w:right w:type="dxa" w:w="40"/>
+            </w:tcMar>
+            <w:vAlign w:val="center"/>
+          </w:tcPr>
+          <w:p>
+            <w:pPr>
+              <w:jc w:val="center"/>
+            </w:pPr>
+            <w:r>
+              <w:rPr>
+                <w:rFonts w:ascii="Malgun Gothic" w:cs="Malgun Gothic" w:eastAsia="Malgun Gothic" w:hAnsi="Malgun Gothic"/>
+                <w:b w:val="false"/>
+                <w:bCs w:val="false"/>
+                <w:color w:val="000000"/>
+                <w:sz w:val="15"/>
+                <w:szCs w:val="15"/>
+              </w:rPr>
+              <w:t xml:space="preserve">2025</w:t>
+            </w:r>
+          </w:p>
+        </w:tc>
+        <w:tc>
+          <w:tcPr>
+            <w:tcW w:type="dxa" w:w="1600"/>
+            <w:tcBorders>
+              <w:top w:val="single" w:color="000000" w:sz="6"/>
+              <w:left w:val="single" w:color="000000" w:sz="6"/>
+              <w:bottom w:val="single" w:color="000000" w:sz="6"/>
+              <w:right w:val="single" w:color="000000" w:sz="6"/>
+            </w:tcBorders>
+            <w:tcMar>
+              <w:top w:type="dxa" w:w="18"/>
+              <w:left w:type="dxa" w:w="40"/>
+              <w:bottom w:type="dxa" w:w="18"/>
+              <w:right w:type="dxa" w:w="40"/>
+            </w:tcMar>
+            <w:vAlign w:val="center"/>
+          </w:tcPr>
+          <w:p>
+            <w:pPr>
+              <w:jc w:val="center"/>
+            </w:pPr>
+            <w:r>
+              <w:rPr>
+                <w:rFonts w:ascii="Malgun Gothic" w:cs="Malgun Gothic" w:eastAsia="Malgun Gothic" w:hAnsi="Malgun Gothic"/>
+                <w:b w:val="false"/>
+                <w:bCs w:val="false"/>
+                <w:color w:val="000000"/>
+                <w:sz w:val="15"/>
+                <w:szCs w:val="15"/>
+              </w:rPr>
+              <w:t xml:space="preserve">7</w:t>
+            </w:r>
+          </w:p>
+        </w:tc>
+        <w:tc>
+          <w:tcPr>
+            <w:tcW w:type="dxa" w:w="2400"/>
+            <w:tcBorders>
+              <w:top w:val="single" w:color="000000" w:sz="6"/>
+              <w:left w:val="single" w:color="000000" w:sz="6"/>
+              <w:bottom w:val="single" w:color="000000" w:sz="6"/>
+              <w:right w:val="single" w:color="000000" w:sz="6"/>
+            </w:tcBorders>
+            <w:tcMar>
+              <w:top w:type="dxa" w:w="18"/>
+              <w:left w:type="dxa" w:w="40"/>
+              <w:bottom w:type="dxa" w:w="18"/>
+              <w:right w:type="dxa" w:w="40"/>
+            </w:tcMar>
+            <w:vAlign w:val="center"/>
+          </w:tcPr>
+          <w:p>
+            <w:pPr>
+              <w:jc w:val="center"/>
+            </w:pPr>
+            <w:r>
+              <w:rPr>
+                <w:rFonts w:ascii="Malgun Gothic" w:cs="Malgun Gothic" w:eastAsia="Malgun Gothic" w:hAnsi="Malgun Gothic"/>
+                <w:b w:val="false"/>
+                <w:bCs w:val="false"/>
+                <w:color w:val="000000"/>
+                <w:sz w:val="15"/>
+                <w:szCs w:val="15"/>
+              </w:rPr>
+              <w:t xml:space="preserve">180.5</w:t>
+            </w:r>
+          </w:p>
+        </w:tc>
+        <w:tc>
+          <w:tcPr>
+            <w:tcW w:type="dxa" w:w="5000"/>
+            <w:tcBorders>
+              <w:top w:val="single" w:color="000000" w:sz="6"/>
+              <w:left w:val="single" w:color="000000" w:sz="6"/>
+              <w:bottom w:val="single" w:color="000000" w:sz="6"/>
+              <w:right w:val="single" w:color="000000" w:sz="6"/>
+            </w:tcBorders>
+            <w:tcMar>
+              <w:top w:type="dxa" w:w="18"/>
+              <w:left w:type="dxa" w:w="40"/>
+              <w:bottom w:type="dxa" w:w="18"/>
+              <w:right w:type="dxa" w:w="40"/>
+            </w:tcMar>
+            <w:vAlign w:val="center"/>
+          </w:tcPr>
+          <w:p>
+            <w:pPr>
+              <w:jc w:val="left"/>
+            </w:pPr>
+            <w:r>
+              <w:rPr>
+                <w:rFonts w:ascii="Malgun Gothic" w:cs="Malgun Gothic" w:eastAsia="Malgun Gothic" w:hAnsi="Malgun Gothic"/>
+                <w:b w:val="false"/>
+                <w:bCs w:val="false"/>
+                <w:color w:val="000000"/>
+                <w:sz w:val="15"/>
+                <w:szCs w:val="15"/>
+              </w:rPr>
+              <w:t xml:space="preserve">가·스</w:t>
+            </w:r>
+          </w:p>
+        </w:tc>
+      </w:tr>
+      <w:tr>
+        <w:tc>
+          <w:tcPr>
+            <w:tcW w:type="dxa" w:w="1400"/>
+            <w:tcBorders>
+              <w:top w:val="single" w:color="000000" w:sz="6"/>
+              <w:left w:val="single" w:color="000000" w:sz="6"/>
+              <w:bottom w:val="single" w:color="000000" w:sz="6"/>
+              <w:right w:val="single" w:color="000000" w:sz="6"/>
+            </w:tcBorders>
+            <w:tcMar>
+              <w:top w:type="dxa" w:w="18"/>
+              <w:left w:type="dxa" w:w="40"/>
+              <w:bottom w:type="dxa" w:w="18"/>
+              <w:right w:type="dxa" w:w="40"/>
+            </w:tcMar>
+            <w:vAlign w:val="center"/>
+          </w:tcPr>
+          <w:p>
+            <w:pPr>
+              <w:jc w:val="center"/>
+            </w:pPr>
+            <w:r>
+              <w:rPr>
+                <w:rFonts w:ascii="Malgun Gothic" w:cs="Malgun Gothic" w:eastAsia="Malgun Gothic" w:hAnsi="Malgun Gothic"/>
+                <w:b w:val="false"/>
+                <w:bCs w:val="false"/>
+                <w:color w:val="000000"/>
+                <w:sz w:val="15"/>
+                <w:szCs w:val="15"/>
+              </w:rPr>
+              <w:t xml:space="preserve">2026</w:t>
+            </w:r>
+          </w:p>
+        </w:tc>
+        <w:tc>
+          <w:tcPr>
+            <w:tcW w:type="dxa" w:w="1600"/>
+            <w:tcBorders>
+              <w:top w:val="single" w:color="000000" w:sz="6"/>
+              <w:left w:val="single" w:color="000000" w:sz="6"/>
+              <w:bottom w:val="single" w:color="000000" w:sz="6"/>
+              <w:right w:val="single" w:color="000000" w:sz="6"/>
+            </w:tcBorders>
+            <w:tcMar>
+              <w:top w:type="dxa" w:w="18"/>
+              <w:left w:type="dxa" w:w="40"/>
+              <w:bottom w:type="dxa" w:w="18"/>
+              <w:right w:type="dxa" w:w="40"/>
+            </w:tcMar>
+            <w:vAlign w:val="center"/>
+          </w:tcPr>
+          <w:p>
+            <w:pPr>
+              <w:jc w:val="center"/>
+            </w:pPr>
+            <w:r>
+              <w:rPr>
+                <w:rFonts w:ascii="Malgun Gothic" w:cs="Malgun Gothic" w:eastAsia="Malgun Gothic" w:hAnsi="Malgun Gothic"/>
+                <w:b w:val="false"/>
+                <w:bCs w:val="false"/>
+                <w:color w:val="000000"/>
+                <w:sz w:val="15"/>
+                <w:szCs w:val="15"/>
+              </w:rPr>
+              <w:t xml:space="preserve">1</w:t>
+            </w:r>
+          </w:p>
+        </w:tc>
+        <w:tc>
+          <w:tcPr>
+            <w:tcW w:type="dxa" w:w="2400"/>
+            <w:tcBorders>
+              <w:top w:val="single" w:color="000000" w:sz="6"/>
+              <w:left w:val="single" w:color="000000" w:sz="6"/>
+              <w:bottom w:val="single" w:color="000000" w:sz="6"/>
+              <w:right w:val="single" w:color="000000" w:sz="6"/>
+            </w:tcBorders>
+            <w:tcMar>
+              <w:top w:type="dxa" w:w="18"/>
+              <w:left w:type="dxa" w:w="40"/>
+              <w:bottom w:type="dxa" w:w="18"/>
+              <w:right w:type="dxa" w:w="40"/>
+            </w:tcMar>
+            <w:vAlign w:val="center"/>
+          </w:tcPr>
+          <w:p>
+            <w:pPr>
+              <w:jc w:val="center"/>
+            </w:pPr>
+            <w:r>
+              <w:rPr>
+                <w:rFonts w:ascii="Malgun Gothic" w:cs="Malgun Gothic" w:eastAsia="Malgun Gothic" w:hAnsi="Malgun Gothic"/>
+                <w:b w:val="false"/>
+                <w:bCs w:val="false"/>
+                <w:color w:val="000000"/>
+                <w:sz w:val="15"/>
+                <w:szCs w:val="15"/>
+              </w:rPr>
+              <w:t xml:space="preserve">15.3</w:t>
+            </w:r>
+          </w:p>
+        </w:tc>
+        <w:tc>
+          <w:tcPr>
+            <w:tcW w:type="dxa" w:w="5000"/>
+            <w:tcBorders>
+              <w:top w:val="single" w:color="000000" w:sz="6"/>
+              <w:left w:val="single" w:color="000000" w:sz="6"/>
+              <w:bottom w:val="single" w:color="000000" w:sz="6"/>
+              <w:right w:val="single" w:color="000000" w:sz="6"/>
+            </w:tcBorders>
+            <w:tcMar>
+              <w:top w:type="dxa" w:w="18"/>
+              <w:left w:type="dxa" w:w="40"/>
+              <w:bottom w:type="dxa" w:w="18"/>
+              <w:right w:type="dxa" w:w="40"/>
+            </w:tcMar>
+            <w:vAlign w:val="center"/>
+          </w:tcPr>
+          <w:p>
+            <w:pPr>
+              <w:jc w:val="left"/>
+            </w:pPr>
+            <w:r>
+              <w:rPr>
+                <w:rFonts w:ascii="Malgun Gothic" w:cs="Malgun Gothic" w:eastAsia="Malgun Gothic" w:hAnsi="Malgun Gothic"/>
+                <w:b w:val="false"/>
+                <w:bCs w:val="false"/>
+                <w:color w:val="000000"/>
+                <w:sz w:val="15"/>
+                <w:szCs w:val="15"/>
+              </w:rPr>
+              <w:t xml:space="preserve">가</w:t>
+            </w:r>
+          </w:p>
+        </w:tc>
+      </w:tr>
+      <w:tr>
+        <w:tc>
+          <w:tcPr>
+            <w:tcW w:type="dxa" w:w="1400"/>
             <w:tcBorders>
               <w:top w:val="single" w:color="000000" w:sz="6"/>
               <w:left w:val="single" w:color="000000" w:sz="6"/>
@@ -1338,2764 +2719,112 @@
                 <w:sz w:val="15"/>
                 <w:szCs w:val="15"/>
               </w:rPr>
-              <w:t xml:space="preserve">공적관련 점수</w:t>
-            </w:r>
-          </w:p>
-        </w:tc>
-      </w:tr>
-      <w:tr>
-        <w:tc>
-          <w:tcPr>
-            <w:tcW w:type="dxa" w:w="1549"/>
-            <w:tcBorders>
-              <w:top w:val="single" w:color="000000" w:sz="6"/>
-              <w:left w:val="single" w:color="000000" w:sz="6"/>
-              <w:bottom w:val="single" w:color="000000" w:sz="6"/>
-              <w:right w:val="single" w:color="000000" w:sz="6"/>
-            </w:tcBorders>
-            <w:tcMar>
-              <w:top w:type="dxa" w:w="18"/>
-              <w:left w:type="dxa" w:w="40"/>
-              <w:bottom w:type="dxa" w:w="18"/>
-              <w:right w:type="dxa" w:w="40"/>
-            </w:tcMar>
-            <w:vAlign w:val="center"/>
-          </w:tcPr>
-          <w:p>
-            <w:pPr>
-              <w:jc w:val="center"/>
-            </w:pPr>
-            <w:r>
-              <w:rPr>
-                <w:rFonts w:ascii="Malgun Gothic" w:cs="Malgun Gothic" w:eastAsia="Malgun Gothic" w:hAnsi="Malgun Gothic"/>
-                <w:b w:val="false"/>
-                <w:bCs w:val="false"/>
+              <w:t xml:space="preserve">합계</w:t>
+            </w:r>
+          </w:p>
+        </w:tc>
+        <w:tc>
+          <w:tcPr>
+            <w:tcW w:type="dxa" w:w="1600"/>
+            <w:tcBorders>
+              <w:top w:val="single" w:color="000000" w:sz="6"/>
+              <w:left w:val="single" w:color="000000" w:sz="6"/>
+              <w:bottom w:val="single" w:color="000000" w:sz="6"/>
+              <w:right w:val="single" w:color="000000" w:sz="6"/>
+            </w:tcBorders>
+            <w:shd w:fill="EFEFEF" w:color="auto" w:val="clear"/>
+            <w:tcMar>
+              <w:top w:type="dxa" w:w="18"/>
+              <w:left w:type="dxa" w:w="40"/>
+              <w:bottom w:type="dxa" w:w="18"/>
+              <w:right w:type="dxa" w:w="40"/>
+            </w:tcMar>
+            <w:vAlign w:val="center"/>
+          </w:tcPr>
+          <w:p>
+            <w:pPr>
+              <w:jc w:val="center"/>
+            </w:pPr>
+            <w:r>
+              <w:rPr>
+                <w:rFonts w:ascii="Malgun Gothic" w:cs="Malgun Gothic" w:eastAsia="Malgun Gothic" w:hAnsi="Malgun Gothic"/>
+                <w:b/>
+                <w:bCs/>
                 <w:color w:val="000000"/>
                 <w:sz w:val="15"/>
                 <w:szCs w:val="15"/>
               </w:rPr>
-              <w:t xml:space="preserve">2009</w:t>
-            </w:r>
-          </w:p>
-        </w:tc>
-        <w:tc>
-          <w:tcPr>
-            <w:tcW w:type="dxa" w:w="1770"/>
-            <w:tcBorders>
-              <w:top w:val="single" w:color="000000" w:sz="6"/>
-              <w:left w:val="single" w:color="000000" w:sz="6"/>
-              <w:bottom w:val="single" w:color="000000" w:sz="6"/>
-              <w:right w:val="single" w:color="000000" w:sz="6"/>
-            </w:tcBorders>
-            <w:tcMar>
-              <w:top w:type="dxa" w:w="18"/>
-              <w:left w:type="dxa" w:w="40"/>
-              <w:bottom w:type="dxa" w:w="18"/>
-              <w:right w:type="dxa" w:w="40"/>
-            </w:tcMar>
-            <w:vAlign w:val="center"/>
-          </w:tcPr>
-          <w:p>
-            <w:pPr>
-              <w:jc w:val="center"/>
-            </w:pPr>
-            <w:r>
-              <w:rPr>
-                <w:rFonts w:ascii="Malgun Gothic" w:cs="Malgun Gothic" w:eastAsia="Malgun Gothic" w:hAnsi="Malgun Gothic"/>
-                <w:b w:val="false"/>
-                <w:bCs w:val="false"/>
+              <w:t xml:space="preserve">37</w:t>
+            </w:r>
+          </w:p>
+        </w:tc>
+        <w:tc>
+          <w:tcPr>
+            <w:tcW w:type="dxa" w:w="2400"/>
+            <w:tcBorders>
+              <w:top w:val="single" w:color="000000" w:sz="6"/>
+              <w:left w:val="single" w:color="000000" w:sz="6"/>
+              <w:bottom w:val="single" w:color="000000" w:sz="6"/>
+              <w:right w:val="single" w:color="000000" w:sz="6"/>
+            </w:tcBorders>
+            <w:shd w:fill="EFEFEF" w:color="auto" w:val="clear"/>
+            <w:tcMar>
+              <w:top w:type="dxa" w:w="18"/>
+              <w:left w:type="dxa" w:w="40"/>
+              <w:bottom w:type="dxa" w:w="18"/>
+              <w:right w:type="dxa" w:w="40"/>
+            </w:tcMar>
+            <w:vAlign w:val="center"/>
+          </w:tcPr>
+          <w:p>
+            <w:pPr>
+              <w:jc w:val="center"/>
+            </w:pPr>
+            <w:r>
+              <w:rPr>
+                <w:rFonts w:ascii="Malgun Gothic" w:cs="Malgun Gothic" w:eastAsia="Malgun Gothic" w:hAnsi="Malgun Gothic"/>
+                <w:b/>
+                <w:bCs/>
                 <w:color w:val="000000"/>
                 <w:sz w:val="15"/>
                 <w:szCs w:val="15"/>
               </w:rPr>
-              <w:t xml:space="preserve">1</w:t>
-            </w:r>
-          </w:p>
-        </w:tc>
-        <w:tc>
-          <w:tcPr>
-            <w:tcW w:type="dxa" w:w="2655"/>
-            <w:tcBorders>
-              <w:top w:val="single" w:color="000000" w:sz="6"/>
-              <w:left w:val="single" w:color="000000" w:sz="6"/>
-              <w:bottom w:val="single" w:color="000000" w:sz="6"/>
-              <w:right w:val="single" w:color="000000" w:sz="6"/>
-            </w:tcBorders>
-            <w:tcMar>
-              <w:top w:type="dxa" w:w="18"/>
-              <w:left w:type="dxa" w:w="40"/>
-              <w:bottom w:type="dxa" w:w="18"/>
-              <w:right w:type="dxa" w:w="40"/>
-            </w:tcMar>
-            <w:vAlign w:val="center"/>
-          </w:tcPr>
-          <w:p>
-            <w:pPr>
-              <w:jc w:val="center"/>
-            </w:pPr>
-            <w:r>
-              <w:rPr>
-                <w:rFonts w:ascii="Malgun Gothic" w:cs="Malgun Gothic" w:eastAsia="Malgun Gothic" w:hAnsi="Malgun Gothic"/>
-                <w:b w:val="false"/>
-                <w:bCs w:val="false"/>
+              <w:t xml:space="preserve">764</w:t>
+            </w:r>
+          </w:p>
+        </w:tc>
+        <w:tc>
+          <w:tcPr>
+            <w:tcW w:type="dxa" w:w="5000"/>
+            <w:tcBorders>
+              <w:top w:val="single" w:color="000000" w:sz="6"/>
+              <w:left w:val="single" w:color="000000" w:sz="6"/>
+              <w:bottom w:val="single" w:color="000000" w:sz="6"/>
+              <w:right w:val="single" w:color="000000" w:sz="6"/>
+            </w:tcBorders>
+            <w:shd w:fill="EFEFEF" w:color="auto" w:val="clear"/>
+            <w:tcMar>
+              <w:top w:type="dxa" w:w="18"/>
+              <w:left w:type="dxa" w:w="40"/>
+              <w:bottom w:type="dxa" w:w="18"/>
+              <w:right w:type="dxa" w:w="40"/>
+            </w:tcMar>
+            <w:vAlign w:val="center"/>
+          </w:tcPr>
+          <w:p>
+            <w:pPr>
+              <w:jc w:val="left"/>
+            </w:pPr>
+            <w:r>
+              <w:rPr>
+                <w:rFonts w:ascii="Malgun Gothic" w:cs="Malgun Gothic" w:eastAsia="Malgun Gothic" w:hAnsi="Malgun Gothic"/>
+                <w:b/>
+                <w:bCs/>
                 <w:color w:val="000000"/>
                 <w:sz w:val="15"/>
                 <w:szCs w:val="15"/>
               </w:rPr>
-              <w:t xml:space="preserve">6.8</w:t>
-            </w:r>
-          </w:p>
-        </w:tc>
-        <w:tc>
-          <w:tcPr>
-            <w:tcW w:type="dxa" w:w="1770"/>
-            <w:tcBorders>
-              <w:top w:val="single" w:color="000000" w:sz="6"/>
-              <w:left w:val="single" w:color="000000" w:sz="6"/>
-              <w:bottom w:val="single" w:color="000000" w:sz="6"/>
-              <w:right w:val="single" w:color="000000" w:sz="6"/>
-            </w:tcBorders>
-            <w:tcMar>
-              <w:top w:type="dxa" w:w="18"/>
-              <w:left w:type="dxa" w:w="40"/>
-              <w:bottom w:type="dxa" w:w="18"/>
-              <w:right w:type="dxa" w:w="40"/>
-            </w:tcMar>
-            <w:vAlign w:val="center"/>
-          </w:tcPr>
-          <w:p>
-            <w:pPr>
-              <w:jc w:val="center"/>
-            </w:pPr>
-            <w:r>
-              <w:rPr>
-                <w:rFonts w:ascii="Malgun Gothic" w:cs="Malgun Gothic" w:eastAsia="Malgun Gothic" w:hAnsi="Malgun Gothic"/>
-                <w:b w:val="false"/>
-                <w:bCs w:val="false"/>
-                <w:color w:val="000000"/>
-                <w:sz w:val="15"/>
-                <w:szCs w:val="15"/>
-              </w:rPr>
-              <w:t xml:space="preserve">0</w:t>
-            </w:r>
-          </w:p>
-        </w:tc>
-        <w:tc>
-          <w:tcPr>
-            <w:tcW w:type="dxa" w:w="2655"/>
-            <w:tcBorders>
-              <w:top w:val="single" w:color="000000" w:sz="6"/>
-              <w:left w:val="single" w:color="000000" w:sz="6"/>
-              <w:bottom w:val="single" w:color="000000" w:sz="6"/>
-              <w:right w:val="single" w:color="000000" w:sz="6"/>
-            </w:tcBorders>
-            <w:tcMar>
-              <w:top w:type="dxa" w:w="18"/>
-              <w:left w:type="dxa" w:w="40"/>
-              <w:bottom w:type="dxa" w:w="18"/>
-              <w:right w:type="dxa" w:w="40"/>
-            </w:tcMar>
-            <w:vAlign w:val="center"/>
-          </w:tcPr>
-          <w:p>
-            <w:pPr>
-              <w:jc w:val="center"/>
-            </w:pPr>
-            <w:r>
-              <w:rPr>
-                <w:rFonts w:ascii="Malgun Gothic" w:cs="Malgun Gothic" w:eastAsia="Malgun Gothic" w:hAnsi="Malgun Gothic"/>
-                <w:b w:val="false"/>
-                <w:bCs w:val="false"/>
-                <w:color w:val="000000"/>
-                <w:sz w:val="15"/>
-                <w:szCs w:val="15"/>
-              </w:rPr>
-              <w:t xml:space="preserve">0</w:t>
-            </w:r>
-          </w:p>
-        </w:tc>
-      </w:tr>
-      <w:tr>
-        <w:tc>
-          <w:tcPr>
-            <w:tcW w:type="dxa" w:w="1549"/>
-            <w:tcBorders>
-              <w:top w:val="single" w:color="000000" w:sz="6"/>
-              <w:left w:val="single" w:color="000000" w:sz="6"/>
-              <w:bottom w:val="single" w:color="000000" w:sz="6"/>
-              <w:right w:val="single" w:color="000000" w:sz="6"/>
-            </w:tcBorders>
-            <w:tcMar>
-              <w:top w:type="dxa" w:w="18"/>
-              <w:left w:type="dxa" w:w="40"/>
-              <w:bottom w:type="dxa" w:w="18"/>
-              <w:right w:type="dxa" w:w="40"/>
-            </w:tcMar>
-            <w:vAlign w:val="center"/>
-          </w:tcPr>
-          <w:p>
-            <w:pPr>
-              <w:jc w:val="center"/>
-            </w:pPr>
-            <w:r>
-              <w:rPr>
-                <w:rFonts w:ascii="Malgun Gothic" w:cs="Malgun Gothic" w:eastAsia="Malgun Gothic" w:hAnsi="Malgun Gothic"/>
-                <w:b w:val="false"/>
-                <w:bCs w:val="false"/>
-                <w:color w:val="000000"/>
-                <w:sz w:val="15"/>
-                <w:szCs w:val="15"/>
-              </w:rPr>
-              <w:t xml:space="preserve">2012</w:t>
-            </w:r>
-          </w:p>
-        </w:tc>
-        <w:tc>
-          <w:tcPr>
-            <w:tcW w:type="dxa" w:w="1770"/>
-            <w:tcBorders>
-              <w:top w:val="single" w:color="000000" w:sz="6"/>
-              <w:left w:val="single" w:color="000000" w:sz="6"/>
-              <w:bottom w:val="single" w:color="000000" w:sz="6"/>
-              <w:right w:val="single" w:color="000000" w:sz="6"/>
-            </w:tcBorders>
-            <w:tcMar>
-              <w:top w:type="dxa" w:w="18"/>
-              <w:left w:type="dxa" w:w="40"/>
-              <w:bottom w:type="dxa" w:w="18"/>
-              <w:right w:type="dxa" w:w="40"/>
-            </w:tcMar>
-            <w:vAlign w:val="center"/>
-          </w:tcPr>
-          <w:p>
-            <w:pPr>
-              <w:jc w:val="center"/>
-            </w:pPr>
-            <w:r>
-              <w:rPr>
-                <w:rFonts w:ascii="Malgun Gothic" w:cs="Malgun Gothic" w:eastAsia="Malgun Gothic" w:hAnsi="Malgun Gothic"/>
-                <w:b w:val="false"/>
-                <w:bCs w:val="false"/>
-                <w:color w:val="000000"/>
-                <w:sz w:val="15"/>
-                <w:szCs w:val="15"/>
-              </w:rPr>
-              <w:t xml:space="preserve">7</w:t>
-            </w:r>
-          </w:p>
-        </w:tc>
-        <w:tc>
-          <w:tcPr>
-            <w:tcW w:type="dxa" w:w="2655"/>
-            <w:tcBorders>
-              <w:top w:val="single" w:color="000000" w:sz="6"/>
-              <w:left w:val="single" w:color="000000" w:sz="6"/>
-              <w:bottom w:val="single" w:color="000000" w:sz="6"/>
-              <w:right w:val="single" w:color="000000" w:sz="6"/>
-            </w:tcBorders>
-            <w:tcMar>
-              <w:top w:type="dxa" w:w="18"/>
-              <w:left w:type="dxa" w:w="40"/>
-              <w:bottom w:type="dxa" w:w="18"/>
-              <w:right w:type="dxa" w:w="40"/>
-            </w:tcMar>
-            <w:vAlign w:val="center"/>
-          </w:tcPr>
-          <w:p>
-            <w:pPr>
-              <w:jc w:val="center"/>
-            </w:pPr>
-            <w:r>
-              <w:rPr>
-                <w:rFonts w:ascii="Malgun Gothic" w:cs="Malgun Gothic" w:eastAsia="Malgun Gothic" w:hAnsi="Malgun Gothic"/>
-                <w:b w:val="false"/>
-                <w:bCs w:val="false"/>
-                <w:color w:val="000000"/>
-                <w:sz w:val="15"/>
-                <w:szCs w:val="15"/>
-              </w:rPr>
-              <w:t xml:space="preserve">12</w:t>
-            </w:r>
-          </w:p>
-        </w:tc>
-        <w:tc>
-          <w:tcPr>
-            <w:tcW w:type="dxa" w:w="1770"/>
-            <w:tcBorders>
-              <w:top w:val="single" w:color="000000" w:sz="6"/>
-              <w:left w:val="single" w:color="000000" w:sz="6"/>
-              <w:bottom w:val="single" w:color="000000" w:sz="6"/>
-              <w:right w:val="single" w:color="000000" w:sz="6"/>
-            </w:tcBorders>
-            <w:tcMar>
-              <w:top w:type="dxa" w:w="18"/>
-              <w:left w:type="dxa" w:w="40"/>
-              <w:bottom w:type="dxa" w:w="18"/>
-              <w:right w:type="dxa" w:w="40"/>
-            </w:tcMar>
-            <w:vAlign w:val="center"/>
-          </w:tcPr>
-          <w:p>
-            <w:pPr>
-              <w:jc w:val="center"/>
-            </w:pPr>
-            <w:r>
-              <w:rPr>
-                <w:rFonts w:ascii="Malgun Gothic" w:cs="Malgun Gothic" w:eastAsia="Malgun Gothic" w:hAnsi="Malgun Gothic"/>
-                <w:b w:val="false"/>
-                <w:bCs w:val="false"/>
-                <w:color w:val="000000"/>
-                <w:sz w:val="15"/>
-                <w:szCs w:val="15"/>
-              </w:rPr>
-              <w:t xml:space="preserve">0</w:t>
-            </w:r>
-          </w:p>
-        </w:tc>
-        <w:tc>
-          <w:tcPr>
-            <w:tcW w:type="dxa" w:w="2655"/>
-            <w:tcBorders>
-              <w:top w:val="single" w:color="000000" w:sz="6"/>
-              <w:left w:val="single" w:color="000000" w:sz="6"/>
-              <w:bottom w:val="single" w:color="000000" w:sz="6"/>
-              <w:right w:val="single" w:color="000000" w:sz="6"/>
-            </w:tcBorders>
-            <w:tcMar>
-              <w:top w:type="dxa" w:w="18"/>
-              <w:left w:type="dxa" w:w="40"/>
-              <w:bottom w:type="dxa" w:w="18"/>
-              <w:right w:type="dxa" w:w="40"/>
-            </w:tcMar>
-            <w:vAlign w:val="center"/>
-          </w:tcPr>
-          <w:p>
-            <w:pPr>
-              <w:jc w:val="center"/>
-            </w:pPr>
-            <w:r>
-              <w:rPr>
-                <w:rFonts w:ascii="Malgun Gothic" w:cs="Malgun Gothic" w:eastAsia="Malgun Gothic" w:hAnsi="Malgun Gothic"/>
-                <w:b w:val="false"/>
-                <w:bCs w:val="false"/>
-                <w:color w:val="000000"/>
-                <w:sz w:val="15"/>
-                <w:szCs w:val="15"/>
-              </w:rPr>
-              <w:t xml:space="preserve">0</w:t>
-            </w:r>
-          </w:p>
-        </w:tc>
-      </w:tr>
-      <w:tr>
-        <w:tc>
-          <w:tcPr>
-            <w:tcW w:type="dxa" w:w="1549"/>
-            <w:tcBorders>
-              <w:top w:val="single" w:color="000000" w:sz="6"/>
-              <w:left w:val="single" w:color="000000" w:sz="6"/>
-              <w:bottom w:val="single" w:color="000000" w:sz="6"/>
-              <w:right w:val="single" w:color="000000" w:sz="6"/>
-            </w:tcBorders>
-            <w:tcMar>
-              <w:top w:type="dxa" w:w="18"/>
-              <w:left w:type="dxa" w:w="40"/>
-              <w:bottom w:type="dxa" w:w="18"/>
-              <w:right w:type="dxa" w:w="40"/>
-            </w:tcMar>
-            <w:vAlign w:val="center"/>
-          </w:tcPr>
-          <w:p>
-            <w:pPr>
-              <w:jc w:val="center"/>
-            </w:pPr>
-            <w:r>
-              <w:rPr>
-                <w:rFonts w:ascii="Malgun Gothic" w:cs="Malgun Gothic" w:eastAsia="Malgun Gothic" w:hAnsi="Malgun Gothic"/>
-                <w:b w:val="false"/>
-                <w:bCs w:val="false"/>
-                <w:color w:val="000000"/>
-                <w:sz w:val="15"/>
-                <w:szCs w:val="15"/>
-              </w:rPr>
-              <w:t xml:space="preserve">2013</w:t>
-            </w:r>
-          </w:p>
-        </w:tc>
-        <w:tc>
-          <w:tcPr>
-            <w:tcW w:type="dxa" w:w="1770"/>
-            <w:tcBorders>
-              <w:top w:val="single" w:color="000000" w:sz="6"/>
-              <w:left w:val="single" w:color="000000" w:sz="6"/>
-              <w:bottom w:val="single" w:color="000000" w:sz="6"/>
-              <w:right w:val="single" w:color="000000" w:sz="6"/>
-            </w:tcBorders>
-            <w:tcMar>
-              <w:top w:type="dxa" w:w="18"/>
-              <w:left w:type="dxa" w:w="40"/>
-              <w:bottom w:type="dxa" w:w="18"/>
-              <w:right w:type="dxa" w:w="40"/>
-            </w:tcMar>
-            <w:vAlign w:val="center"/>
-          </w:tcPr>
-          <w:p>
-            <w:pPr>
-              <w:jc w:val="center"/>
-            </w:pPr>
-            <w:r>
-              <w:rPr>
-                <w:rFonts w:ascii="Malgun Gothic" w:cs="Malgun Gothic" w:eastAsia="Malgun Gothic" w:hAnsi="Malgun Gothic"/>
-                <w:b w:val="false"/>
-                <w:bCs w:val="false"/>
-                <w:color w:val="000000"/>
-                <w:sz w:val="15"/>
-                <w:szCs w:val="15"/>
-              </w:rPr>
-              <w:t xml:space="preserve">12</w:t>
-            </w:r>
-          </w:p>
-        </w:tc>
-        <w:tc>
-          <w:tcPr>
-            <w:tcW w:type="dxa" w:w="2655"/>
-            <w:tcBorders>
-              <w:top w:val="single" w:color="000000" w:sz="6"/>
-              <w:left w:val="single" w:color="000000" w:sz="6"/>
-              <w:bottom w:val="single" w:color="000000" w:sz="6"/>
-              <w:right w:val="single" w:color="000000" w:sz="6"/>
-            </w:tcBorders>
-            <w:tcMar>
-              <w:top w:type="dxa" w:w="18"/>
-              <w:left w:type="dxa" w:w="40"/>
-              <w:bottom w:type="dxa" w:w="18"/>
-              <w:right w:type="dxa" w:w="40"/>
-            </w:tcMar>
-            <w:vAlign w:val="center"/>
-          </w:tcPr>
-          <w:p>
-            <w:pPr>
-              <w:jc w:val="center"/>
-            </w:pPr>
-            <w:r>
-              <w:rPr>
-                <w:rFonts w:ascii="Malgun Gothic" w:cs="Malgun Gothic" w:eastAsia="Malgun Gothic" w:hAnsi="Malgun Gothic"/>
-                <w:b w:val="false"/>
-                <w:bCs w:val="false"/>
-                <w:color w:val="000000"/>
-                <w:sz w:val="15"/>
-                <w:szCs w:val="15"/>
-              </w:rPr>
-              <w:t xml:space="preserve">17.5</w:t>
-            </w:r>
-          </w:p>
-        </w:tc>
-        <w:tc>
-          <w:tcPr>
-            <w:tcW w:type="dxa" w:w="1770"/>
-            <w:tcBorders>
-              <w:top w:val="single" w:color="000000" w:sz="6"/>
-              <w:left w:val="single" w:color="000000" w:sz="6"/>
-              <w:bottom w:val="single" w:color="000000" w:sz="6"/>
-              <w:right w:val="single" w:color="000000" w:sz="6"/>
-            </w:tcBorders>
-            <w:tcMar>
-              <w:top w:type="dxa" w:w="18"/>
-              <w:left w:type="dxa" w:w="40"/>
-              <w:bottom w:type="dxa" w:w="18"/>
-              <w:right w:type="dxa" w:w="40"/>
-            </w:tcMar>
-            <w:vAlign w:val="center"/>
-          </w:tcPr>
-          <w:p>
-            <w:pPr>
-              <w:jc w:val="center"/>
-            </w:pPr>
-            <w:r>
-              <w:rPr>
-                <w:rFonts w:ascii="Malgun Gothic" w:cs="Malgun Gothic" w:eastAsia="Malgun Gothic" w:hAnsi="Malgun Gothic"/>
-                <w:b w:val="false"/>
-                <w:bCs w:val="false"/>
-                <w:color w:val="000000"/>
-                <w:sz w:val="15"/>
-                <w:szCs w:val="15"/>
-              </w:rPr>
-              <w:t xml:space="preserve">0</w:t>
-            </w:r>
-          </w:p>
-        </w:tc>
-        <w:tc>
-          <w:tcPr>
-            <w:tcW w:type="dxa" w:w="2655"/>
-            <w:tcBorders>
-              <w:top w:val="single" w:color="000000" w:sz="6"/>
-              <w:left w:val="single" w:color="000000" w:sz="6"/>
-              <w:bottom w:val="single" w:color="000000" w:sz="6"/>
-              <w:right w:val="single" w:color="000000" w:sz="6"/>
-            </w:tcBorders>
-            <w:tcMar>
-              <w:top w:type="dxa" w:w="18"/>
-              <w:left w:type="dxa" w:w="40"/>
-              <w:bottom w:type="dxa" w:w="18"/>
-              <w:right w:type="dxa" w:w="40"/>
-            </w:tcMar>
-            <w:vAlign w:val="center"/>
-          </w:tcPr>
-          <w:p>
-            <w:pPr>
-              <w:jc w:val="center"/>
-            </w:pPr>
-            <w:r>
-              <w:rPr>
-                <w:rFonts w:ascii="Malgun Gothic" w:cs="Malgun Gothic" w:eastAsia="Malgun Gothic" w:hAnsi="Malgun Gothic"/>
-                <w:b w:val="false"/>
-                <w:bCs w:val="false"/>
-                <w:color w:val="000000"/>
-                <w:sz w:val="15"/>
-                <w:szCs w:val="15"/>
-              </w:rPr>
-              <w:t xml:space="preserve">0</w:t>
-            </w:r>
-          </w:p>
-        </w:tc>
-      </w:tr>
-      <w:tr>
-        <w:tc>
-          <w:tcPr>
-            <w:tcW w:type="dxa" w:w="1549"/>
-            <w:tcBorders>
-              <w:top w:val="single" w:color="000000" w:sz="6"/>
-              <w:left w:val="single" w:color="000000" w:sz="6"/>
-              <w:bottom w:val="single" w:color="000000" w:sz="6"/>
-              <w:right w:val="single" w:color="000000" w:sz="6"/>
-            </w:tcBorders>
-            <w:tcMar>
-              <w:top w:type="dxa" w:w="18"/>
-              <w:left w:type="dxa" w:w="40"/>
-              <w:bottom w:type="dxa" w:w="18"/>
-              <w:right w:type="dxa" w:w="40"/>
-            </w:tcMar>
-            <w:vAlign w:val="center"/>
-          </w:tcPr>
-          <w:p>
-            <w:pPr>
-              <w:jc w:val="center"/>
-            </w:pPr>
-            <w:r>
-              <w:rPr>
-                <w:rFonts w:ascii="Malgun Gothic" w:cs="Malgun Gothic" w:eastAsia="Malgun Gothic" w:hAnsi="Malgun Gothic"/>
-                <w:b w:val="false"/>
-                <w:bCs w:val="false"/>
-                <w:color w:val="000000"/>
-                <w:sz w:val="15"/>
-                <w:szCs w:val="15"/>
-              </w:rPr>
-              <w:t xml:space="preserve">2014</w:t>
-            </w:r>
-          </w:p>
-        </w:tc>
-        <w:tc>
-          <w:tcPr>
-            <w:tcW w:type="dxa" w:w="1770"/>
-            <w:tcBorders>
-              <w:top w:val="single" w:color="000000" w:sz="6"/>
-              <w:left w:val="single" w:color="000000" w:sz="6"/>
-              <w:bottom w:val="single" w:color="000000" w:sz="6"/>
-              <w:right w:val="single" w:color="000000" w:sz="6"/>
-            </w:tcBorders>
-            <w:tcMar>
-              <w:top w:type="dxa" w:w="18"/>
-              <w:left w:type="dxa" w:w="40"/>
-              <w:bottom w:type="dxa" w:w="18"/>
-              <w:right w:type="dxa" w:w="40"/>
-            </w:tcMar>
-            <w:vAlign w:val="center"/>
-          </w:tcPr>
-          <w:p>
-            <w:pPr>
-              <w:jc w:val="center"/>
-            </w:pPr>
-            <w:r>
-              <w:rPr>
-                <w:rFonts w:ascii="Malgun Gothic" w:cs="Malgun Gothic" w:eastAsia="Malgun Gothic" w:hAnsi="Malgun Gothic"/>
-                <w:b w:val="false"/>
-                <w:bCs w:val="false"/>
-                <w:color w:val="000000"/>
-                <w:sz w:val="15"/>
-                <w:szCs w:val="15"/>
-              </w:rPr>
-              <w:t xml:space="preserve">5</w:t>
-            </w:r>
-          </w:p>
-        </w:tc>
-        <w:tc>
-          <w:tcPr>
-            <w:tcW w:type="dxa" w:w="2655"/>
-            <w:tcBorders>
-              <w:top w:val="single" w:color="000000" w:sz="6"/>
-              <w:left w:val="single" w:color="000000" w:sz="6"/>
-              <w:bottom w:val="single" w:color="000000" w:sz="6"/>
-              <w:right w:val="single" w:color="000000" w:sz="6"/>
-            </w:tcBorders>
-            <w:tcMar>
-              <w:top w:type="dxa" w:w="18"/>
-              <w:left w:type="dxa" w:w="40"/>
-              <w:bottom w:type="dxa" w:w="18"/>
-              <w:right w:type="dxa" w:w="40"/>
-            </w:tcMar>
-            <w:vAlign w:val="center"/>
-          </w:tcPr>
-          <w:p>
-            <w:pPr>
-              <w:jc w:val="center"/>
-            </w:pPr>
-            <w:r>
-              <w:rPr>
-                <w:rFonts w:ascii="Malgun Gothic" w:cs="Malgun Gothic" w:eastAsia="Malgun Gothic" w:hAnsi="Malgun Gothic"/>
-                <w:b w:val="false"/>
-                <w:bCs w:val="false"/>
-                <w:color w:val="000000"/>
-                <w:sz w:val="15"/>
-                <w:szCs w:val="15"/>
-              </w:rPr>
-              <w:t xml:space="preserve">18</w:t>
-            </w:r>
-          </w:p>
-        </w:tc>
-        <w:tc>
-          <w:tcPr>
-            <w:tcW w:type="dxa" w:w="1770"/>
-            <w:tcBorders>
-              <w:top w:val="single" w:color="000000" w:sz="6"/>
-              <w:left w:val="single" w:color="000000" w:sz="6"/>
-              <w:bottom w:val="single" w:color="000000" w:sz="6"/>
-              <w:right w:val="single" w:color="000000" w:sz="6"/>
-            </w:tcBorders>
-            <w:tcMar>
-              <w:top w:type="dxa" w:w="18"/>
-              <w:left w:type="dxa" w:w="40"/>
-              <w:bottom w:type="dxa" w:w="18"/>
-              <w:right w:type="dxa" w:w="40"/>
-            </w:tcMar>
-            <w:vAlign w:val="center"/>
-          </w:tcPr>
-          <w:p>
-            <w:pPr>
-              <w:jc w:val="center"/>
-            </w:pPr>
-            <w:r>
-              <w:rPr>
-                <w:rFonts w:ascii="Malgun Gothic" w:cs="Malgun Gothic" w:eastAsia="Malgun Gothic" w:hAnsi="Malgun Gothic"/>
-                <w:b w:val="false"/>
-                <w:bCs w:val="false"/>
-                <w:color w:val="000000"/>
-                <w:sz w:val="15"/>
-                <w:szCs w:val="15"/>
-              </w:rPr>
-              <w:t xml:space="preserve">4</w:t>
-            </w:r>
-          </w:p>
-        </w:tc>
-        <w:tc>
-          <w:tcPr>
-            <w:tcW w:type="dxa" w:w="2655"/>
-            <w:tcBorders>
-              <w:top w:val="single" w:color="000000" w:sz="6"/>
-              <w:left w:val="single" w:color="000000" w:sz="6"/>
-              <w:bottom w:val="single" w:color="000000" w:sz="6"/>
-              <w:right w:val="single" w:color="000000" w:sz="6"/>
-            </w:tcBorders>
-            <w:tcMar>
-              <w:top w:type="dxa" w:w="18"/>
-              <w:left w:type="dxa" w:w="40"/>
-              <w:bottom w:type="dxa" w:w="18"/>
-              <w:right w:type="dxa" w:w="40"/>
-            </w:tcMar>
-            <w:vAlign w:val="center"/>
-          </w:tcPr>
-          <w:p>
-            <w:pPr>
-              <w:jc w:val="center"/>
-            </w:pPr>
-            <w:r>
-              <w:rPr>
-                <w:rFonts w:ascii="Malgun Gothic" w:cs="Malgun Gothic" w:eastAsia="Malgun Gothic" w:hAnsi="Malgun Gothic"/>
-                <w:b w:val="false"/>
-                <w:bCs w:val="false"/>
-                <w:color w:val="000000"/>
-                <w:sz w:val="15"/>
-                <w:szCs w:val="15"/>
-              </w:rPr>
-              <w:t xml:space="preserve">16.5</w:t>
-            </w:r>
-          </w:p>
-        </w:tc>
-      </w:tr>
-      <w:tr>
-        <w:tc>
-          <w:tcPr>
-            <w:tcW w:type="dxa" w:w="1549"/>
-            <w:tcBorders>
-              <w:top w:val="single" w:color="000000" w:sz="6"/>
-              <w:left w:val="single" w:color="000000" w:sz="6"/>
-              <w:bottom w:val="single" w:color="000000" w:sz="6"/>
-              <w:right w:val="single" w:color="000000" w:sz="6"/>
-            </w:tcBorders>
-            <w:tcMar>
-              <w:top w:type="dxa" w:w="18"/>
-              <w:left w:type="dxa" w:w="40"/>
-              <w:bottom w:type="dxa" w:w="18"/>
-              <w:right w:type="dxa" w:w="40"/>
-            </w:tcMar>
-            <w:vAlign w:val="center"/>
-          </w:tcPr>
-          <w:p>
-            <w:pPr>
-              <w:jc w:val="center"/>
-            </w:pPr>
-            <w:r>
-              <w:rPr>
-                <w:rFonts w:ascii="Malgun Gothic" w:cs="Malgun Gothic" w:eastAsia="Malgun Gothic" w:hAnsi="Malgun Gothic"/>
-                <w:b w:val="false"/>
-                <w:bCs w:val="false"/>
-                <w:color w:val="000000"/>
-                <w:sz w:val="15"/>
-                <w:szCs w:val="15"/>
-              </w:rPr>
-              <w:t xml:space="preserve">2015</w:t>
-            </w:r>
-          </w:p>
-        </w:tc>
-        <w:tc>
-          <w:tcPr>
-            <w:tcW w:type="dxa" w:w="1770"/>
-            <w:tcBorders>
-              <w:top w:val="single" w:color="000000" w:sz="6"/>
-              <w:left w:val="single" w:color="000000" w:sz="6"/>
-              <w:bottom w:val="single" w:color="000000" w:sz="6"/>
-              <w:right w:val="single" w:color="000000" w:sz="6"/>
-            </w:tcBorders>
-            <w:tcMar>
-              <w:top w:type="dxa" w:w="18"/>
-              <w:left w:type="dxa" w:w="40"/>
-              <w:bottom w:type="dxa" w:w="18"/>
-              <w:right w:type="dxa" w:w="40"/>
-            </w:tcMar>
-            <w:vAlign w:val="center"/>
-          </w:tcPr>
-          <w:p>
-            <w:pPr>
-              <w:jc w:val="center"/>
-            </w:pPr>
-            <w:r>
-              <w:rPr>
-                <w:rFonts w:ascii="Malgun Gothic" w:cs="Malgun Gothic" w:eastAsia="Malgun Gothic" w:hAnsi="Malgun Gothic"/>
-                <w:b w:val="false"/>
-                <w:bCs w:val="false"/>
-                <w:color w:val="000000"/>
-                <w:sz w:val="15"/>
-                <w:szCs w:val="15"/>
-              </w:rPr>
-              <w:t xml:space="preserve">4</w:t>
-            </w:r>
-          </w:p>
-        </w:tc>
-        <w:tc>
-          <w:tcPr>
-            <w:tcW w:type="dxa" w:w="2655"/>
-            <w:tcBorders>
-              <w:top w:val="single" w:color="000000" w:sz="6"/>
-              <w:left w:val="single" w:color="000000" w:sz="6"/>
-              <w:bottom w:val="single" w:color="000000" w:sz="6"/>
-              <w:right w:val="single" w:color="000000" w:sz="6"/>
-            </w:tcBorders>
-            <w:tcMar>
-              <w:top w:type="dxa" w:w="18"/>
-              <w:left w:type="dxa" w:w="40"/>
-              <w:bottom w:type="dxa" w:w="18"/>
-              <w:right w:type="dxa" w:w="40"/>
-            </w:tcMar>
-            <w:vAlign w:val="center"/>
-          </w:tcPr>
-          <w:p>
-            <w:pPr>
-              <w:jc w:val="center"/>
-            </w:pPr>
-            <w:r>
-              <w:rPr>
-                <w:rFonts w:ascii="Malgun Gothic" w:cs="Malgun Gothic" w:eastAsia="Malgun Gothic" w:hAnsi="Malgun Gothic"/>
-                <w:b w:val="false"/>
-                <w:bCs w:val="false"/>
-                <w:color w:val="000000"/>
-                <w:sz w:val="15"/>
-                <w:szCs w:val="15"/>
-              </w:rPr>
-              <w:t xml:space="preserve">21.7</w:t>
-            </w:r>
-          </w:p>
-        </w:tc>
-        <w:tc>
-          <w:tcPr>
-            <w:tcW w:type="dxa" w:w="1770"/>
-            <w:tcBorders>
-              <w:top w:val="single" w:color="000000" w:sz="6"/>
-              <w:left w:val="single" w:color="000000" w:sz="6"/>
-              <w:bottom w:val="single" w:color="000000" w:sz="6"/>
-              <w:right w:val="single" w:color="000000" w:sz="6"/>
-            </w:tcBorders>
-            <w:tcMar>
-              <w:top w:type="dxa" w:w="18"/>
-              <w:left w:type="dxa" w:w="40"/>
-              <w:bottom w:type="dxa" w:w="18"/>
-              <w:right w:type="dxa" w:w="40"/>
-            </w:tcMar>
-            <w:vAlign w:val="center"/>
-          </w:tcPr>
-          <w:p>
-            <w:pPr>
-              <w:jc w:val="center"/>
-            </w:pPr>
-            <w:r>
-              <w:rPr>
-                <w:rFonts w:ascii="Malgun Gothic" w:cs="Malgun Gothic" w:eastAsia="Malgun Gothic" w:hAnsi="Malgun Gothic"/>
-                <w:b w:val="false"/>
-                <w:bCs w:val="false"/>
-                <w:color w:val="000000"/>
-                <w:sz w:val="15"/>
-                <w:szCs w:val="15"/>
-              </w:rPr>
-              <w:t xml:space="preserve">2</w:t>
-            </w:r>
-          </w:p>
-        </w:tc>
-        <w:tc>
-          <w:tcPr>
-            <w:tcW w:type="dxa" w:w="2655"/>
-            <w:tcBorders>
-              <w:top w:val="single" w:color="000000" w:sz="6"/>
-              <w:left w:val="single" w:color="000000" w:sz="6"/>
-              <w:bottom w:val="single" w:color="000000" w:sz="6"/>
-              <w:right w:val="single" w:color="000000" w:sz="6"/>
-            </w:tcBorders>
-            <w:tcMar>
-              <w:top w:type="dxa" w:w="18"/>
-              <w:left w:type="dxa" w:w="40"/>
-              <w:bottom w:type="dxa" w:w="18"/>
-              <w:right w:type="dxa" w:w="40"/>
-            </w:tcMar>
-            <w:vAlign w:val="center"/>
-          </w:tcPr>
-          <w:p>
-            <w:pPr>
-              <w:jc w:val="center"/>
-            </w:pPr>
-            <w:r>
-              <w:rPr>
-                <w:rFonts w:ascii="Malgun Gothic" w:cs="Malgun Gothic" w:eastAsia="Malgun Gothic" w:hAnsi="Malgun Gothic"/>
-                <w:b w:val="false"/>
-                <w:bCs w:val="false"/>
-                <w:color w:val="000000"/>
-                <w:sz w:val="15"/>
-                <w:szCs w:val="15"/>
-              </w:rPr>
-              <w:t xml:space="preserve">18.7</w:t>
-            </w:r>
-          </w:p>
-        </w:tc>
-      </w:tr>
-      <w:tr>
-        <w:tc>
-          <w:tcPr>
-            <w:tcW w:type="dxa" w:w="1549"/>
-            <w:tcBorders>
-              <w:top w:val="single" w:color="000000" w:sz="6"/>
-              <w:left w:val="single" w:color="000000" w:sz="6"/>
-              <w:bottom w:val="single" w:color="000000" w:sz="6"/>
-              <w:right w:val="single" w:color="000000" w:sz="6"/>
-            </w:tcBorders>
-            <w:tcMar>
-              <w:top w:type="dxa" w:w="18"/>
-              <w:left w:type="dxa" w:w="40"/>
-              <w:bottom w:type="dxa" w:w="18"/>
-              <w:right w:type="dxa" w:w="40"/>
-            </w:tcMar>
-            <w:vAlign w:val="center"/>
-          </w:tcPr>
-          <w:p>
-            <w:pPr>
-              <w:jc w:val="center"/>
-            </w:pPr>
-            <w:r>
-              <w:rPr>
-                <w:rFonts w:ascii="Malgun Gothic" w:cs="Malgun Gothic" w:eastAsia="Malgun Gothic" w:hAnsi="Malgun Gothic"/>
-                <w:b w:val="false"/>
-                <w:bCs w:val="false"/>
-                <w:color w:val="000000"/>
-                <w:sz w:val="15"/>
-                <w:szCs w:val="15"/>
-              </w:rPr>
-              <w:t xml:space="preserve">2016</w:t>
-            </w:r>
-          </w:p>
-        </w:tc>
-        <w:tc>
-          <w:tcPr>
-            <w:tcW w:type="dxa" w:w="1770"/>
-            <w:tcBorders>
-              <w:top w:val="single" w:color="000000" w:sz="6"/>
-              <w:left w:val="single" w:color="000000" w:sz="6"/>
-              <w:bottom w:val="single" w:color="000000" w:sz="6"/>
-              <w:right w:val="single" w:color="000000" w:sz="6"/>
-            </w:tcBorders>
-            <w:tcMar>
-              <w:top w:type="dxa" w:w="18"/>
-              <w:left w:type="dxa" w:w="40"/>
-              <w:bottom w:type="dxa" w:w="18"/>
-              <w:right w:type="dxa" w:w="40"/>
-            </w:tcMar>
-            <w:vAlign w:val="center"/>
-          </w:tcPr>
-          <w:p>
-            <w:pPr>
-              <w:jc w:val="center"/>
-            </w:pPr>
-            <w:r>
-              <w:rPr>
-                <w:rFonts w:ascii="Malgun Gothic" w:cs="Malgun Gothic" w:eastAsia="Malgun Gothic" w:hAnsi="Malgun Gothic"/>
-                <w:b w:val="false"/>
-                <w:bCs w:val="false"/>
-                <w:color w:val="000000"/>
-                <w:sz w:val="15"/>
-                <w:szCs w:val="15"/>
-              </w:rPr>
-              <w:t xml:space="preserve">1</w:t>
-            </w:r>
-          </w:p>
-        </w:tc>
-        <w:tc>
-          <w:tcPr>
-            <w:tcW w:type="dxa" w:w="2655"/>
-            <w:tcBorders>
-              <w:top w:val="single" w:color="000000" w:sz="6"/>
-              <w:left w:val="single" w:color="000000" w:sz="6"/>
-              <w:bottom w:val="single" w:color="000000" w:sz="6"/>
-              <w:right w:val="single" w:color="000000" w:sz="6"/>
-            </w:tcBorders>
-            <w:tcMar>
-              <w:top w:type="dxa" w:w="18"/>
-              <w:left w:type="dxa" w:w="40"/>
-              <w:bottom w:type="dxa" w:w="18"/>
-              <w:right w:type="dxa" w:w="40"/>
-            </w:tcMar>
-            <w:vAlign w:val="center"/>
-          </w:tcPr>
-          <w:p>
-            <w:pPr>
-              <w:jc w:val="center"/>
-            </w:pPr>
-            <w:r>
-              <w:rPr>
-                <w:rFonts w:ascii="Malgun Gothic" w:cs="Malgun Gothic" w:eastAsia="Malgun Gothic" w:hAnsi="Malgun Gothic"/>
-                <w:b w:val="false"/>
-                <w:bCs w:val="false"/>
-                <w:color w:val="000000"/>
-                <w:sz w:val="15"/>
-                <w:szCs w:val="15"/>
-              </w:rPr>
-              <w:t xml:space="preserve">1</w:t>
-            </w:r>
-          </w:p>
-        </w:tc>
-        <w:tc>
-          <w:tcPr>
-            <w:tcW w:type="dxa" w:w="1770"/>
-            <w:tcBorders>
-              <w:top w:val="single" w:color="000000" w:sz="6"/>
-              <w:left w:val="single" w:color="000000" w:sz="6"/>
-              <w:bottom w:val="single" w:color="000000" w:sz="6"/>
-              <w:right w:val="single" w:color="000000" w:sz="6"/>
-            </w:tcBorders>
-            <w:tcMar>
-              <w:top w:type="dxa" w:w="18"/>
-              <w:left w:type="dxa" w:w="40"/>
-              <w:bottom w:type="dxa" w:w="18"/>
-              <w:right w:type="dxa" w:w="40"/>
-            </w:tcMar>
-            <w:vAlign w:val="center"/>
-          </w:tcPr>
-          <w:p>
-            <w:pPr>
-              <w:jc w:val="center"/>
-            </w:pPr>
-            <w:r>
-              <w:rPr>
-                <w:rFonts w:ascii="Malgun Gothic" w:cs="Malgun Gothic" w:eastAsia="Malgun Gothic" w:hAnsi="Malgun Gothic"/>
-                <w:b w:val="false"/>
-                <w:bCs w:val="false"/>
-                <w:color w:val="000000"/>
-                <w:sz w:val="15"/>
-                <w:szCs w:val="15"/>
-              </w:rPr>
-              <w:t xml:space="preserve">0</w:t>
-            </w:r>
-          </w:p>
-        </w:tc>
-        <w:tc>
-          <w:tcPr>
-            <w:tcW w:type="dxa" w:w="2655"/>
-            <w:tcBorders>
-              <w:top w:val="single" w:color="000000" w:sz="6"/>
-              <w:left w:val="single" w:color="000000" w:sz="6"/>
-              <w:bottom w:val="single" w:color="000000" w:sz="6"/>
-              <w:right w:val="single" w:color="000000" w:sz="6"/>
-            </w:tcBorders>
-            <w:tcMar>
-              <w:top w:type="dxa" w:w="18"/>
-              <w:left w:type="dxa" w:w="40"/>
-              <w:bottom w:type="dxa" w:w="18"/>
-              <w:right w:type="dxa" w:w="40"/>
-            </w:tcMar>
-            <w:vAlign w:val="center"/>
-          </w:tcPr>
-          <w:p>
-            <w:pPr>
-              <w:jc w:val="center"/>
-            </w:pPr>
-            <w:r>
-              <w:rPr>
-                <w:rFonts w:ascii="Malgun Gothic" w:cs="Malgun Gothic" w:eastAsia="Malgun Gothic" w:hAnsi="Malgun Gothic"/>
-                <w:b w:val="false"/>
-                <w:bCs w:val="false"/>
-                <w:color w:val="000000"/>
-                <w:sz w:val="15"/>
-                <w:szCs w:val="15"/>
-              </w:rPr>
-              <w:t xml:space="preserve">0</w:t>
-            </w:r>
-          </w:p>
-        </w:tc>
-      </w:tr>
-      <w:tr>
-        <w:tc>
-          <w:tcPr>
-            <w:tcW w:type="dxa" w:w="1549"/>
-            <w:tcBorders>
-              <w:top w:val="single" w:color="000000" w:sz="6"/>
-              <w:left w:val="single" w:color="000000" w:sz="6"/>
-              <w:bottom w:val="single" w:color="000000" w:sz="6"/>
-              <w:right w:val="single" w:color="000000" w:sz="6"/>
-            </w:tcBorders>
-            <w:tcMar>
-              <w:top w:type="dxa" w:w="18"/>
-              <w:left w:type="dxa" w:w="40"/>
-              <w:bottom w:type="dxa" w:w="18"/>
-              <w:right w:type="dxa" w:w="40"/>
-            </w:tcMar>
-            <w:vAlign w:val="center"/>
-          </w:tcPr>
-          <w:p>
-            <w:pPr>
-              <w:jc w:val="center"/>
-            </w:pPr>
-            <w:r>
-              <w:rPr>
-                <w:rFonts w:ascii="Malgun Gothic" w:cs="Malgun Gothic" w:eastAsia="Malgun Gothic" w:hAnsi="Malgun Gothic"/>
-                <w:b w:val="false"/>
-                <w:bCs w:val="false"/>
-                <w:color w:val="000000"/>
-                <w:sz w:val="15"/>
-                <w:szCs w:val="15"/>
-              </w:rPr>
-              <w:t xml:space="preserve">2017</w:t>
-            </w:r>
-          </w:p>
-        </w:tc>
-        <w:tc>
-          <w:tcPr>
-            <w:tcW w:type="dxa" w:w="1770"/>
-            <w:tcBorders>
-              <w:top w:val="single" w:color="000000" w:sz="6"/>
-              <w:left w:val="single" w:color="000000" w:sz="6"/>
-              <w:bottom w:val="single" w:color="000000" w:sz="6"/>
-              <w:right w:val="single" w:color="000000" w:sz="6"/>
-            </w:tcBorders>
-            <w:tcMar>
-              <w:top w:type="dxa" w:w="18"/>
-              <w:left w:type="dxa" w:w="40"/>
-              <w:bottom w:type="dxa" w:w="18"/>
-              <w:right w:type="dxa" w:w="40"/>
-            </w:tcMar>
-            <w:vAlign w:val="center"/>
-          </w:tcPr>
-          <w:p>
-            <w:pPr>
-              <w:jc w:val="center"/>
-            </w:pPr>
-            <w:r>
-              <w:rPr>
-                <w:rFonts w:ascii="Malgun Gothic" w:cs="Malgun Gothic" w:eastAsia="Malgun Gothic" w:hAnsi="Malgun Gothic"/>
-                <w:b w:val="false"/>
-                <w:bCs w:val="false"/>
-                <w:color w:val="000000"/>
-                <w:sz w:val="15"/>
-                <w:szCs w:val="15"/>
-              </w:rPr>
-              <w:t xml:space="preserve">2</w:t>
-            </w:r>
-          </w:p>
-        </w:tc>
-        <w:tc>
-          <w:tcPr>
-            <w:tcW w:type="dxa" w:w="2655"/>
-            <w:tcBorders>
-              <w:top w:val="single" w:color="000000" w:sz="6"/>
-              <w:left w:val="single" w:color="000000" w:sz="6"/>
-              <w:bottom w:val="single" w:color="000000" w:sz="6"/>
-              <w:right w:val="single" w:color="000000" w:sz="6"/>
-            </w:tcBorders>
-            <w:tcMar>
-              <w:top w:type="dxa" w:w="18"/>
-              <w:left w:type="dxa" w:w="40"/>
-              <w:bottom w:type="dxa" w:w="18"/>
-              <w:right w:type="dxa" w:w="40"/>
-            </w:tcMar>
-            <w:vAlign w:val="center"/>
-          </w:tcPr>
-          <w:p>
-            <w:pPr>
-              <w:jc w:val="center"/>
-            </w:pPr>
-            <w:r>
-              <w:rPr>
-                <w:rFonts w:ascii="Malgun Gothic" w:cs="Malgun Gothic" w:eastAsia="Malgun Gothic" w:hAnsi="Malgun Gothic"/>
-                <w:b w:val="false"/>
-                <w:bCs w:val="false"/>
-                <w:color w:val="000000"/>
-                <w:sz w:val="15"/>
-                <w:szCs w:val="15"/>
-              </w:rPr>
-              <w:t xml:space="preserve">2.5</w:t>
-            </w:r>
-          </w:p>
-        </w:tc>
-        <w:tc>
-          <w:tcPr>
-            <w:tcW w:type="dxa" w:w="1770"/>
-            <w:tcBorders>
-              <w:top w:val="single" w:color="000000" w:sz="6"/>
-              <w:left w:val="single" w:color="000000" w:sz="6"/>
-              <w:bottom w:val="single" w:color="000000" w:sz="6"/>
-              <w:right w:val="single" w:color="000000" w:sz="6"/>
-            </w:tcBorders>
-            <w:tcMar>
-              <w:top w:type="dxa" w:w="18"/>
-              <w:left w:type="dxa" w:w="40"/>
-              <w:bottom w:type="dxa" w:w="18"/>
-              <w:right w:type="dxa" w:w="40"/>
-            </w:tcMar>
-            <w:vAlign w:val="center"/>
-          </w:tcPr>
-          <w:p>
-            <w:pPr>
-              <w:jc w:val="center"/>
-            </w:pPr>
-            <w:r>
-              <w:rPr>
-                <w:rFonts w:ascii="Malgun Gothic" w:cs="Malgun Gothic" w:eastAsia="Malgun Gothic" w:hAnsi="Malgun Gothic"/>
-                <w:b w:val="false"/>
-                <w:bCs w:val="false"/>
-                <w:color w:val="000000"/>
-                <w:sz w:val="15"/>
-                <w:szCs w:val="15"/>
-              </w:rPr>
-              <w:t xml:space="preserve">1</w:t>
-            </w:r>
-          </w:p>
-        </w:tc>
-        <w:tc>
-          <w:tcPr>
-            <w:tcW w:type="dxa" w:w="2655"/>
-            <w:tcBorders>
-              <w:top w:val="single" w:color="000000" w:sz="6"/>
-              <w:left w:val="single" w:color="000000" w:sz="6"/>
-              <w:bottom w:val="single" w:color="000000" w:sz="6"/>
-              <w:right w:val="single" w:color="000000" w:sz="6"/>
-            </w:tcBorders>
-            <w:tcMar>
-              <w:top w:type="dxa" w:w="18"/>
-              <w:left w:type="dxa" w:w="40"/>
-              <w:bottom w:type="dxa" w:w="18"/>
-              <w:right w:type="dxa" w:w="40"/>
-            </w:tcMar>
-            <w:vAlign w:val="center"/>
-          </w:tcPr>
-          <w:p>
-            <w:pPr>
-              <w:jc w:val="center"/>
-            </w:pPr>
-            <w:r>
-              <w:rPr>
-                <w:rFonts w:ascii="Malgun Gothic" w:cs="Malgun Gothic" w:eastAsia="Malgun Gothic" w:hAnsi="Malgun Gothic"/>
-                <w:b w:val="false"/>
-                <w:bCs w:val="false"/>
-                <w:color w:val="000000"/>
-                <w:sz w:val="15"/>
-                <w:szCs w:val="15"/>
-              </w:rPr>
-              <w:t xml:space="preserve">1.5</w:t>
-            </w:r>
-          </w:p>
-        </w:tc>
-      </w:tr>
-      <w:tr>
-        <w:tc>
-          <w:tcPr>
-            <w:tcW w:type="dxa" w:w="1549"/>
-            <w:tcBorders>
-              <w:top w:val="single" w:color="000000" w:sz="6"/>
-              <w:left w:val="single" w:color="000000" w:sz="6"/>
-              <w:bottom w:val="single" w:color="000000" w:sz="6"/>
-              <w:right w:val="single" w:color="000000" w:sz="6"/>
-            </w:tcBorders>
-            <w:tcMar>
-              <w:top w:type="dxa" w:w="18"/>
-              <w:left w:type="dxa" w:w="40"/>
-              <w:bottom w:type="dxa" w:w="18"/>
-              <w:right w:type="dxa" w:w="40"/>
-            </w:tcMar>
-            <w:vAlign w:val="center"/>
-          </w:tcPr>
-          <w:p>
-            <w:pPr>
-              <w:jc w:val="center"/>
-            </w:pPr>
-            <w:r>
-              <w:rPr>
-                <w:rFonts w:ascii="Malgun Gothic" w:cs="Malgun Gothic" w:eastAsia="Malgun Gothic" w:hAnsi="Malgun Gothic"/>
-                <w:b w:val="false"/>
-                <w:bCs w:val="false"/>
-                <w:color w:val="000000"/>
-                <w:sz w:val="15"/>
-                <w:szCs w:val="15"/>
-              </w:rPr>
-              <w:t xml:space="preserve">2018</w:t>
-            </w:r>
-          </w:p>
-        </w:tc>
-        <w:tc>
-          <w:tcPr>
-            <w:tcW w:type="dxa" w:w="1770"/>
-            <w:tcBorders>
-              <w:top w:val="single" w:color="000000" w:sz="6"/>
-              <w:left w:val="single" w:color="000000" w:sz="6"/>
-              <w:bottom w:val="single" w:color="000000" w:sz="6"/>
-              <w:right w:val="single" w:color="000000" w:sz="6"/>
-            </w:tcBorders>
-            <w:tcMar>
-              <w:top w:type="dxa" w:w="18"/>
-              <w:left w:type="dxa" w:w="40"/>
-              <w:bottom w:type="dxa" w:w="18"/>
-              <w:right w:type="dxa" w:w="40"/>
-            </w:tcMar>
-            <w:vAlign w:val="center"/>
-          </w:tcPr>
-          <w:p>
-            <w:pPr>
-              <w:jc w:val="center"/>
-            </w:pPr>
-            <w:r>
-              <w:rPr>
-                <w:rFonts w:ascii="Malgun Gothic" w:cs="Malgun Gothic" w:eastAsia="Malgun Gothic" w:hAnsi="Malgun Gothic"/>
-                <w:b w:val="false"/>
-                <w:bCs w:val="false"/>
-                <w:color w:val="000000"/>
-                <w:sz w:val="15"/>
-                <w:szCs w:val="15"/>
-              </w:rPr>
-              <w:t xml:space="preserve">9</w:t>
-            </w:r>
-          </w:p>
-        </w:tc>
-        <w:tc>
-          <w:tcPr>
-            <w:tcW w:type="dxa" w:w="2655"/>
-            <w:tcBorders>
-              <w:top w:val="single" w:color="000000" w:sz="6"/>
-              <w:left w:val="single" w:color="000000" w:sz="6"/>
-              <w:bottom w:val="single" w:color="000000" w:sz="6"/>
-              <w:right w:val="single" w:color="000000" w:sz="6"/>
-            </w:tcBorders>
-            <w:tcMar>
-              <w:top w:type="dxa" w:w="18"/>
-              <w:left w:type="dxa" w:w="40"/>
-              <w:bottom w:type="dxa" w:w="18"/>
-              <w:right w:type="dxa" w:w="40"/>
-            </w:tcMar>
-            <w:vAlign w:val="center"/>
-          </w:tcPr>
-          <w:p>
-            <w:pPr>
-              <w:jc w:val="center"/>
-            </w:pPr>
-            <w:r>
-              <w:rPr>
-                <w:rFonts w:ascii="Malgun Gothic" w:cs="Malgun Gothic" w:eastAsia="Malgun Gothic" w:hAnsi="Malgun Gothic"/>
-                <w:b w:val="false"/>
-                <w:bCs w:val="false"/>
-                <w:color w:val="000000"/>
-                <w:sz w:val="15"/>
-                <w:szCs w:val="15"/>
-              </w:rPr>
-              <w:t xml:space="preserve">305.3</w:t>
-            </w:r>
-          </w:p>
-        </w:tc>
-        <w:tc>
-          <w:tcPr>
-            <w:tcW w:type="dxa" w:w="1770"/>
-            <w:tcBorders>
-              <w:top w:val="single" w:color="000000" w:sz="6"/>
-              <w:left w:val="single" w:color="000000" w:sz="6"/>
-              <w:bottom w:val="single" w:color="000000" w:sz="6"/>
-              <w:right w:val="single" w:color="000000" w:sz="6"/>
-            </w:tcBorders>
-            <w:tcMar>
-              <w:top w:type="dxa" w:w="18"/>
-              <w:left w:type="dxa" w:w="40"/>
-              <w:bottom w:type="dxa" w:w="18"/>
-              <w:right w:type="dxa" w:w="40"/>
-            </w:tcMar>
-            <w:vAlign w:val="center"/>
-          </w:tcPr>
-          <w:p>
-            <w:pPr>
-              <w:jc w:val="center"/>
-            </w:pPr>
-            <w:r>
-              <w:rPr>
-                <w:rFonts w:ascii="Malgun Gothic" w:cs="Malgun Gothic" w:eastAsia="Malgun Gothic" w:hAnsi="Malgun Gothic"/>
-                <w:b w:val="false"/>
-                <w:bCs w:val="false"/>
-                <w:color w:val="000000"/>
-                <w:sz w:val="15"/>
-                <w:szCs w:val="15"/>
-              </w:rPr>
-              <w:t xml:space="preserve">3</w:t>
-            </w:r>
-          </w:p>
-        </w:tc>
-        <w:tc>
-          <w:tcPr>
-            <w:tcW w:type="dxa" w:w="2655"/>
-            <w:tcBorders>
-              <w:top w:val="single" w:color="000000" w:sz="6"/>
-              <w:left w:val="single" w:color="000000" w:sz="6"/>
-              <w:bottom w:val="single" w:color="000000" w:sz="6"/>
-              <w:right w:val="single" w:color="000000" w:sz="6"/>
-            </w:tcBorders>
-            <w:tcMar>
-              <w:top w:type="dxa" w:w="18"/>
-              <w:left w:type="dxa" w:w="40"/>
-              <w:bottom w:type="dxa" w:w="18"/>
-              <w:right w:type="dxa" w:w="40"/>
-            </w:tcMar>
-            <w:vAlign w:val="center"/>
-          </w:tcPr>
-          <w:p>
-            <w:pPr>
-              <w:jc w:val="center"/>
-            </w:pPr>
-            <w:r>
-              <w:rPr>
-                <w:rFonts w:ascii="Malgun Gothic" w:cs="Malgun Gothic" w:eastAsia="Malgun Gothic" w:hAnsi="Malgun Gothic"/>
-                <w:b w:val="false"/>
-                <w:bCs w:val="false"/>
-                <w:color w:val="000000"/>
-                <w:sz w:val="15"/>
-                <w:szCs w:val="15"/>
-              </w:rPr>
-              <w:t xml:space="preserve">270.6</w:t>
-            </w:r>
-          </w:p>
-        </w:tc>
-      </w:tr>
-      <w:tr>
-        <w:tc>
-          <w:tcPr>
-            <w:tcW w:type="dxa" w:w="1549"/>
-            <w:tcBorders>
-              <w:top w:val="single" w:color="000000" w:sz="6"/>
-              <w:left w:val="single" w:color="000000" w:sz="6"/>
-              <w:bottom w:val="single" w:color="000000" w:sz="6"/>
-              <w:right w:val="single" w:color="000000" w:sz="6"/>
-            </w:tcBorders>
-            <w:tcMar>
-              <w:top w:type="dxa" w:w="18"/>
-              <w:left w:type="dxa" w:w="40"/>
-              <w:bottom w:type="dxa" w:w="18"/>
-              <w:right w:type="dxa" w:w="40"/>
-            </w:tcMar>
-            <w:vAlign w:val="center"/>
-          </w:tcPr>
-          <w:p>
-            <w:pPr>
-              <w:jc w:val="center"/>
-            </w:pPr>
-            <w:r>
-              <w:rPr>
-                <w:rFonts w:ascii="Malgun Gothic" w:cs="Malgun Gothic" w:eastAsia="Malgun Gothic" w:hAnsi="Malgun Gothic"/>
-                <w:b w:val="false"/>
-                <w:bCs w:val="false"/>
-                <w:color w:val="000000"/>
-                <w:sz w:val="15"/>
-                <w:szCs w:val="15"/>
-              </w:rPr>
-              <w:t xml:space="preserve">2019</w:t>
-            </w:r>
-          </w:p>
-        </w:tc>
-        <w:tc>
-          <w:tcPr>
-            <w:tcW w:type="dxa" w:w="1770"/>
-            <w:tcBorders>
-              <w:top w:val="single" w:color="000000" w:sz="6"/>
-              <w:left w:val="single" w:color="000000" w:sz="6"/>
-              <w:bottom w:val="single" w:color="000000" w:sz="6"/>
-              <w:right w:val="single" w:color="000000" w:sz="6"/>
-            </w:tcBorders>
-            <w:tcMar>
-              <w:top w:type="dxa" w:w="18"/>
-              <w:left w:type="dxa" w:w="40"/>
-              <w:bottom w:type="dxa" w:w="18"/>
-              <w:right w:type="dxa" w:w="40"/>
-            </w:tcMar>
-            <w:vAlign w:val="center"/>
-          </w:tcPr>
-          <w:p>
-            <w:pPr>
-              <w:jc w:val="center"/>
-            </w:pPr>
-            <w:r>
-              <w:rPr>
-                <w:rFonts w:ascii="Malgun Gothic" w:cs="Malgun Gothic" w:eastAsia="Malgun Gothic" w:hAnsi="Malgun Gothic"/>
-                <w:b w:val="false"/>
-                <w:bCs w:val="false"/>
-                <w:color w:val="000000"/>
-                <w:sz w:val="15"/>
-                <w:szCs w:val="15"/>
-              </w:rPr>
-              <w:t xml:space="preserve">10</w:t>
-            </w:r>
-          </w:p>
-        </w:tc>
-        <w:tc>
-          <w:tcPr>
-            <w:tcW w:type="dxa" w:w="2655"/>
-            <w:tcBorders>
-              <w:top w:val="single" w:color="000000" w:sz="6"/>
-              <w:left w:val="single" w:color="000000" w:sz="6"/>
-              <w:bottom w:val="single" w:color="000000" w:sz="6"/>
-              <w:right w:val="single" w:color="000000" w:sz="6"/>
-            </w:tcBorders>
-            <w:tcMar>
-              <w:top w:type="dxa" w:w="18"/>
-              <w:left w:type="dxa" w:w="40"/>
-              <w:bottom w:type="dxa" w:w="18"/>
-              <w:right w:type="dxa" w:w="40"/>
-            </w:tcMar>
-            <w:vAlign w:val="center"/>
-          </w:tcPr>
-          <w:p>
-            <w:pPr>
-              <w:jc w:val="center"/>
-            </w:pPr>
-            <w:r>
-              <w:rPr>
-                <w:rFonts w:ascii="Malgun Gothic" w:cs="Malgun Gothic" w:eastAsia="Malgun Gothic" w:hAnsi="Malgun Gothic"/>
-                <w:b w:val="false"/>
-                <w:bCs w:val="false"/>
-                <w:color w:val="000000"/>
-                <w:sz w:val="15"/>
-                <w:szCs w:val="15"/>
-              </w:rPr>
-              <w:t xml:space="preserve">17.5</w:t>
-            </w:r>
-          </w:p>
-        </w:tc>
-        <w:tc>
-          <w:tcPr>
-            <w:tcW w:type="dxa" w:w="1770"/>
-            <w:tcBorders>
-              <w:top w:val="single" w:color="000000" w:sz="6"/>
-              <w:left w:val="single" w:color="000000" w:sz="6"/>
-              <w:bottom w:val="single" w:color="000000" w:sz="6"/>
-              <w:right w:val="single" w:color="000000" w:sz="6"/>
-            </w:tcBorders>
-            <w:tcMar>
-              <w:top w:type="dxa" w:w="18"/>
-              <w:left w:type="dxa" w:w="40"/>
-              <w:bottom w:type="dxa" w:w="18"/>
-              <w:right w:type="dxa" w:w="40"/>
-            </w:tcMar>
-            <w:vAlign w:val="center"/>
-          </w:tcPr>
-          <w:p>
-            <w:pPr>
-              <w:jc w:val="center"/>
-            </w:pPr>
-            <w:r>
-              <w:rPr>
-                <w:rFonts w:ascii="Malgun Gothic" w:cs="Malgun Gothic" w:eastAsia="Malgun Gothic" w:hAnsi="Malgun Gothic"/>
-                <w:b w:val="false"/>
-                <w:bCs w:val="false"/>
-                <w:color w:val="000000"/>
-                <w:sz w:val="15"/>
-                <w:szCs w:val="15"/>
-              </w:rPr>
-              <w:t xml:space="preserve">2</w:t>
-            </w:r>
-          </w:p>
-        </w:tc>
-        <w:tc>
-          <w:tcPr>
-            <w:tcW w:type="dxa" w:w="2655"/>
-            <w:tcBorders>
-              <w:top w:val="single" w:color="000000" w:sz="6"/>
-              <w:left w:val="single" w:color="000000" w:sz="6"/>
-              <w:bottom w:val="single" w:color="000000" w:sz="6"/>
-              <w:right w:val="single" w:color="000000" w:sz="6"/>
-            </w:tcBorders>
-            <w:tcMar>
-              <w:top w:type="dxa" w:w="18"/>
-              <w:left w:type="dxa" w:w="40"/>
-              <w:bottom w:type="dxa" w:w="18"/>
-              <w:right w:type="dxa" w:w="40"/>
-            </w:tcMar>
-            <w:vAlign w:val="center"/>
-          </w:tcPr>
-          <w:p>
-            <w:pPr>
-              <w:jc w:val="center"/>
-            </w:pPr>
-            <w:r>
-              <w:rPr>
-                <w:rFonts w:ascii="Malgun Gothic" w:cs="Malgun Gothic" w:eastAsia="Malgun Gothic" w:hAnsi="Malgun Gothic"/>
-                <w:b w:val="false"/>
-                <w:bCs w:val="false"/>
-                <w:color w:val="000000"/>
-                <w:sz w:val="15"/>
-                <w:szCs w:val="15"/>
-              </w:rPr>
-              <w:t xml:space="preserve">9.5</w:t>
-            </w:r>
-          </w:p>
-        </w:tc>
-      </w:tr>
-      <w:tr>
-        <w:tc>
-          <w:tcPr>
-            <w:tcW w:type="dxa" w:w="1549"/>
-            <w:tcBorders>
-              <w:top w:val="single" w:color="000000" w:sz="6"/>
-              <w:left w:val="single" w:color="000000" w:sz="6"/>
-              <w:bottom w:val="single" w:color="000000" w:sz="6"/>
-              <w:right w:val="single" w:color="000000" w:sz="6"/>
-            </w:tcBorders>
-            <w:tcMar>
-              <w:top w:type="dxa" w:w="18"/>
-              <w:left w:type="dxa" w:w="40"/>
-              <w:bottom w:type="dxa" w:w="18"/>
-              <w:right w:type="dxa" w:w="40"/>
-            </w:tcMar>
-            <w:vAlign w:val="center"/>
-          </w:tcPr>
-          <w:p>
-            <w:pPr>
-              <w:jc w:val="center"/>
-            </w:pPr>
-            <w:r>
-              <w:rPr>
-                <w:rFonts w:ascii="Malgun Gothic" w:cs="Malgun Gothic" w:eastAsia="Malgun Gothic" w:hAnsi="Malgun Gothic"/>
-                <w:b w:val="false"/>
-                <w:bCs w:val="false"/>
-                <w:color w:val="000000"/>
-                <w:sz w:val="15"/>
-                <w:szCs w:val="15"/>
-              </w:rPr>
-              <w:t xml:space="preserve">2020</w:t>
-            </w:r>
-          </w:p>
-        </w:tc>
-        <w:tc>
-          <w:tcPr>
-            <w:tcW w:type="dxa" w:w="1770"/>
-            <w:tcBorders>
-              <w:top w:val="single" w:color="000000" w:sz="6"/>
-              <w:left w:val="single" w:color="000000" w:sz="6"/>
-              <w:bottom w:val="single" w:color="000000" w:sz="6"/>
-              <w:right w:val="single" w:color="000000" w:sz="6"/>
-            </w:tcBorders>
-            <w:tcMar>
-              <w:top w:type="dxa" w:w="18"/>
-              <w:left w:type="dxa" w:w="40"/>
-              <w:bottom w:type="dxa" w:w="18"/>
-              <w:right w:type="dxa" w:w="40"/>
-            </w:tcMar>
-            <w:vAlign w:val="center"/>
-          </w:tcPr>
-          <w:p>
-            <w:pPr>
-              <w:jc w:val="center"/>
-            </w:pPr>
-            <w:r>
-              <w:rPr>
-                <w:rFonts w:ascii="Malgun Gothic" w:cs="Malgun Gothic" w:eastAsia="Malgun Gothic" w:hAnsi="Malgun Gothic"/>
-                <w:b w:val="false"/>
-                <w:bCs w:val="false"/>
-                <w:color w:val="000000"/>
-                <w:sz w:val="15"/>
-                <w:szCs w:val="15"/>
-              </w:rPr>
-              <w:t xml:space="preserve">8</w:t>
-            </w:r>
-          </w:p>
-        </w:tc>
-        <w:tc>
-          <w:tcPr>
-            <w:tcW w:type="dxa" w:w="2655"/>
-            <w:tcBorders>
-              <w:top w:val="single" w:color="000000" w:sz="6"/>
-              <w:left w:val="single" w:color="000000" w:sz="6"/>
-              <w:bottom w:val="single" w:color="000000" w:sz="6"/>
-              <w:right w:val="single" w:color="000000" w:sz="6"/>
-            </w:tcBorders>
-            <w:tcMar>
-              <w:top w:type="dxa" w:w="18"/>
-              <w:left w:type="dxa" w:w="40"/>
-              <w:bottom w:type="dxa" w:w="18"/>
-              <w:right w:type="dxa" w:w="40"/>
-            </w:tcMar>
-            <w:vAlign w:val="center"/>
-          </w:tcPr>
-          <w:p>
-            <w:pPr>
-              <w:jc w:val="center"/>
-            </w:pPr>
-            <w:r>
-              <w:rPr>
-                <w:rFonts w:ascii="Malgun Gothic" w:cs="Malgun Gothic" w:eastAsia="Malgun Gothic" w:hAnsi="Malgun Gothic"/>
-                <w:b w:val="false"/>
-                <w:bCs w:val="false"/>
-                <w:color w:val="000000"/>
-                <w:sz w:val="15"/>
-                <w:szCs w:val="15"/>
-              </w:rPr>
-              <w:t xml:space="preserve">50.2</w:t>
-            </w:r>
-          </w:p>
-        </w:tc>
-        <w:tc>
-          <w:tcPr>
-            <w:tcW w:type="dxa" w:w="1770"/>
-            <w:tcBorders>
-              <w:top w:val="single" w:color="000000" w:sz="6"/>
-              <w:left w:val="single" w:color="000000" w:sz="6"/>
-              <w:bottom w:val="single" w:color="000000" w:sz="6"/>
-              <w:right w:val="single" w:color="000000" w:sz="6"/>
-            </w:tcBorders>
-            <w:tcMar>
-              <w:top w:type="dxa" w:w="18"/>
-              <w:left w:type="dxa" w:w="40"/>
-              <w:bottom w:type="dxa" w:w="18"/>
-              <w:right w:type="dxa" w:w="40"/>
-            </w:tcMar>
-            <w:vAlign w:val="center"/>
-          </w:tcPr>
-          <w:p>
-            <w:pPr>
-              <w:jc w:val="center"/>
-            </w:pPr>
-            <w:r>
-              <w:rPr>
-                <w:rFonts w:ascii="Malgun Gothic" w:cs="Malgun Gothic" w:eastAsia="Malgun Gothic" w:hAnsi="Malgun Gothic"/>
-                <w:b w:val="false"/>
-                <w:bCs w:val="false"/>
-                <w:color w:val="000000"/>
-                <w:sz w:val="15"/>
-                <w:szCs w:val="15"/>
-              </w:rPr>
-              <w:t xml:space="preserve">4</w:t>
-            </w:r>
-          </w:p>
-        </w:tc>
-        <w:tc>
-          <w:tcPr>
-            <w:tcW w:type="dxa" w:w="2655"/>
-            <w:tcBorders>
-              <w:top w:val="single" w:color="000000" w:sz="6"/>
-              <w:left w:val="single" w:color="000000" w:sz="6"/>
-              <w:bottom w:val="single" w:color="000000" w:sz="6"/>
-              <w:right w:val="single" w:color="000000" w:sz="6"/>
-            </w:tcBorders>
-            <w:tcMar>
-              <w:top w:type="dxa" w:w="18"/>
-              <w:left w:type="dxa" w:w="40"/>
-              <w:bottom w:type="dxa" w:w="18"/>
-              <w:right w:type="dxa" w:w="40"/>
-            </w:tcMar>
-            <w:vAlign w:val="center"/>
-          </w:tcPr>
-          <w:p>
-            <w:pPr>
-              <w:jc w:val="center"/>
-            </w:pPr>
-            <w:r>
-              <w:rPr>
-                <w:rFonts w:ascii="Malgun Gothic" w:cs="Malgun Gothic" w:eastAsia="Malgun Gothic" w:hAnsi="Malgun Gothic"/>
-                <w:b w:val="false"/>
-                <w:bCs w:val="false"/>
-                <w:color w:val="000000"/>
-                <w:sz w:val="15"/>
-                <w:szCs w:val="15"/>
-              </w:rPr>
-              <w:t xml:space="preserve">34.5</w:t>
-            </w:r>
-          </w:p>
-        </w:tc>
-      </w:tr>
-      <w:tr>
-        <w:tc>
-          <w:tcPr>
-            <w:tcW w:type="dxa" w:w="1549"/>
-            <w:tcBorders>
-              <w:top w:val="single" w:color="000000" w:sz="6"/>
-              <w:left w:val="single" w:color="000000" w:sz="6"/>
-              <w:bottom w:val="single" w:color="000000" w:sz="6"/>
-              <w:right w:val="single" w:color="000000" w:sz="6"/>
-            </w:tcBorders>
-            <w:tcMar>
-              <w:top w:type="dxa" w:w="18"/>
-              <w:left w:type="dxa" w:w="40"/>
-              <w:bottom w:type="dxa" w:w="18"/>
-              <w:right w:type="dxa" w:w="40"/>
-            </w:tcMar>
-            <w:vAlign w:val="center"/>
-          </w:tcPr>
-          <w:p>
-            <w:pPr>
-              <w:jc w:val="center"/>
-            </w:pPr>
-            <w:r>
-              <w:rPr>
-                <w:rFonts w:ascii="Malgun Gothic" w:cs="Malgun Gothic" w:eastAsia="Malgun Gothic" w:hAnsi="Malgun Gothic"/>
-                <w:b w:val="false"/>
-                <w:bCs w:val="false"/>
-                <w:color w:val="000000"/>
-                <w:sz w:val="15"/>
-                <w:szCs w:val="15"/>
-              </w:rPr>
-              <w:t xml:space="preserve">2021</w:t>
-            </w:r>
-          </w:p>
-        </w:tc>
-        <w:tc>
-          <w:tcPr>
-            <w:tcW w:type="dxa" w:w="1770"/>
-            <w:tcBorders>
-              <w:top w:val="single" w:color="000000" w:sz="6"/>
-              <w:left w:val="single" w:color="000000" w:sz="6"/>
-              <w:bottom w:val="single" w:color="000000" w:sz="6"/>
-              <w:right w:val="single" w:color="000000" w:sz="6"/>
-            </w:tcBorders>
-            <w:tcMar>
-              <w:top w:type="dxa" w:w="18"/>
-              <w:left w:type="dxa" w:w="40"/>
-              <w:bottom w:type="dxa" w:w="18"/>
-              <w:right w:type="dxa" w:w="40"/>
-            </w:tcMar>
-            <w:vAlign w:val="center"/>
-          </w:tcPr>
-          <w:p>
-            <w:pPr>
-              <w:jc w:val="center"/>
-            </w:pPr>
-            <w:r>
-              <w:rPr>
-                <w:rFonts w:ascii="Malgun Gothic" w:cs="Malgun Gothic" w:eastAsia="Malgun Gothic" w:hAnsi="Malgun Gothic"/>
-                <w:b w:val="false"/>
-                <w:bCs w:val="false"/>
-                <w:color w:val="000000"/>
-                <w:sz w:val="15"/>
-                <w:szCs w:val="15"/>
-              </w:rPr>
-              <w:t xml:space="preserve">7</w:t>
-            </w:r>
-          </w:p>
-        </w:tc>
-        <w:tc>
-          <w:tcPr>
-            <w:tcW w:type="dxa" w:w="2655"/>
-            <w:tcBorders>
-              <w:top w:val="single" w:color="000000" w:sz="6"/>
-              <w:left w:val="single" w:color="000000" w:sz="6"/>
-              <w:bottom w:val="single" w:color="000000" w:sz="6"/>
-              <w:right w:val="single" w:color="000000" w:sz="6"/>
-            </w:tcBorders>
-            <w:tcMar>
-              <w:top w:type="dxa" w:w="18"/>
-              <w:left w:type="dxa" w:w="40"/>
-              <w:bottom w:type="dxa" w:w="18"/>
-              <w:right w:type="dxa" w:w="40"/>
-            </w:tcMar>
-            <w:vAlign w:val="center"/>
-          </w:tcPr>
-          <w:p>
-            <w:pPr>
-              <w:jc w:val="center"/>
-            </w:pPr>
-            <w:r>
-              <w:rPr>
-                <w:rFonts w:ascii="Malgun Gothic" w:cs="Malgun Gothic" w:eastAsia="Malgun Gothic" w:hAnsi="Malgun Gothic"/>
-                <w:b w:val="false"/>
-                <w:bCs w:val="false"/>
-                <w:color w:val="000000"/>
-                <w:sz w:val="15"/>
-                <w:szCs w:val="15"/>
-              </w:rPr>
-              <w:t xml:space="preserve">90.8</w:t>
-            </w:r>
-          </w:p>
-        </w:tc>
-        <w:tc>
-          <w:tcPr>
-            <w:tcW w:type="dxa" w:w="1770"/>
-            <w:tcBorders>
-              <w:top w:val="single" w:color="000000" w:sz="6"/>
-              <w:left w:val="single" w:color="000000" w:sz="6"/>
-              <w:bottom w:val="single" w:color="000000" w:sz="6"/>
-              <w:right w:val="single" w:color="000000" w:sz="6"/>
-            </w:tcBorders>
-            <w:tcMar>
-              <w:top w:type="dxa" w:w="18"/>
-              <w:left w:type="dxa" w:w="40"/>
-              <w:bottom w:type="dxa" w:w="18"/>
-              <w:right w:type="dxa" w:w="40"/>
-            </w:tcMar>
-            <w:vAlign w:val="center"/>
-          </w:tcPr>
-          <w:p>
-            <w:pPr>
-              <w:jc w:val="center"/>
-            </w:pPr>
-            <w:r>
-              <w:rPr>
-                <w:rFonts w:ascii="Malgun Gothic" w:cs="Malgun Gothic" w:eastAsia="Malgun Gothic" w:hAnsi="Malgun Gothic"/>
-                <w:b w:val="false"/>
-                <w:bCs w:val="false"/>
-                <w:color w:val="000000"/>
-                <w:sz w:val="15"/>
-                <w:szCs w:val="15"/>
-              </w:rPr>
-              <w:t xml:space="preserve">5</w:t>
-            </w:r>
-          </w:p>
-        </w:tc>
-        <w:tc>
-          <w:tcPr>
-            <w:tcW w:type="dxa" w:w="2655"/>
-            <w:tcBorders>
-              <w:top w:val="single" w:color="000000" w:sz="6"/>
-              <w:left w:val="single" w:color="000000" w:sz="6"/>
-              <w:bottom w:val="single" w:color="000000" w:sz="6"/>
-              <w:right w:val="single" w:color="000000" w:sz="6"/>
-            </w:tcBorders>
-            <w:tcMar>
-              <w:top w:type="dxa" w:w="18"/>
-              <w:left w:type="dxa" w:w="40"/>
-              <w:bottom w:type="dxa" w:w="18"/>
-              <w:right w:type="dxa" w:w="40"/>
-            </w:tcMar>
-            <w:vAlign w:val="center"/>
-          </w:tcPr>
-          <w:p>
-            <w:pPr>
-              <w:jc w:val="center"/>
-            </w:pPr>
-            <w:r>
-              <w:rPr>
-                <w:rFonts w:ascii="Malgun Gothic" w:cs="Malgun Gothic" w:eastAsia="Malgun Gothic" w:hAnsi="Malgun Gothic"/>
-                <w:b w:val="false"/>
-                <w:bCs w:val="false"/>
-                <w:color w:val="000000"/>
-                <w:sz w:val="15"/>
-                <w:szCs w:val="15"/>
-              </w:rPr>
-              <w:t xml:space="preserve">77.3</w:t>
-            </w:r>
-          </w:p>
-        </w:tc>
-      </w:tr>
-      <w:tr>
-        <w:tc>
-          <w:tcPr>
-            <w:tcW w:type="dxa" w:w="1549"/>
-            <w:tcBorders>
-              <w:top w:val="single" w:color="000000" w:sz="6"/>
-              <w:left w:val="single" w:color="000000" w:sz="6"/>
-              <w:bottom w:val="single" w:color="000000" w:sz="6"/>
-              <w:right w:val="single" w:color="000000" w:sz="6"/>
-            </w:tcBorders>
-            <w:tcMar>
-              <w:top w:type="dxa" w:w="18"/>
-              <w:left w:type="dxa" w:w="40"/>
-              <w:bottom w:type="dxa" w:w="18"/>
-              <w:right w:type="dxa" w:w="40"/>
-            </w:tcMar>
-            <w:vAlign w:val="center"/>
-          </w:tcPr>
-          <w:p>
-            <w:pPr>
-              <w:jc w:val="center"/>
-            </w:pPr>
-            <w:r>
-              <w:rPr>
-                <w:rFonts w:ascii="Malgun Gothic" w:cs="Malgun Gothic" w:eastAsia="Malgun Gothic" w:hAnsi="Malgun Gothic"/>
-                <w:b w:val="false"/>
-                <w:bCs w:val="false"/>
-                <w:color w:val="000000"/>
-                <w:sz w:val="15"/>
-                <w:szCs w:val="15"/>
-              </w:rPr>
-              <w:t xml:space="preserve">2023</w:t>
-            </w:r>
-          </w:p>
-        </w:tc>
-        <w:tc>
-          <w:tcPr>
-            <w:tcW w:type="dxa" w:w="1770"/>
-            <w:tcBorders>
-              <w:top w:val="single" w:color="000000" w:sz="6"/>
-              <w:left w:val="single" w:color="000000" w:sz="6"/>
-              <w:bottom w:val="single" w:color="000000" w:sz="6"/>
-              <w:right w:val="single" w:color="000000" w:sz="6"/>
-            </w:tcBorders>
-            <w:tcMar>
-              <w:top w:type="dxa" w:w="18"/>
-              <w:left w:type="dxa" w:w="40"/>
-              <w:bottom w:type="dxa" w:w="18"/>
-              <w:right w:type="dxa" w:w="40"/>
-            </w:tcMar>
-            <w:vAlign w:val="center"/>
-          </w:tcPr>
-          <w:p>
-            <w:pPr>
-              <w:jc w:val="center"/>
-            </w:pPr>
-            <w:r>
-              <w:rPr>
-                <w:rFonts w:ascii="Malgun Gothic" w:cs="Malgun Gothic" w:eastAsia="Malgun Gothic" w:hAnsi="Malgun Gothic"/>
-                <w:b w:val="false"/>
-                <w:bCs w:val="false"/>
-                <w:color w:val="000000"/>
-                <w:sz w:val="15"/>
-                <w:szCs w:val="15"/>
-              </w:rPr>
-              <w:t xml:space="preserve">5</w:t>
-            </w:r>
-          </w:p>
-        </w:tc>
-        <w:tc>
-          <w:tcPr>
-            <w:tcW w:type="dxa" w:w="2655"/>
-            <w:tcBorders>
-              <w:top w:val="single" w:color="000000" w:sz="6"/>
-              <w:left w:val="single" w:color="000000" w:sz="6"/>
-              <w:bottom w:val="single" w:color="000000" w:sz="6"/>
-              <w:right w:val="single" w:color="000000" w:sz="6"/>
-            </w:tcBorders>
-            <w:tcMar>
-              <w:top w:type="dxa" w:w="18"/>
-              <w:left w:type="dxa" w:w="40"/>
-              <w:bottom w:type="dxa" w:w="18"/>
-              <w:right w:type="dxa" w:w="40"/>
-            </w:tcMar>
-            <w:vAlign w:val="center"/>
-          </w:tcPr>
-          <w:p>
-            <w:pPr>
-              <w:jc w:val="center"/>
-            </w:pPr>
-            <w:r>
-              <w:rPr>
-                <w:rFonts w:ascii="Malgun Gothic" w:cs="Malgun Gothic" w:eastAsia="Malgun Gothic" w:hAnsi="Malgun Gothic"/>
-                <w:b w:val="false"/>
-                <w:bCs w:val="false"/>
-                <w:color w:val="000000"/>
-                <w:sz w:val="15"/>
-                <w:szCs w:val="15"/>
-              </w:rPr>
-              <w:t xml:space="preserve">74.9</w:t>
-            </w:r>
-          </w:p>
-        </w:tc>
-        <w:tc>
-          <w:tcPr>
-            <w:tcW w:type="dxa" w:w="1770"/>
-            <w:tcBorders>
-              <w:top w:val="single" w:color="000000" w:sz="6"/>
-              <w:left w:val="single" w:color="000000" w:sz="6"/>
-              <w:bottom w:val="single" w:color="000000" w:sz="6"/>
-              <w:right w:val="single" w:color="000000" w:sz="6"/>
-            </w:tcBorders>
-            <w:tcMar>
-              <w:top w:type="dxa" w:w="18"/>
-              <w:left w:type="dxa" w:w="40"/>
-              <w:bottom w:type="dxa" w:w="18"/>
-              <w:right w:type="dxa" w:w="40"/>
-            </w:tcMar>
-            <w:vAlign w:val="center"/>
-          </w:tcPr>
-          <w:p>
-            <w:pPr>
-              <w:jc w:val="center"/>
-            </w:pPr>
-            <w:r>
-              <w:rPr>
-                <w:rFonts w:ascii="Malgun Gothic" w:cs="Malgun Gothic" w:eastAsia="Malgun Gothic" w:hAnsi="Malgun Gothic"/>
-                <w:b w:val="false"/>
-                <w:bCs w:val="false"/>
-                <w:color w:val="000000"/>
-                <w:sz w:val="15"/>
-                <w:szCs w:val="15"/>
-              </w:rPr>
-              <w:t xml:space="preserve">5</w:t>
-            </w:r>
-          </w:p>
-        </w:tc>
-        <w:tc>
-          <w:tcPr>
-            <w:tcW w:type="dxa" w:w="2655"/>
-            <w:tcBorders>
-              <w:top w:val="single" w:color="000000" w:sz="6"/>
-              <w:left w:val="single" w:color="000000" w:sz="6"/>
-              <w:bottom w:val="single" w:color="000000" w:sz="6"/>
-              <w:right w:val="single" w:color="000000" w:sz="6"/>
-            </w:tcBorders>
-            <w:tcMar>
-              <w:top w:type="dxa" w:w="18"/>
-              <w:left w:type="dxa" w:w="40"/>
-              <w:bottom w:type="dxa" w:w="18"/>
-              <w:right w:type="dxa" w:w="40"/>
-            </w:tcMar>
-            <w:vAlign w:val="center"/>
-          </w:tcPr>
-          <w:p>
-            <w:pPr>
-              <w:jc w:val="center"/>
-            </w:pPr>
-            <w:r>
-              <w:rPr>
-                <w:rFonts w:ascii="Malgun Gothic" w:cs="Malgun Gothic" w:eastAsia="Malgun Gothic" w:hAnsi="Malgun Gothic"/>
-                <w:b w:val="false"/>
-                <w:bCs w:val="false"/>
-                <w:color w:val="000000"/>
-                <w:sz w:val="15"/>
-                <w:szCs w:val="15"/>
-              </w:rPr>
-              <w:t xml:space="preserve">74.9</w:t>
-            </w:r>
-          </w:p>
-        </w:tc>
-      </w:tr>
-      <w:tr>
-        <w:tc>
-          <w:tcPr>
-            <w:tcW w:type="dxa" w:w="1549"/>
-            <w:tcBorders>
-              <w:top w:val="single" w:color="000000" w:sz="6"/>
-              <w:left w:val="single" w:color="000000" w:sz="6"/>
-              <w:bottom w:val="single" w:color="000000" w:sz="6"/>
-              <w:right w:val="single" w:color="000000" w:sz="6"/>
-            </w:tcBorders>
-            <w:tcMar>
-              <w:top w:type="dxa" w:w="18"/>
-              <w:left w:type="dxa" w:w="40"/>
-              <w:bottom w:type="dxa" w:w="18"/>
-              <w:right w:type="dxa" w:w="40"/>
-            </w:tcMar>
-            <w:vAlign w:val="center"/>
-          </w:tcPr>
-          <w:p>
-            <w:pPr>
-              <w:jc w:val="center"/>
-            </w:pPr>
-            <w:r>
-              <w:rPr>
-                <w:rFonts w:ascii="Malgun Gothic" w:cs="Malgun Gothic" w:eastAsia="Malgun Gothic" w:hAnsi="Malgun Gothic"/>
-                <w:b w:val="false"/>
-                <w:bCs w:val="false"/>
-                <w:color w:val="000000"/>
-                <w:sz w:val="15"/>
-                <w:szCs w:val="15"/>
-              </w:rPr>
-              <w:t xml:space="preserve">2024</w:t>
-            </w:r>
-          </w:p>
-        </w:tc>
-        <w:tc>
-          <w:tcPr>
-            <w:tcW w:type="dxa" w:w="1770"/>
-            <w:tcBorders>
-              <w:top w:val="single" w:color="000000" w:sz="6"/>
-              <w:left w:val="single" w:color="000000" w:sz="6"/>
-              <w:bottom w:val="single" w:color="000000" w:sz="6"/>
-              <w:right w:val="single" w:color="000000" w:sz="6"/>
-            </w:tcBorders>
-            <w:tcMar>
-              <w:top w:type="dxa" w:w="18"/>
-              <w:left w:type="dxa" w:w="40"/>
-              <w:bottom w:type="dxa" w:w="18"/>
-              <w:right w:type="dxa" w:w="40"/>
-            </w:tcMar>
-            <w:vAlign w:val="center"/>
-          </w:tcPr>
-          <w:p>
-            <w:pPr>
-              <w:jc w:val="center"/>
-            </w:pPr>
-            <w:r>
-              <w:rPr>
-                <w:rFonts w:ascii="Malgun Gothic" w:cs="Malgun Gothic" w:eastAsia="Malgun Gothic" w:hAnsi="Malgun Gothic"/>
-                <w:b w:val="false"/>
-                <w:bCs w:val="false"/>
-                <w:color w:val="000000"/>
-                <w:sz w:val="15"/>
-                <w:szCs w:val="15"/>
-              </w:rPr>
-              <w:t xml:space="preserve">4</w:t>
-            </w:r>
-          </w:p>
-        </w:tc>
-        <w:tc>
-          <w:tcPr>
-            <w:tcW w:type="dxa" w:w="2655"/>
-            <w:tcBorders>
-              <w:top w:val="single" w:color="000000" w:sz="6"/>
-              <w:left w:val="single" w:color="000000" w:sz="6"/>
-              <w:bottom w:val="single" w:color="000000" w:sz="6"/>
-              <w:right w:val="single" w:color="000000" w:sz="6"/>
-            </w:tcBorders>
-            <w:tcMar>
-              <w:top w:type="dxa" w:w="18"/>
-              <w:left w:type="dxa" w:w="40"/>
-              <w:bottom w:type="dxa" w:w="18"/>
-              <w:right w:type="dxa" w:w="40"/>
-            </w:tcMar>
-            <w:vAlign w:val="center"/>
-          </w:tcPr>
-          <w:p>
-            <w:pPr>
-              <w:jc w:val="center"/>
-            </w:pPr>
-            <w:r>
-              <w:rPr>
-                <w:rFonts w:ascii="Malgun Gothic" w:cs="Malgun Gothic" w:eastAsia="Malgun Gothic" w:hAnsi="Malgun Gothic"/>
-                <w:b w:val="false"/>
-                <w:bCs w:val="false"/>
-                <w:color w:val="000000"/>
-                <w:sz w:val="15"/>
-                <w:szCs w:val="15"/>
-              </w:rPr>
-              <w:t xml:space="preserve">65.7</w:t>
-            </w:r>
-          </w:p>
-        </w:tc>
-        <w:tc>
-          <w:tcPr>
-            <w:tcW w:type="dxa" w:w="1770"/>
-            <w:tcBorders>
-              <w:top w:val="single" w:color="000000" w:sz="6"/>
-              <w:left w:val="single" w:color="000000" w:sz="6"/>
-              <w:bottom w:val="single" w:color="000000" w:sz="6"/>
-              <w:right w:val="single" w:color="000000" w:sz="6"/>
-            </w:tcBorders>
-            <w:tcMar>
-              <w:top w:type="dxa" w:w="18"/>
-              <w:left w:type="dxa" w:w="40"/>
-              <w:bottom w:type="dxa" w:w="18"/>
-              <w:right w:type="dxa" w:w="40"/>
-            </w:tcMar>
-            <w:vAlign w:val="center"/>
-          </w:tcPr>
-          <w:p>
-            <w:pPr>
-              <w:jc w:val="center"/>
-            </w:pPr>
-            <w:r>
-              <w:rPr>
-                <w:rFonts w:ascii="Malgun Gothic" w:cs="Malgun Gothic" w:eastAsia="Malgun Gothic" w:hAnsi="Malgun Gothic"/>
-                <w:b w:val="false"/>
-                <w:bCs w:val="false"/>
-                <w:color w:val="000000"/>
-                <w:sz w:val="15"/>
-                <w:szCs w:val="15"/>
-              </w:rPr>
-              <w:t xml:space="preserve">3</w:t>
-            </w:r>
-          </w:p>
-        </w:tc>
-        <w:tc>
-          <w:tcPr>
-            <w:tcW w:type="dxa" w:w="2655"/>
-            <w:tcBorders>
-              <w:top w:val="single" w:color="000000" w:sz="6"/>
-              <w:left w:val="single" w:color="000000" w:sz="6"/>
-              <w:bottom w:val="single" w:color="000000" w:sz="6"/>
-              <w:right w:val="single" w:color="000000" w:sz="6"/>
-            </w:tcBorders>
-            <w:tcMar>
-              <w:top w:type="dxa" w:w="18"/>
-              <w:left w:type="dxa" w:w="40"/>
-              <w:bottom w:type="dxa" w:w="18"/>
-              <w:right w:type="dxa" w:w="40"/>
-            </w:tcMar>
-            <w:vAlign w:val="center"/>
-          </w:tcPr>
-          <w:p>
-            <w:pPr>
-              <w:jc w:val="center"/>
-            </w:pPr>
-            <w:r>
-              <w:rPr>
-                <w:rFonts w:ascii="Malgun Gothic" w:cs="Malgun Gothic" w:eastAsia="Malgun Gothic" w:hAnsi="Malgun Gothic"/>
-                <w:b w:val="false"/>
-                <w:bCs w:val="false"/>
-                <w:color w:val="000000"/>
-                <w:sz w:val="15"/>
-                <w:szCs w:val="15"/>
-              </w:rPr>
-              <w:t xml:space="preserve">64.7</w:t>
-            </w:r>
-          </w:p>
-        </w:tc>
-      </w:tr>
-      <w:tr>
-        <w:tc>
-          <w:tcPr>
-            <w:tcW w:type="dxa" w:w="1549"/>
-            <w:tcBorders>
-              <w:top w:val="single" w:color="000000" w:sz="6"/>
-              <w:left w:val="single" w:color="000000" w:sz="6"/>
-              <w:bottom w:val="single" w:color="000000" w:sz="6"/>
-              <w:right w:val="single" w:color="000000" w:sz="6"/>
-            </w:tcBorders>
-            <w:tcMar>
-              <w:top w:type="dxa" w:w="18"/>
-              <w:left w:type="dxa" w:w="40"/>
-              <w:bottom w:type="dxa" w:w="18"/>
-              <w:right w:type="dxa" w:w="40"/>
-            </w:tcMar>
-            <w:vAlign w:val="center"/>
-          </w:tcPr>
-          <w:p>
-            <w:pPr>
-              <w:jc w:val="center"/>
-            </w:pPr>
-            <w:r>
-              <w:rPr>
-                <w:rFonts w:ascii="Malgun Gothic" w:cs="Malgun Gothic" w:eastAsia="Malgun Gothic" w:hAnsi="Malgun Gothic"/>
-                <w:b w:val="false"/>
-                <w:bCs w:val="false"/>
-                <w:color w:val="000000"/>
-                <w:sz w:val="15"/>
-                <w:szCs w:val="15"/>
-              </w:rPr>
-              <w:t xml:space="preserve">2025</w:t>
-            </w:r>
-          </w:p>
-        </w:tc>
-        <w:tc>
-          <w:tcPr>
-            <w:tcW w:type="dxa" w:w="1770"/>
-            <w:tcBorders>
-              <w:top w:val="single" w:color="000000" w:sz="6"/>
-              <w:left w:val="single" w:color="000000" w:sz="6"/>
-              <w:bottom w:val="single" w:color="000000" w:sz="6"/>
-              <w:right w:val="single" w:color="000000" w:sz="6"/>
-            </w:tcBorders>
-            <w:tcMar>
-              <w:top w:type="dxa" w:w="18"/>
-              <w:left w:type="dxa" w:w="40"/>
-              <w:bottom w:type="dxa" w:w="18"/>
-              <w:right w:type="dxa" w:w="40"/>
-            </w:tcMar>
-            <w:vAlign w:val="center"/>
-          </w:tcPr>
-          <w:p>
-            <w:pPr>
-              <w:jc w:val="center"/>
-            </w:pPr>
-            <w:r>
-              <w:rPr>
-                <w:rFonts w:ascii="Malgun Gothic" w:cs="Malgun Gothic" w:eastAsia="Malgun Gothic" w:hAnsi="Malgun Gothic"/>
-                <w:b w:val="false"/>
-                <w:bCs w:val="false"/>
-                <w:color w:val="000000"/>
-                <w:sz w:val="15"/>
-                <w:szCs w:val="15"/>
-              </w:rPr>
-              <w:t xml:space="preserve">12</w:t>
-            </w:r>
-          </w:p>
-        </w:tc>
-        <w:tc>
-          <w:tcPr>
-            <w:tcW w:type="dxa" w:w="2655"/>
-            <w:tcBorders>
-              <w:top w:val="single" w:color="000000" w:sz="6"/>
-              <w:left w:val="single" w:color="000000" w:sz="6"/>
-              <w:bottom w:val="single" w:color="000000" w:sz="6"/>
-              <w:right w:val="single" w:color="000000" w:sz="6"/>
-            </w:tcBorders>
-            <w:tcMar>
-              <w:top w:type="dxa" w:w="18"/>
-              <w:left w:type="dxa" w:w="40"/>
-              <w:bottom w:type="dxa" w:w="18"/>
-              <w:right w:type="dxa" w:w="40"/>
-            </w:tcMar>
-            <w:vAlign w:val="center"/>
-          </w:tcPr>
-          <w:p>
-            <w:pPr>
-              <w:jc w:val="center"/>
-            </w:pPr>
-            <w:r>
-              <w:rPr>
-                <w:rFonts w:ascii="Malgun Gothic" w:cs="Malgun Gothic" w:eastAsia="Malgun Gothic" w:hAnsi="Malgun Gothic"/>
-                <w:b w:val="false"/>
-                <w:bCs w:val="false"/>
-                <w:color w:val="000000"/>
-                <w:sz w:val="15"/>
-                <w:szCs w:val="15"/>
-              </w:rPr>
-              <w:t xml:space="preserve">196.1</w:t>
-            </w:r>
-          </w:p>
-        </w:tc>
-        <w:tc>
-          <w:tcPr>
-            <w:tcW w:type="dxa" w:w="1770"/>
-            <w:tcBorders>
-              <w:top w:val="single" w:color="000000" w:sz="6"/>
-              <w:left w:val="single" w:color="000000" w:sz="6"/>
-              <w:bottom w:val="single" w:color="000000" w:sz="6"/>
-              <w:right w:val="single" w:color="000000" w:sz="6"/>
-            </w:tcBorders>
-            <w:tcMar>
-              <w:top w:type="dxa" w:w="18"/>
-              <w:left w:type="dxa" w:w="40"/>
-              <w:bottom w:type="dxa" w:w="18"/>
-              <w:right w:type="dxa" w:w="40"/>
-            </w:tcMar>
-            <w:vAlign w:val="center"/>
-          </w:tcPr>
-          <w:p>
-            <w:pPr>
-              <w:jc w:val="center"/>
-            </w:pPr>
-            <w:r>
-              <w:rPr>
-                <w:rFonts w:ascii="Malgun Gothic" w:cs="Malgun Gothic" w:eastAsia="Malgun Gothic" w:hAnsi="Malgun Gothic"/>
-                <w:b w:val="false"/>
-                <w:bCs w:val="false"/>
-                <w:color w:val="000000"/>
-                <w:sz w:val="15"/>
-                <w:szCs w:val="15"/>
-              </w:rPr>
-              <w:t xml:space="preserve">7</w:t>
-            </w:r>
-          </w:p>
-        </w:tc>
-        <w:tc>
-          <w:tcPr>
-            <w:tcW w:type="dxa" w:w="2655"/>
-            <w:tcBorders>
-              <w:top w:val="single" w:color="000000" w:sz="6"/>
-              <w:left w:val="single" w:color="000000" w:sz="6"/>
-              <w:bottom w:val="single" w:color="000000" w:sz="6"/>
-              <w:right w:val="single" w:color="000000" w:sz="6"/>
-            </w:tcBorders>
-            <w:tcMar>
-              <w:top w:type="dxa" w:w="18"/>
-              <w:left w:type="dxa" w:w="40"/>
-              <w:bottom w:type="dxa" w:w="18"/>
-              <w:right w:type="dxa" w:w="40"/>
-            </w:tcMar>
-            <w:vAlign w:val="center"/>
-          </w:tcPr>
-          <w:p>
-            <w:pPr>
-              <w:jc w:val="center"/>
-            </w:pPr>
-            <w:r>
-              <w:rPr>
-                <w:rFonts w:ascii="Malgun Gothic" w:cs="Malgun Gothic" w:eastAsia="Malgun Gothic" w:hAnsi="Malgun Gothic"/>
-                <w:b w:val="false"/>
-                <w:bCs w:val="false"/>
-                <w:color w:val="000000"/>
-                <w:sz w:val="15"/>
-                <w:szCs w:val="15"/>
-              </w:rPr>
-              <w:t xml:space="preserve">180.5</w:t>
-            </w:r>
-          </w:p>
-        </w:tc>
-      </w:tr>
-      <w:tr>
-        <w:tc>
-          <w:tcPr>
-            <w:tcW w:type="dxa" w:w="1549"/>
-            <w:tcBorders>
-              <w:top w:val="single" w:color="000000" w:sz="6"/>
-              <w:left w:val="single" w:color="000000" w:sz="6"/>
-              <w:bottom w:val="single" w:color="000000" w:sz="6"/>
-              <w:right w:val="single" w:color="000000" w:sz="6"/>
-            </w:tcBorders>
-            <w:tcMar>
-              <w:top w:type="dxa" w:w="18"/>
-              <w:left w:type="dxa" w:w="40"/>
-              <w:bottom w:type="dxa" w:w="18"/>
-              <w:right w:type="dxa" w:w="40"/>
-            </w:tcMar>
-            <w:vAlign w:val="center"/>
-          </w:tcPr>
-          <w:p>
-            <w:pPr>
-              <w:jc w:val="center"/>
-            </w:pPr>
-            <w:r>
-              <w:rPr>
-                <w:rFonts w:ascii="Malgun Gothic" w:cs="Malgun Gothic" w:eastAsia="Malgun Gothic" w:hAnsi="Malgun Gothic"/>
-                <w:b w:val="false"/>
-                <w:bCs w:val="false"/>
-                <w:color w:val="000000"/>
-                <w:sz w:val="15"/>
-                <w:szCs w:val="15"/>
-              </w:rPr>
-              <w:t xml:space="preserve">2026</w:t>
-            </w:r>
-          </w:p>
-        </w:tc>
-        <w:tc>
-          <w:tcPr>
-            <w:tcW w:type="dxa" w:w="1770"/>
-            <w:tcBorders>
-              <w:top w:val="single" w:color="000000" w:sz="6"/>
-              <w:left w:val="single" w:color="000000" w:sz="6"/>
-              <w:bottom w:val="single" w:color="000000" w:sz="6"/>
-              <w:right w:val="single" w:color="000000" w:sz="6"/>
-            </w:tcBorders>
-            <w:tcMar>
-              <w:top w:type="dxa" w:w="18"/>
-              <w:left w:type="dxa" w:w="40"/>
-              <w:bottom w:type="dxa" w:w="18"/>
-              <w:right w:type="dxa" w:w="40"/>
-            </w:tcMar>
-            <w:vAlign w:val="center"/>
-          </w:tcPr>
-          <w:p>
-            <w:pPr>
-              <w:jc w:val="center"/>
-            </w:pPr>
-            <w:r>
-              <w:rPr>
-                <w:rFonts w:ascii="Malgun Gothic" w:cs="Malgun Gothic" w:eastAsia="Malgun Gothic" w:hAnsi="Malgun Gothic"/>
-                <w:b w:val="false"/>
-                <w:bCs w:val="false"/>
-                <w:color w:val="000000"/>
-                <w:sz w:val="15"/>
-                <w:szCs w:val="15"/>
-              </w:rPr>
-              <w:t xml:space="preserve">5</w:t>
-            </w:r>
-          </w:p>
-        </w:tc>
-        <w:tc>
-          <w:tcPr>
-            <w:tcW w:type="dxa" w:w="2655"/>
-            <w:tcBorders>
-              <w:top w:val="single" w:color="000000" w:sz="6"/>
-              <w:left w:val="single" w:color="000000" w:sz="6"/>
-              <w:bottom w:val="single" w:color="000000" w:sz="6"/>
-              <w:right w:val="single" w:color="000000" w:sz="6"/>
-            </w:tcBorders>
-            <w:tcMar>
-              <w:top w:type="dxa" w:w="18"/>
-              <w:left w:type="dxa" w:w="40"/>
-              <w:bottom w:type="dxa" w:w="18"/>
-              <w:right w:type="dxa" w:w="40"/>
-            </w:tcMar>
-            <w:vAlign w:val="center"/>
-          </w:tcPr>
-          <w:p>
-            <w:pPr>
-              <w:jc w:val="center"/>
-            </w:pPr>
-            <w:r>
-              <w:rPr>
-                <w:rFonts w:ascii="Malgun Gothic" w:cs="Malgun Gothic" w:eastAsia="Malgun Gothic" w:hAnsi="Malgun Gothic"/>
-                <w:b w:val="false"/>
-                <w:bCs w:val="false"/>
-                <w:color w:val="000000"/>
-                <w:sz w:val="15"/>
-                <w:szCs w:val="15"/>
-              </w:rPr>
-              <w:t xml:space="preserve">71</w:t>
-            </w:r>
-          </w:p>
-        </w:tc>
-        <w:tc>
-          <w:tcPr>
-            <w:tcW w:type="dxa" w:w="1770"/>
-            <w:tcBorders>
-              <w:top w:val="single" w:color="000000" w:sz="6"/>
-              <w:left w:val="single" w:color="000000" w:sz="6"/>
-              <w:bottom w:val="single" w:color="000000" w:sz="6"/>
-              <w:right w:val="single" w:color="000000" w:sz="6"/>
-            </w:tcBorders>
-            <w:tcMar>
-              <w:top w:type="dxa" w:w="18"/>
-              <w:left w:type="dxa" w:w="40"/>
-              <w:bottom w:type="dxa" w:w="18"/>
-              <w:right w:type="dxa" w:w="40"/>
-            </w:tcMar>
-            <w:vAlign w:val="center"/>
-          </w:tcPr>
-          <w:p>
-            <w:pPr>
-              <w:jc w:val="center"/>
-            </w:pPr>
-            <w:r>
-              <w:rPr>
-                <w:rFonts w:ascii="Malgun Gothic" w:cs="Malgun Gothic" w:eastAsia="Malgun Gothic" w:hAnsi="Malgun Gothic"/>
-                <w:b w:val="false"/>
-                <w:bCs w:val="false"/>
-                <w:color w:val="000000"/>
-                <w:sz w:val="15"/>
-                <w:szCs w:val="15"/>
-              </w:rPr>
-              <w:t xml:space="preserve">1</w:t>
-            </w:r>
-          </w:p>
-        </w:tc>
-        <w:tc>
-          <w:tcPr>
-            <w:tcW w:type="dxa" w:w="2655"/>
-            <w:tcBorders>
-              <w:top w:val="single" w:color="000000" w:sz="6"/>
-              <w:left w:val="single" w:color="000000" w:sz="6"/>
-              <w:bottom w:val="single" w:color="000000" w:sz="6"/>
-              <w:right w:val="single" w:color="000000" w:sz="6"/>
-            </w:tcBorders>
-            <w:tcMar>
-              <w:top w:type="dxa" w:w="18"/>
-              <w:left w:type="dxa" w:w="40"/>
-              <w:bottom w:type="dxa" w:w="18"/>
-              <w:right w:type="dxa" w:w="40"/>
-            </w:tcMar>
-            <w:vAlign w:val="center"/>
-          </w:tcPr>
-          <w:p>
-            <w:pPr>
-              <w:jc w:val="center"/>
-            </w:pPr>
-            <w:r>
-              <w:rPr>
-                <w:rFonts w:ascii="Malgun Gothic" w:cs="Malgun Gothic" w:eastAsia="Malgun Gothic" w:hAnsi="Malgun Gothic"/>
-                <w:b w:val="false"/>
-                <w:bCs w:val="false"/>
-                <w:color w:val="000000"/>
-                <w:sz w:val="15"/>
-                <w:szCs w:val="15"/>
-              </w:rPr>
-              <w:t xml:space="preserve">15.3</w:t>
-            </w:r>
-          </w:p>
-        </w:tc>
-      </w:tr>
-      <w:tr>
-        <w:tc>
-          <w:tcPr>
-            <w:tcW w:type="dxa" w:w="1549"/>
-            <w:tcBorders>
-              <w:top w:val="single" w:color="000000" w:sz="6"/>
-              <w:left w:val="single" w:color="000000" w:sz="6"/>
-              <w:bottom w:val="single" w:color="000000" w:sz="6"/>
-              <w:right w:val="single" w:color="000000" w:sz="6"/>
-            </w:tcBorders>
-            <w:shd w:fill="EFEFEF" w:color="auto" w:val="clear"/>
-            <w:tcMar>
-              <w:top w:type="dxa" w:w="18"/>
-              <w:left w:type="dxa" w:w="40"/>
-              <w:bottom w:type="dxa" w:w="18"/>
-              <w:right w:type="dxa" w:w="40"/>
-            </w:tcMar>
-            <w:vAlign w:val="center"/>
-          </w:tcPr>
-          <w:p>
-            <w:pPr>
-              <w:jc w:val="center"/>
-            </w:pPr>
-            <w:r>
-              <w:rPr>
-                <w:rFonts w:ascii="Malgun Gothic" w:cs="Malgun Gothic" w:eastAsia="Malgun Gothic" w:hAnsi="Malgun Gothic"/>
-                <w:b/>
-                <w:bCs/>
-                <w:color w:val="000000"/>
-                <w:sz w:val="15"/>
-                <w:szCs w:val="15"/>
-              </w:rPr>
-              <w:t xml:space="preserve">합계</w:t>
-            </w:r>
-          </w:p>
-        </w:tc>
-        <w:tc>
-          <w:tcPr>
-            <w:tcW w:type="dxa" w:w="1770"/>
-            <w:tcBorders>
-              <w:top w:val="single" w:color="000000" w:sz="6"/>
-              <w:left w:val="single" w:color="000000" w:sz="6"/>
-              <w:bottom w:val="single" w:color="000000" w:sz="6"/>
-              <w:right w:val="single" w:color="000000" w:sz="6"/>
-            </w:tcBorders>
-            <w:shd w:fill="EFEFEF" w:color="auto" w:val="clear"/>
-            <w:tcMar>
-              <w:top w:type="dxa" w:w="18"/>
-              <w:left w:type="dxa" w:w="40"/>
-              <w:bottom w:type="dxa" w:w="18"/>
-              <w:right w:type="dxa" w:w="40"/>
-            </w:tcMar>
-            <w:vAlign w:val="center"/>
-          </w:tcPr>
-          <w:p>
-            <w:pPr>
-              <w:jc w:val="center"/>
-            </w:pPr>
-            <w:r>
-              <w:rPr>
-                <w:rFonts w:ascii="Malgun Gothic" w:cs="Malgun Gothic" w:eastAsia="Malgun Gothic" w:hAnsi="Malgun Gothic"/>
-                <w:b/>
-                <w:bCs/>
-                <w:color w:val="000000"/>
-                <w:sz w:val="15"/>
-                <w:szCs w:val="15"/>
-              </w:rPr>
-              <w:t xml:space="preserve">92</w:t>
-            </w:r>
-          </w:p>
-        </w:tc>
-        <w:tc>
-          <w:tcPr>
-            <w:tcW w:type="dxa" w:w="2655"/>
-            <w:tcBorders>
-              <w:top w:val="single" w:color="000000" w:sz="6"/>
-              <w:left w:val="single" w:color="000000" w:sz="6"/>
-              <w:bottom w:val="single" w:color="000000" w:sz="6"/>
-              <w:right w:val="single" w:color="000000" w:sz="6"/>
-            </w:tcBorders>
-            <w:shd w:fill="EFEFEF" w:color="auto" w:val="clear"/>
-            <w:tcMar>
-              <w:top w:type="dxa" w:w="18"/>
-              <w:left w:type="dxa" w:w="40"/>
-              <w:bottom w:type="dxa" w:w="18"/>
-              <w:right w:type="dxa" w:w="40"/>
-            </w:tcMar>
-            <w:vAlign w:val="center"/>
-          </w:tcPr>
-          <w:p>
-            <w:pPr>
-              <w:jc w:val="center"/>
-            </w:pPr>
-            <w:r>
-              <w:rPr>
-                <w:rFonts w:ascii="Malgun Gothic" w:cs="Malgun Gothic" w:eastAsia="Malgun Gothic" w:hAnsi="Malgun Gothic"/>
-                <w:b/>
-                <w:bCs/>
-                <w:color w:val="000000"/>
-                <w:sz w:val="15"/>
-                <w:szCs w:val="15"/>
-              </w:rPr>
-              <w:t xml:space="preserve">951</w:t>
-            </w:r>
-          </w:p>
-        </w:tc>
-        <w:tc>
-          <w:tcPr>
-            <w:tcW w:type="dxa" w:w="1770"/>
-            <w:tcBorders>
-              <w:top w:val="single" w:color="000000" w:sz="6"/>
-              <w:left w:val="single" w:color="000000" w:sz="6"/>
-              <w:bottom w:val="single" w:color="000000" w:sz="6"/>
-              <w:right w:val="single" w:color="000000" w:sz="6"/>
-            </w:tcBorders>
-            <w:shd w:fill="EFEFEF" w:color="auto" w:val="clear"/>
-            <w:tcMar>
-              <w:top w:type="dxa" w:w="18"/>
-              <w:left w:type="dxa" w:w="40"/>
-              <w:bottom w:type="dxa" w:w="18"/>
-              <w:right w:type="dxa" w:w="40"/>
-            </w:tcMar>
-            <w:vAlign w:val="center"/>
-          </w:tcPr>
-          <w:p>
-            <w:pPr>
-              <w:jc w:val="center"/>
-            </w:pPr>
-            <w:r>
-              <w:rPr>
-                <w:rFonts w:ascii="Malgun Gothic" w:cs="Malgun Gothic" w:eastAsia="Malgun Gothic" w:hAnsi="Malgun Gothic"/>
-                <w:b/>
-                <w:bCs/>
-                <w:color w:val="000000"/>
-                <w:sz w:val="15"/>
-                <w:szCs w:val="15"/>
-              </w:rPr>
-              <w:t xml:space="preserve">37</w:t>
-            </w:r>
-          </w:p>
-        </w:tc>
-        <w:tc>
-          <w:tcPr>
-            <w:tcW w:type="dxa" w:w="2655"/>
-            <w:tcBorders>
-              <w:top w:val="single" w:color="000000" w:sz="6"/>
-              <w:left w:val="single" w:color="000000" w:sz="6"/>
-              <w:bottom w:val="single" w:color="000000" w:sz="6"/>
-              <w:right w:val="single" w:color="000000" w:sz="6"/>
-            </w:tcBorders>
-            <w:shd w:fill="EFEFEF" w:color="auto" w:val="clear"/>
-            <w:tcMar>
-              <w:top w:type="dxa" w:w="18"/>
-              <w:left w:type="dxa" w:w="40"/>
-              <w:bottom w:type="dxa" w:w="18"/>
-              <w:right w:type="dxa" w:w="40"/>
-            </w:tcMar>
-            <w:vAlign w:val="center"/>
-          </w:tcPr>
-          <w:p>
-            <w:pPr>
-              <w:jc w:val="center"/>
-            </w:pPr>
-            <w:r>
-              <w:rPr>
-                <w:rFonts w:ascii="Malgun Gothic" w:cs="Malgun Gothic" w:eastAsia="Malgun Gothic" w:hAnsi="Malgun Gothic"/>
-                <w:b/>
-                <w:bCs/>
-                <w:color w:val="000000"/>
-                <w:sz w:val="15"/>
-                <w:szCs w:val="15"/>
-              </w:rPr>
-              <w:t xml:space="preserve">764</w:t>
+              <w:t xml:space="preserve"/>
             </w:r>
           </w:p>
         </w:tc>
@@ -4114,7 +2843,7 @@
           <w:sz w:val="14"/>
           <w:szCs w:val="14"/>
         </w:rPr>
-        <w:t xml:space="preserve">＊성과지표년도 기준. 2023년 이후 국산 로봇착유기 시범사업·수출 보도가 집중되며 공적관련 비중이 급증함.</w:t>
+        <w:t xml:space="preserve">＊성과지표년도 기준. 2023년 이후 국산 로봇착유기 시범사업·수출 보도가 집중됨.</w:t>
       </w:r>
     </w:p>
     <w:p>
@@ -4135,7 +2864,7 @@
           <w:sz w:val="22"/>
           <w:szCs w:val="22"/>
         </w:rPr>
-        <w:t xml:space="preserve">□ 공적관련 홍보 건별 내역 (총 37건 · 764점)</w:t>
+        <w:t xml:space="preserve">□ 건별 내역 (총 37건 · 764점)</w:t>
       </w:r>
     </w:p>
     <w:tbl>
@@ -10889,7 +9618,7 @@
           <w:sz w:val="14"/>
           <w:szCs w:val="14"/>
         </w:rPr>
-        <w:t xml:space="preserve">＊‘분야’ 가 = 로봇착유기, 나 = 무인 사료급이, 다 = ICT 생체정보센서, 스 = 스마트팜·ICT 일반(공적 기반 확산). ＊제목 말미의 ‘등’은 동일 주제의 복수 매체 보도를 묶어 등록한 건임. ＊일반 낙농 기술(사양관리 기고 등) 55건은 연도별 집계에만 포함.</w:t>
+        <w:t xml:space="preserve">＊‘분야’ 가 = 로봇착유기, 나 = 무인 사료급이, 다 = ICT 생체정보센서, 스 = 스마트팜·ICT 일반(공적 기반 확산). ＊제목 말미의 ‘등’은 동일 주제의 복수 매체 보도를 묶어 등록한 건임. </w:t>
       </w:r>
     </w:p>
     <w:p>

--- a/홍보실적대장.docx
+++ b/홍보실적대장.docx
@@ -103,7 +103,24 @@
           <w:sz w:val="19"/>
           <w:szCs w:val="19"/>
         </w:rPr>
-        <w:t xml:space="preserve">○ 단위 : 홍보점수 (매체 등급·보도 규모에 따른 성과등록 점수)</w:t>
+        <w:t xml:space="preserve">○ 단위 : 홍보점수 (＊매체별 보도 건수 × 매체 가중치의 합 — 성과등록 산식)</w:t>
+      </w:r>
+    </w:p>
+    <w:p>
+      <w:pPr>
+        <w:spacing w:after="22"/>
+        <w:ind w:left="360" w:hanging="280"/>
+      </w:pPr>
+      <w:r>
+        <w:rPr>
+          <w:rFonts w:ascii="Malgun Gothic" w:cs="Malgun Gothic" w:eastAsia="Malgun Gothic" w:hAnsi="Malgun Gothic"/>
+          <w:b w:val="false"/>
+          <w:bCs w:val="false"/>
+          <w:color w:val="000000"/>
+          <w:sz w:val="19"/>
+          <w:szCs w:val="19"/>
+        </w:rPr>
+        <w:t xml:space="preserve">○ 유의 : 성과등록 1건은 하나의 보도자료에 대한 다수 매체 보도를 묶은 단위로, 실제 개별 보도 수는 건수보다 훨씬 많음</w:t>
       </w:r>
     </w:p>
     <w:p>
@@ -990,7 +1007,7 @@
           <w:sz w:val="14"/>
           <w:szCs w:val="14"/>
         </w:rPr>
-        <w:t xml:space="preserve">＊분야는 홍보 제목 기준 분류. ＊이 밖에 일반 낙농 기술(사양관리 기고 등) 주관 55건, 부서 공동 홍보성과 457건이 별도로 있음(원자료 보존, 본 대장 미수록).</w:t>
+        <w:t xml:space="preserve">＊분야는 홍보 제목 기준 분류. ＊이 밖에 일반 낙농 기술(사양관리 기고 등) 주관 55건, 부서 공동 홍보성과 457건이 별도로 있음(원자료 보존, 본 대장 미수록). ＊‘건수’는 성과등록 건수(보도자료 단위)이며, 각 건은 여러 매체의 개별 보도를 묶은 것임 — 실제 개별 보도 수는 이보다 훨씬 많음(아래 「보도 규모」 참조).</w:t>
       </w:r>
     </w:p>
     <w:p>
@@ -9618,7 +9635,580 @@
           <w:sz w:val="14"/>
           <w:szCs w:val="14"/>
         </w:rPr>
-        <w:t xml:space="preserve">＊‘분야’ 가 = 로봇착유기, 나 = 무인 사료급이, 다 = ICT 생체정보센서, 스 = 스마트팜·ICT 일반(공적 기반 확산). ＊제목 말미의 ‘등’은 동일 주제의 복수 매체 보도를 묶어 등록한 건임. </w:t>
+        <w:t xml:space="preserve">＊‘분야’ 가 = 로봇착유기, 나 = 무인 사료급이, 다 = ICT 생체정보센서, 스 = 스마트팜·ICT 일반(공적 기반 확산). ＊제목 말미의 ‘등’은 동일 주제의 복수 매체 보도를 묶어 1건으로 등록한 것임(예 : 연번 9는 실보도 53건, 연번 10은 실보도 56건).</w:t>
+      </w:r>
+    </w:p>
+    <w:p>
+      <w:pPr>
+        <w:spacing w:after="60" w:before="190"/>
+      </w:pPr>
+      <w:r>
+        <w:rPr>
+          <w:rFonts w:ascii="Malgun Gothic" w:cs="Malgun Gothic" w:eastAsia="Malgun Gothic" w:hAnsi="Malgun Gothic"/>
+          <w:b/>
+          <w:bCs/>
+          <w:color w:val="000000"/>
+          <w:sz w:val="22"/>
+          <w:szCs w:val="22"/>
+        </w:rPr>
+        <w:t xml:space="preserve">□ 보도 규모 — 성과등록 1건의 실제 구성</w:t>
+      </w:r>
+    </w:p>
+    <w:tbl>
+      <w:tblPr>
+        <w:tblW w:type="dxa" w:w="10400"/>
+        <w:tblBorders>
+          <w:top w:val="single" w:color="auto" w:sz="4"/>
+          <w:left w:val="single" w:color="auto" w:sz="4"/>
+          <w:bottom w:val="single" w:color="auto" w:sz="4"/>
+          <w:right w:val="single" w:color="auto" w:sz="4"/>
+          <w:insideH w:val="single" w:color="auto" w:sz="4"/>
+          <w:insideV w:val="single" w:color="auto" w:sz="4"/>
+        </w:tblBorders>
+      </w:tblPr>
+      <w:tblGrid>
+        <w:gridCol w:w="900"/>
+        <w:gridCol w:w="2900"/>
+        <w:gridCol w:w="900"/>
+        <w:gridCol w:w="1100"/>
+        <w:gridCol w:w="4600"/>
+      </w:tblGrid>
+      <w:tr>
+        <w:tc>
+          <w:tcPr>
+            <w:tcW w:type="dxa" w:w="900"/>
+            <w:tcBorders>
+              <w:top w:val="single" w:color="000000" w:sz="6"/>
+              <w:left w:val="single" w:color="000000" w:sz="6"/>
+              <w:bottom w:val="single" w:color="000000" w:sz="6"/>
+              <w:right w:val="single" w:color="000000" w:sz="6"/>
+            </w:tcBorders>
+            <w:shd w:fill="EFEFEF" w:color="auto" w:val="clear"/>
+            <w:tcMar>
+              <w:top w:type="dxa" w:w="18"/>
+              <w:left w:type="dxa" w:w="40"/>
+              <w:bottom w:type="dxa" w:w="18"/>
+              <w:right w:type="dxa" w:w="40"/>
+            </w:tcMar>
+            <w:vAlign w:val="center"/>
+          </w:tcPr>
+          <w:p>
+            <w:pPr>
+              <w:jc w:val="center"/>
+            </w:pPr>
+            <w:r>
+              <w:rPr>
+                <w:rFonts w:ascii="Malgun Gothic" w:cs="Malgun Gothic" w:eastAsia="Malgun Gothic" w:hAnsi="Malgun Gothic"/>
+                <w:b/>
+                <w:bCs/>
+                <w:color w:val="000000"/>
+                <w:sz w:val="14"/>
+                <w:szCs w:val="14"/>
+              </w:rPr>
+              <w:t xml:space="preserve">연번</w:t>
+            </w:r>
+          </w:p>
+        </w:tc>
+        <w:tc>
+          <w:tcPr>
+            <w:tcW w:type="dxa" w:w="2900"/>
+            <w:tcBorders>
+              <w:top w:val="single" w:color="000000" w:sz="6"/>
+              <w:left w:val="single" w:color="000000" w:sz="6"/>
+              <w:bottom w:val="single" w:color="000000" w:sz="6"/>
+              <w:right w:val="single" w:color="000000" w:sz="6"/>
+            </w:tcBorders>
+            <w:shd w:fill="EFEFEF" w:color="auto" w:val="clear"/>
+            <w:tcMar>
+              <w:top w:type="dxa" w:w="18"/>
+              <w:left w:type="dxa" w:w="40"/>
+              <w:bottom w:type="dxa" w:w="18"/>
+              <w:right w:type="dxa" w:w="40"/>
+            </w:tcMar>
+            <w:vAlign w:val="center"/>
+          </w:tcPr>
+          <w:p>
+            <w:pPr>
+              <w:jc w:val="center"/>
+            </w:pPr>
+            <w:r>
+              <w:rPr>
+                <w:rFonts w:ascii="Malgun Gothic" w:cs="Malgun Gothic" w:eastAsia="Malgun Gothic" w:hAnsi="Malgun Gothic"/>
+                <w:b/>
+                <w:bCs/>
+                <w:color w:val="000000"/>
+                <w:sz w:val="14"/>
+                <w:szCs w:val="14"/>
+              </w:rPr>
+              <w:t xml:space="preserve">성과등록 건</w:t>
+            </w:r>
+          </w:p>
+        </w:tc>
+        <w:tc>
+          <w:tcPr>
+            <w:tcW w:type="dxa" w:w="900"/>
+            <w:tcBorders>
+              <w:top w:val="single" w:color="000000" w:sz="6"/>
+              <w:left w:val="single" w:color="000000" w:sz="6"/>
+              <w:bottom w:val="single" w:color="000000" w:sz="6"/>
+              <w:right w:val="single" w:color="000000" w:sz="6"/>
+            </w:tcBorders>
+            <w:shd w:fill="EFEFEF" w:color="auto" w:val="clear"/>
+            <w:tcMar>
+              <w:top w:type="dxa" w:w="18"/>
+              <w:left w:type="dxa" w:w="40"/>
+              <w:bottom w:type="dxa" w:w="18"/>
+              <w:right w:type="dxa" w:w="40"/>
+            </w:tcMar>
+            <w:vAlign w:val="center"/>
+          </w:tcPr>
+          <w:p>
+            <w:pPr>
+              <w:jc w:val="center"/>
+            </w:pPr>
+            <w:r>
+              <w:rPr>
+                <w:rFonts w:ascii="Malgun Gothic" w:cs="Malgun Gothic" w:eastAsia="Malgun Gothic" w:hAnsi="Malgun Gothic"/>
+                <w:b/>
+                <w:bCs/>
+                <w:color w:val="000000"/>
+                <w:sz w:val="14"/>
+                <w:szCs w:val="14"/>
+              </w:rPr>
+              <w:t xml:space="preserve">점수</w:t>
+            </w:r>
+          </w:p>
+        </w:tc>
+        <w:tc>
+          <w:tcPr>
+            <w:tcW w:type="dxa" w:w="1100"/>
+            <w:tcBorders>
+              <w:top w:val="single" w:color="000000" w:sz="6"/>
+              <w:left w:val="single" w:color="000000" w:sz="6"/>
+              <w:bottom w:val="single" w:color="000000" w:sz="6"/>
+              <w:right w:val="single" w:color="000000" w:sz="6"/>
+            </w:tcBorders>
+            <w:shd w:fill="EFEFEF" w:color="auto" w:val="clear"/>
+            <w:tcMar>
+              <w:top w:type="dxa" w:w="18"/>
+              <w:left w:type="dxa" w:w="40"/>
+              <w:bottom w:type="dxa" w:w="18"/>
+              <w:right w:type="dxa" w:w="40"/>
+            </w:tcMar>
+            <w:vAlign w:val="center"/>
+          </w:tcPr>
+          <w:p>
+            <w:pPr>
+              <w:jc w:val="center"/>
+            </w:pPr>
+            <w:r>
+              <w:rPr>
+                <w:rFonts w:ascii="Malgun Gothic" w:cs="Malgun Gothic" w:eastAsia="Malgun Gothic" w:hAnsi="Malgun Gothic"/>
+                <w:b/>
+                <w:bCs/>
+                <w:color w:val="000000"/>
+                <w:sz w:val="14"/>
+                <w:szCs w:val="14"/>
+              </w:rPr>
+              <w:t xml:space="preserve">실보도 수</w:t>
+            </w:r>
+          </w:p>
+        </w:tc>
+        <w:tc>
+          <w:tcPr>
+            <w:tcW w:type="dxa" w:w="4600"/>
+            <w:tcBorders>
+              <w:top w:val="single" w:color="000000" w:sz="6"/>
+              <w:left w:val="single" w:color="000000" w:sz="6"/>
+              <w:bottom w:val="single" w:color="000000" w:sz="6"/>
+              <w:right w:val="single" w:color="000000" w:sz="6"/>
+            </w:tcBorders>
+            <w:shd w:fill="EFEFEF" w:color="auto" w:val="clear"/>
+            <w:tcMar>
+              <w:top w:type="dxa" w:w="18"/>
+              <w:left w:type="dxa" w:w="40"/>
+              <w:bottom w:type="dxa" w:w="18"/>
+              <w:right w:type="dxa" w:w="40"/>
+            </w:tcMar>
+            <w:vAlign w:val="center"/>
+          </w:tcPr>
+          <w:p>
+            <w:pPr>
+              <w:jc w:val="center"/>
+            </w:pPr>
+            <w:r>
+              <w:rPr>
+                <w:rFonts w:ascii="Malgun Gothic" w:cs="Malgun Gothic" w:eastAsia="Malgun Gothic" w:hAnsi="Malgun Gothic"/>
+                <w:b/>
+                <w:bCs/>
+                <w:color w:val="000000"/>
+                <w:sz w:val="14"/>
+                <w:szCs w:val="14"/>
+              </w:rPr>
+              <w:t xml:space="preserve">매체별 구성 (건수 × 가중치)</w:t>
+            </w:r>
+          </w:p>
+        </w:tc>
+      </w:tr>
+      <w:tr>
+        <w:tc>
+          <w:tcPr>
+            <w:tcW w:type="dxa" w:w="900"/>
+            <w:tcBorders>
+              <w:top w:val="single" w:color="000000" w:sz="6"/>
+              <w:left w:val="single" w:color="000000" w:sz="6"/>
+              <w:bottom w:val="single" w:color="000000" w:sz="6"/>
+              <w:right w:val="single" w:color="000000" w:sz="6"/>
+            </w:tcBorders>
+            <w:tcMar>
+              <w:top w:type="dxa" w:w="18"/>
+              <w:left w:type="dxa" w:w="40"/>
+              <w:bottom w:type="dxa" w:w="18"/>
+              <w:right w:type="dxa" w:w="40"/>
+            </w:tcMar>
+            <w:vAlign w:val="center"/>
+          </w:tcPr>
+          <w:p>
+            <w:pPr>
+              <w:jc w:val="center"/>
+            </w:pPr>
+            <w:r>
+              <w:rPr>
+                <w:rFonts w:ascii="Malgun Gothic" w:cs="Malgun Gothic" w:eastAsia="Malgun Gothic" w:hAnsi="Malgun Gothic"/>
+                <w:b w:val="false"/>
+                <w:bCs w:val="false"/>
+                <w:color w:val="000000"/>
+                <w:sz w:val="14"/>
+                <w:szCs w:val="14"/>
+              </w:rPr>
+              <w:t xml:space="preserve">9</w:t>
+            </w:r>
+          </w:p>
+        </w:tc>
+        <w:tc>
+          <w:tcPr>
+            <w:tcW w:type="dxa" w:w="2900"/>
+            <w:tcBorders>
+              <w:top w:val="single" w:color="000000" w:sz="6"/>
+              <w:left w:val="single" w:color="000000" w:sz="6"/>
+              <w:bottom w:val="single" w:color="000000" w:sz="6"/>
+              <w:right w:val="single" w:color="000000" w:sz="6"/>
+            </w:tcBorders>
+            <w:tcMar>
+              <w:top w:type="dxa" w:w="18"/>
+              <w:left w:type="dxa" w:w="40"/>
+              <w:bottom w:type="dxa" w:w="18"/>
+              <w:right w:type="dxa" w:w="40"/>
+            </w:tcMar>
+            <w:vAlign w:val="center"/>
+          </w:tcPr>
+          <w:p>
+            <w:pPr>
+              <w:jc w:val="left"/>
+            </w:pPr>
+            <w:r>
+              <w:rPr>
+                <w:rFonts w:ascii="Malgun Gothic" w:cs="Malgun Gothic" w:eastAsia="Malgun Gothic" w:hAnsi="Malgun Gothic"/>
+                <w:b w:val="false"/>
+                <w:bCs w:val="false"/>
+                <w:color w:val="000000"/>
+                <w:sz w:val="14"/>
+                <w:szCs w:val="14"/>
+              </w:rPr>
+              <w:t xml:space="preserve">소 건강 점검 스마트알약 개발 등 (2018. 7.)</w:t>
+            </w:r>
+          </w:p>
+        </w:tc>
+        <w:tc>
+          <w:tcPr>
+            <w:tcW w:type="dxa" w:w="900"/>
+            <w:tcBorders>
+              <w:top w:val="single" w:color="000000" w:sz="6"/>
+              <w:left w:val="single" w:color="000000" w:sz="6"/>
+              <w:bottom w:val="single" w:color="000000" w:sz="6"/>
+              <w:right w:val="single" w:color="000000" w:sz="6"/>
+            </w:tcBorders>
+            <w:tcMar>
+              <w:top w:type="dxa" w:w="18"/>
+              <w:left w:type="dxa" w:w="40"/>
+              <w:bottom w:type="dxa" w:w="18"/>
+              <w:right w:type="dxa" w:w="40"/>
+            </w:tcMar>
+            <w:vAlign w:val="center"/>
+          </w:tcPr>
+          <w:p>
+            <w:pPr>
+              <w:jc w:val="center"/>
+            </w:pPr>
+            <w:r>
+              <w:rPr>
+                <w:rFonts w:ascii="Malgun Gothic" w:cs="Malgun Gothic" w:eastAsia="Malgun Gothic" w:hAnsi="Malgun Gothic"/>
+                <w:b w:val="false"/>
+                <w:bCs w:val="false"/>
+                <w:color w:val="000000"/>
+                <w:sz w:val="14"/>
+                <w:szCs w:val="14"/>
+              </w:rPr>
+              <w:t xml:space="preserve">108.4</w:t>
+            </w:r>
+          </w:p>
+        </w:tc>
+        <w:tc>
+          <w:tcPr>
+            <w:tcW w:type="dxa" w:w="1100"/>
+            <w:tcBorders>
+              <w:top w:val="single" w:color="000000" w:sz="6"/>
+              <w:left w:val="single" w:color="000000" w:sz="6"/>
+              <w:bottom w:val="single" w:color="000000" w:sz="6"/>
+              <w:right w:val="single" w:color="000000" w:sz="6"/>
+            </w:tcBorders>
+            <w:tcMar>
+              <w:top w:type="dxa" w:w="18"/>
+              <w:left w:type="dxa" w:w="40"/>
+              <w:bottom w:type="dxa" w:w="18"/>
+              <w:right w:type="dxa" w:w="40"/>
+            </w:tcMar>
+            <w:vAlign w:val="center"/>
+          </w:tcPr>
+          <w:p>
+            <w:pPr>
+              <w:jc w:val="center"/>
+            </w:pPr>
+            <w:r>
+              <w:rPr>
+                <w:rFonts w:ascii="Malgun Gothic" w:cs="Malgun Gothic" w:eastAsia="Malgun Gothic" w:hAnsi="Malgun Gothic"/>
+                <w:b w:val="false"/>
+                <w:bCs w:val="false"/>
+                <w:color w:val="000000"/>
+                <w:sz w:val="14"/>
+                <w:szCs w:val="14"/>
+              </w:rPr>
+              <w:t xml:space="preserve">53건</w:t>
+            </w:r>
+          </w:p>
+        </w:tc>
+        <w:tc>
+          <w:tcPr>
+            <w:tcW w:type="dxa" w:w="4600"/>
+            <w:tcBorders>
+              <w:top w:val="single" w:color="000000" w:sz="6"/>
+              <w:left w:val="single" w:color="000000" w:sz="6"/>
+              <w:bottom w:val="single" w:color="000000" w:sz="6"/>
+              <w:right w:val="single" w:color="000000" w:sz="6"/>
+            </w:tcBorders>
+            <w:tcMar>
+              <w:top w:type="dxa" w:w="18"/>
+              <w:left w:type="dxa" w:w="40"/>
+              <w:bottom w:type="dxa" w:w="18"/>
+              <w:right w:type="dxa" w:w="40"/>
+            </w:tcMar>
+            <w:vAlign w:val="center"/>
+          </w:tcPr>
+          <w:p>
+            <w:pPr>
+              <w:jc w:val="left"/>
+            </w:pPr>
+            <w:r>
+              <w:rPr>
+                <w:rFonts w:ascii="Malgun Gothic" w:cs="Malgun Gothic" w:eastAsia="Malgun Gothic" w:hAnsi="Malgun Gothic"/>
+                <w:b w:val="false"/>
+                <w:bCs w:val="false"/>
+                <w:color w:val="000000"/>
+                <w:sz w:val="14"/>
+                <w:szCs w:val="14"/>
+              </w:rPr>
+              <w:t xml:space="preserve">중앙일간지 23×5=115 ／ 지상파·종편 TV 5×4=20 ／ 농업전문지 6×1.5=9 ／ 중앙라디오 2×3=6 ／ 월간지 5×1=5 ／ 기타일간지 2×2=4 ／ 청 홈페이지 12×0.1=1.2 ／ 정책포털 1×1=1</w:t>
+            </w:r>
+          </w:p>
+        </w:tc>
+      </w:tr>
+      <w:tr>
+        <w:tc>
+          <w:tcPr>
+            <w:tcW w:type="dxa" w:w="900"/>
+            <w:tcBorders>
+              <w:top w:val="single" w:color="000000" w:sz="6"/>
+              <w:left w:val="single" w:color="000000" w:sz="6"/>
+              <w:bottom w:val="single" w:color="000000" w:sz="6"/>
+              <w:right w:val="single" w:color="000000" w:sz="6"/>
+            </w:tcBorders>
+            <w:tcMar>
+              <w:top w:type="dxa" w:w="18"/>
+              <w:left w:type="dxa" w:w="40"/>
+              <w:bottom w:type="dxa" w:w="18"/>
+              <w:right w:type="dxa" w:w="40"/>
+            </w:tcMar>
+            <w:vAlign w:val="center"/>
+          </w:tcPr>
+          <w:p>
+            <w:pPr>
+              <w:jc w:val="center"/>
+            </w:pPr>
+            <w:r>
+              <w:rPr>
+                <w:rFonts w:ascii="Malgun Gothic" w:cs="Malgun Gothic" w:eastAsia="Malgun Gothic" w:hAnsi="Malgun Gothic"/>
+                <w:b w:val="false"/>
+                <w:bCs w:val="false"/>
+                <w:color w:val="000000"/>
+                <w:sz w:val="14"/>
+                <w:szCs w:val="14"/>
+              </w:rPr>
+              <w:t xml:space="preserve">10</w:t>
+            </w:r>
+          </w:p>
+        </w:tc>
+        <w:tc>
+          <w:tcPr>
+            <w:tcW w:type="dxa" w:w="2900"/>
+            <w:tcBorders>
+              <w:top w:val="single" w:color="000000" w:sz="6"/>
+              <w:left w:val="single" w:color="000000" w:sz="6"/>
+              <w:bottom w:val="single" w:color="000000" w:sz="6"/>
+              <w:right w:val="single" w:color="000000" w:sz="6"/>
+            </w:tcBorders>
+            <w:tcMar>
+              <w:top w:type="dxa" w:w="18"/>
+              <w:left w:type="dxa" w:w="40"/>
+              <w:bottom w:type="dxa" w:w="18"/>
+              <w:right w:type="dxa" w:w="40"/>
+            </w:tcMar>
+            <w:vAlign w:val="center"/>
+          </w:tcPr>
+          <w:p>
+            <w:pPr>
+              <w:jc w:val="left"/>
+            </w:pPr>
+            <w:r>
+              <w:rPr>
+                <w:rFonts w:ascii="Malgun Gothic" w:cs="Malgun Gothic" w:eastAsia="Malgun Gothic" w:hAnsi="Malgun Gothic"/>
+                <w:b w:val="false"/>
+                <w:bCs w:val="false"/>
+                <w:color w:val="000000"/>
+                <w:sz w:val="14"/>
+                <w:szCs w:val="14"/>
+              </w:rPr>
+              <w:t xml:space="preserve">농진청, 바이오캡슐 특허침해 인정 못해 등 (2018. 8.)</w:t>
+            </w:r>
+          </w:p>
+        </w:tc>
+        <w:tc>
+          <w:tcPr>
+            <w:tcW w:type="dxa" w:w="900"/>
+            <w:tcBorders>
+              <w:top w:val="single" w:color="000000" w:sz="6"/>
+              <w:left w:val="single" w:color="000000" w:sz="6"/>
+              <w:bottom w:val="single" w:color="000000" w:sz="6"/>
+              <w:right w:val="single" w:color="000000" w:sz="6"/>
+            </w:tcBorders>
+            <w:tcMar>
+              <w:top w:type="dxa" w:w="18"/>
+              <w:left w:type="dxa" w:w="40"/>
+              <w:bottom w:type="dxa" w:w="18"/>
+              <w:right w:type="dxa" w:w="40"/>
+            </w:tcMar>
+            <w:vAlign w:val="center"/>
+          </w:tcPr>
+          <w:p>
+            <w:pPr>
+              <w:jc w:val="center"/>
+            </w:pPr>
+            <w:r>
+              <w:rPr>
+                <w:rFonts w:ascii="Malgun Gothic" w:cs="Malgun Gothic" w:eastAsia="Malgun Gothic" w:hAnsi="Malgun Gothic"/>
+                <w:b w:val="false"/>
+                <w:bCs w:val="false"/>
+                <w:color w:val="000000"/>
+                <w:sz w:val="14"/>
+                <w:szCs w:val="14"/>
+              </w:rPr>
+              <w:t xml:space="preserve">161.2</w:t>
+            </w:r>
+          </w:p>
+        </w:tc>
+        <w:tc>
+          <w:tcPr>
+            <w:tcW w:type="dxa" w:w="1100"/>
+            <w:tcBorders>
+              <w:top w:val="single" w:color="000000" w:sz="6"/>
+              <w:left w:val="single" w:color="000000" w:sz="6"/>
+              <w:bottom w:val="single" w:color="000000" w:sz="6"/>
+              <w:right w:val="single" w:color="000000" w:sz="6"/>
+            </w:tcBorders>
+            <w:tcMar>
+              <w:top w:type="dxa" w:w="18"/>
+              <w:left w:type="dxa" w:w="40"/>
+              <w:bottom w:type="dxa" w:w="18"/>
+              <w:right w:type="dxa" w:w="40"/>
+            </w:tcMar>
+            <w:vAlign w:val="center"/>
+          </w:tcPr>
+          <w:p>
+            <w:pPr>
+              <w:jc w:val="center"/>
+            </w:pPr>
+            <w:r>
+              <w:rPr>
+                <w:rFonts w:ascii="Malgun Gothic" w:cs="Malgun Gothic" w:eastAsia="Malgun Gothic" w:hAnsi="Malgun Gothic"/>
+                <w:b w:val="false"/>
+                <w:bCs w:val="false"/>
+                <w:color w:val="000000"/>
+                <w:sz w:val="14"/>
+                <w:szCs w:val="14"/>
+              </w:rPr>
+              <w:t xml:space="preserve">56건</w:t>
+            </w:r>
+          </w:p>
+        </w:tc>
+        <w:tc>
+          <w:tcPr>
+            <w:tcW w:type="dxa" w:w="4600"/>
+            <w:tcBorders>
+              <w:top w:val="single" w:color="000000" w:sz="6"/>
+              <w:left w:val="single" w:color="000000" w:sz="6"/>
+              <w:bottom w:val="single" w:color="000000" w:sz="6"/>
+              <w:right w:val="single" w:color="000000" w:sz="6"/>
+            </w:tcBorders>
+            <w:tcMar>
+              <w:top w:type="dxa" w:w="18"/>
+              <w:left w:type="dxa" w:w="40"/>
+              <w:bottom w:type="dxa" w:w="18"/>
+              <w:right w:type="dxa" w:w="40"/>
+            </w:tcMar>
+            <w:vAlign w:val="center"/>
+          </w:tcPr>
+          <w:p>
+            <w:pPr>
+              <w:jc w:val="left"/>
+            </w:pPr>
+            <w:r>
+              <w:rPr>
+                <w:rFonts w:ascii="Malgun Gothic" w:cs="Malgun Gothic" w:eastAsia="Malgun Gothic" w:hAnsi="Malgun Gothic"/>
+                <w:b w:val="false"/>
+                <w:bCs w:val="false"/>
+                <w:color w:val="000000"/>
+                <w:sz w:val="14"/>
+                <w:szCs w:val="14"/>
+              </w:rPr>
+              <w:t xml:space="preserve">중앙일간지 11×5=55 ／ 농업전문지·지방일간지 20×1.5=30 ／ TV 3×4=12 ／ 중앙라디오 2×3=6 ／ 인터넷신문 14×0.1=1.4 ／ 기타일간지 1×2=2 ／ 월간지 1×1=1 ／ 정책포털 1×1=1</w:t>
+            </w:r>
+          </w:p>
+        </w:tc>
+      </w:tr>
+    </w:tbl>
+    <w:p>
+      <w:pPr>
+        <w:spacing w:before="50"/>
+      </w:pPr>
+      <w:r>
+        <w:rPr>
+          <w:rFonts w:ascii="Malgun Gothic" w:cs="Malgun Gothic" w:eastAsia="Malgun Gothic" w:hAnsi="Malgun Gothic"/>
+          <w:b w:val="false"/>
+          <w:bCs w:val="false"/>
+          <w:color w:val="000000"/>
+          <w:sz w:val="14"/>
+          <w:szCs w:val="14"/>
+        </w:rPr>
+        <w:t xml:space="preserve">＊위 2건은 실물 보도 모음(스크랩)으로 매체·게재일·제목이 전건 확인되는 예시임 — 나머지 건도 동일한 방식으로 등록됨. ＊두 건만으로 실보도 109건이며, 공적관련 37건 전체의 실제 보도량은 수백 건 규모임.</w:t>
       </w:r>
     </w:p>
     <w:p>
@@ -10730,6 +11320,110 @@
                 <w:szCs w:val="15"/>
               </w:rPr>
               <w:t xml:space="preserve">바인더 별도 편철</w:t>
+            </w:r>
+          </w:p>
+        </w:tc>
+      </w:tr>
+      <w:tr>
+        <w:tc>
+          <w:tcPr>
+            <w:tcW w:type="dxa" w:w="3140"/>
+            <w:tcBorders>
+              <w:top w:val="single" w:color="000000" w:sz="6"/>
+              <w:left w:val="single" w:color="000000" w:sz="6"/>
+              <w:bottom w:val="single" w:color="000000" w:sz="6"/>
+              <w:right w:val="single" w:color="000000" w:sz="6"/>
+            </w:tcBorders>
+            <w:tcMar>
+              <w:top w:type="dxa" w:w="18"/>
+              <w:left w:type="dxa" w:w="40"/>
+              <w:bottom w:type="dxa" w:w="18"/>
+              <w:right w:type="dxa" w:w="40"/>
+            </w:tcMar>
+            <w:vAlign w:val="center"/>
+          </w:tcPr>
+          <w:p>
+            <w:pPr>
+              <w:jc w:val="left"/>
+            </w:pPr>
+            <w:r>
+              <w:rPr>
+                <w:rFonts w:ascii="Malgun Gothic" w:cs="Malgun Gothic" w:eastAsia="Malgun Gothic" w:hAnsi="Malgun Gothic"/>
+                <w:b w:val="false"/>
+                <w:bCs w:val="false"/>
+                <w:color w:val="000000"/>
+                <w:sz w:val="15"/>
+                <w:szCs w:val="15"/>
+              </w:rPr>
+              <w:t xml:space="preserve">보도 모음(매체별 스크랩)</w:t>
+            </w:r>
+          </w:p>
+        </w:tc>
+        <w:tc>
+          <w:tcPr>
+            <w:tcW w:type="dxa" w:w="4611"/>
+            <w:tcBorders>
+              <w:top w:val="single" w:color="000000" w:sz="6"/>
+              <w:left w:val="single" w:color="000000" w:sz="6"/>
+              <w:bottom w:val="single" w:color="000000" w:sz="6"/>
+              <w:right w:val="single" w:color="000000" w:sz="6"/>
+            </w:tcBorders>
+            <w:tcMar>
+              <w:top w:type="dxa" w:w="18"/>
+              <w:left w:type="dxa" w:w="40"/>
+              <w:bottom w:type="dxa" w:w="18"/>
+              <w:right w:type="dxa" w:w="40"/>
+            </w:tcMar>
+            <w:vAlign w:val="center"/>
+          </w:tcPr>
+          <w:p>
+            <w:pPr>
+              <w:jc w:val="left"/>
+            </w:pPr>
+            <w:r>
+              <w:rPr>
+                <w:rFonts w:ascii="Malgun Gothic" w:cs="Malgun Gothic" w:eastAsia="Malgun Gothic" w:hAnsi="Malgun Gothic"/>
+                <w:b w:val="false"/>
+                <w:bCs w:val="false"/>
+                <w:color w:val="000000"/>
+                <w:sz w:val="15"/>
+                <w:szCs w:val="15"/>
+              </w:rPr>
+              <w:t xml:space="preserve">2018. 7. 스마트알약 53건 · 2018. 8. 특허침해 56건</w:t>
+            </w:r>
+          </w:p>
+        </w:tc>
+        <w:tc>
+          <w:tcPr>
+            <w:tcW w:type="dxa" w:w="2649"/>
+            <w:tcBorders>
+              <w:top w:val="single" w:color="000000" w:sz="6"/>
+              <w:left w:val="single" w:color="000000" w:sz="6"/>
+              <w:bottom w:val="single" w:color="000000" w:sz="6"/>
+              <w:right w:val="single" w:color="000000" w:sz="6"/>
+            </w:tcBorders>
+            <w:tcMar>
+              <w:top w:type="dxa" w:w="18"/>
+              <w:left w:type="dxa" w:w="40"/>
+              <w:bottom w:type="dxa" w:w="18"/>
+              <w:right w:type="dxa" w:w="40"/>
+            </w:tcMar>
+            <w:vAlign w:val="center"/>
+          </w:tcPr>
+          <w:p>
+            <w:pPr>
+              <w:jc w:val="center"/>
+            </w:pPr>
+            <w:r>
+              <w:rPr>
+                <w:rFonts w:ascii="Malgun Gothic" w:cs="Malgun Gothic" w:eastAsia="Malgun Gothic" w:hAnsi="Malgun Gothic"/>
+                <w:b w:val="false"/>
+                <w:bCs w:val="false"/>
+                <w:color w:val="000000"/>
+                <w:sz w:val="15"/>
+                <w:szCs w:val="15"/>
+              </w:rPr>
+              <w:t xml:space="preserve">실물 보유</w:t>
             </w:r>
           </w:p>
         </w:tc>

--- a/홍보실적대장.docx
+++ b/홍보실적대장.docx
@@ -364,7 +364,7 @@
                 <w:sz w:val="15"/>
                 <w:szCs w:val="15"/>
               </w:rPr>
-              <w:t xml:space="preserve">21</w:t>
+              <w:t xml:space="preserve">19</w:t>
             </w:r>
           </w:p>
         </w:tc>
@@ -398,7 +398,7 @@
                 <w:sz w:val="15"/>
                 <w:szCs w:val="15"/>
               </w:rPr>
-              <w:t xml:space="preserve">421.4</w:t>
+              <w:t xml:space="preserve">360.6</w:t>
             </w:r>
           </w:p>
         </w:tc>
@@ -502,7 +502,7 @@
                 <w:sz w:val="15"/>
                 <w:szCs w:val="15"/>
               </w:rPr>
-              <w:t xml:space="preserve">2</w:t>
+              <w:t xml:space="preserve">4</w:t>
             </w:r>
           </w:p>
         </w:tc>
@@ -536,7 +536,7 @@
                 <w:sz w:val="15"/>
                 <w:szCs w:val="15"/>
               </w:rPr>
-              <w:t xml:space="preserve">17</w:t>
+              <w:t xml:space="preserve">77.8</w:t>
             </w:r>
           </w:p>
         </w:tc>
@@ -1007,7 +1007,7 @@
           <w:sz w:val="14"/>
           <w:szCs w:val="14"/>
         </w:rPr>
-        <w:t xml:space="preserve">＊분야는 홍보 제목 기준 분류. ＊이 밖에 일반 낙농 기술(사양관리 기고 등) 주관 55건, 부서 공동 홍보성과 457건이 별도로 있음(원자료 보존, 본 대장 미수록). ＊‘건수’는 성과등록 건수(보도자료 단위)이며, 각 건은 여러 매체의 개별 보도를 묶은 것임 — 실제 개별 보도 수는 이보다 훨씬 많음(아래 「보도 규모」 참조).</w:t>
+        <w:t xml:space="preserve">＊분야는 홍보 제목 기준 분류. ＊분야는 공적조서 기재 분류를 따름(2021. 10.~11. 「축사 작업 자동화」 보도는 조서와 같이 ‘나’로 계상). ＊이 밖에 일반 낙농 기술(사양관리 기고 등) 주관 55건, 부서 공동 홍보성과 457건이 별도로 있음(원자료 보존, 본 대장 미수록). ＊‘건수’는 성과등록 건수(보도자료 단위)이며, 각 건은 여러 매체의 개별 보도를 묶은 것임 — 실제 개별 보도 수는 이보다 훨씬 많음(아래 「보도 규모」 참조).</w:t>
       </w:r>
     </w:p>
     <w:p>
@@ -2147,7 +2147,7 @@
                 <w:sz w:val="15"/>
                 <w:szCs w:val="15"/>
               </w:rPr>
-              <w:t xml:space="preserve">가·다·스</w:t>
+              <w:t xml:space="preserve">나·다·스</w:t>
             </w:r>
           </w:p>
         </w:tc>
@@ -6103,7 +6103,7 @@
                 <w:sz w:val="14"/>
                 <w:szCs w:val="14"/>
               </w:rPr>
-              <w:t xml:space="preserve">가</w:t>
+              <w:t xml:space="preserve">나</w:t>
             </w:r>
           </w:p>
         </w:tc>
@@ -6275,7 +6275,7 @@
                 <w:sz w:val="14"/>
                 <w:szCs w:val="14"/>
               </w:rPr>
-              <w:t xml:space="preserve">가</w:t>
+              <w:t xml:space="preserve">나</w:t>
             </w:r>
           </w:p>
         </w:tc>
@@ -9635,7 +9635,7 @@
           <w:sz w:val="14"/>
           <w:szCs w:val="14"/>
         </w:rPr>
-        <w:t xml:space="preserve">＊‘분야’ 가 = 로봇착유기, 나 = 무인 사료급이, 다 = ICT 생체정보센서, 스 = 스마트팜·ICT 일반(공적 기반 확산). ＊제목 말미의 ‘등’은 동일 주제의 복수 매체 보도를 묶어 1건으로 등록한 것임(예 : 연번 9는 실보도 53건, 연번 10은 실보도 56건).</w:t>
+        <w:t xml:space="preserve">＊‘분야’ 가 = 로봇착유기, 나 = 무인 사료급이, 다 = ICT 생체정보센서, 스 = 스마트팜·ICT 일반(공적 기반 확산). ＊제목 말미의 ‘등’은 동일 주제의 복수 매체 보도를 묶어 1건으로 등록한 것임(예 : 연번 9는 실보도 53건, 연번 10은 56건, 연번 18은 31건).</w:t>
       </w:r>
     </w:p>
     <w:p>
@@ -9651,7 +9651,756 @@
           <w:sz w:val="22"/>
           <w:szCs w:val="22"/>
         </w:rPr>
-        <w:t xml:space="preserve">□ 보도 규모 — 성과등록 1건의 실제 구성</w:t>
+        <w:t xml:space="preserve">□ 실제 보도 건수 — 공적조서 기재 수치와의 대조</w:t>
+      </w:r>
+    </w:p>
+    <w:tbl>
+      <w:tblPr>
+        <w:tblW w:type="dxa" w:w="10400"/>
+        <w:tblBorders>
+          <w:top w:val="single" w:color="auto" w:sz="4"/>
+          <w:left w:val="single" w:color="auto" w:sz="4"/>
+          <w:bottom w:val="single" w:color="auto" w:sz="4"/>
+          <w:right w:val="single" w:color="auto" w:sz="4"/>
+          <w:insideH w:val="single" w:color="auto" w:sz="4"/>
+          <w:insideV w:val="single" w:color="auto" w:sz="4"/>
+        </w:tblBorders>
+      </w:tblPr>
+      <w:tblGrid>
+        <w:gridCol w:w="3200"/>
+        <w:gridCol w:w="1500"/>
+        <w:gridCol w:w="1500"/>
+        <w:gridCol w:w="4200"/>
+      </w:tblGrid>
+      <w:tr>
+        <w:tc>
+          <w:tcPr>
+            <w:tcW w:type="dxa" w:w="3200"/>
+            <w:tcBorders>
+              <w:top w:val="single" w:color="000000" w:sz="6"/>
+              <w:left w:val="single" w:color="000000" w:sz="6"/>
+              <w:bottom w:val="single" w:color="000000" w:sz="6"/>
+              <w:right w:val="single" w:color="000000" w:sz="6"/>
+            </w:tcBorders>
+            <w:shd w:fill="EFEFEF" w:color="auto" w:val="clear"/>
+            <w:tcMar>
+              <w:top w:type="dxa" w:w="18"/>
+              <w:left w:type="dxa" w:w="40"/>
+              <w:bottom w:type="dxa" w:w="18"/>
+              <w:right w:type="dxa" w:w="40"/>
+            </w:tcMar>
+            <w:vAlign w:val="center"/>
+          </w:tcPr>
+          <w:p>
+            <w:pPr>
+              <w:jc w:val="center"/>
+            </w:pPr>
+            <w:r>
+              <w:rPr>
+                <w:rFonts w:ascii="Malgun Gothic" w:cs="Malgun Gothic" w:eastAsia="Malgun Gothic" w:hAnsi="Malgun Gothic"/>
+                <w:b/>
+                <w:bCs/>
+                <w:color w:val="000000"/>
+                <w:sz w:val="15"/>
+                <w:szCs w:val="15"/>
+              </w:rPr>
+              <w:t xml:space="preserve">분야</w:t>
+            </w:r>
+          </w:p>
+        </w:tc>
+        <w:tc>
+          <w:tcPr>
+            <w:tcW w:type="dxa" w:w="1500"/>
+            <w:tcBorders>
+              <w:top w:val="single" w:color="000000" w:sz="6"/>
+              <w:left w:val="single" w:color="000000" w:sz="6"/>
+              <w:bottom w:val="single" w:color="000000" w:sz="6"/>
+              <w:right w:val="single" w:color="000000" w:sz="6"/>
+            </w:tcBorders>
+            <w:shd w:fill="EFEFEF" w:color="auto" w:val="clear"/>
+            <w:tcMar>
+              <w:top w:type="dxa" w:w="18"/>
+              <w:left w:type="dxa" w:w="40"/>
+              <w:bottom w:type="dxa" w:w="18"/>
+              <w:right w:type="dxa" w:w="40"/>
+            </w:tcMar>
+            <w:vAlign w:val="center"/>
+          </w:tcPr>
+          <w:p>
+            <w:pPr>
+              <w:jc w:val="center"/>
+            </w:pPr>
+            <w:r>
+              <w:rPr>
+                <w:rFonts w:ascii="Malgun Gothic" w:cs="Malgun Gothic" w:eastAsia="Malgun Gothic" w:hAnsi="Malgun Gothic"/>
+                <w:b/>
+                <w:bCs/>
+                <w:color w:val="000000"/>
+                <w:sz w:val="15"/>
+                <w:szCs w:val="15"/>
+              </w:rPr>
+              <w:t xml:space="preserve">공적조서</w:t>
+            </w:r>
+          </w:p>
+        </w:tc>
+        <w:tc>
+          <w:tcPr>
+            <w:tcW w:type="dxa" w:w="1500"/>
+            <w:tcBorders>
+              <w:top w:val="single" w:color="000000" w:sz="6"/>
+              <w:left w:val="single" w:color="000000" w:sz="6"/>
+              <w:bottom w:val="single" w:color="000000" w:sz="6"/>
+              <w:right w:val="single" w:color="000000" w:sz="6"/>
+            </w:tcBorders>
+            <w:shd w:fill="EFEFEF" w:color="auto" w:val="clear"/>
+            <w:tcMar>
+              <w:top w:type="dxa" w:w="18"/>
+              <w:left w:type="dxa" w:w="40"/>
+              <w:bottom w:type="dxa" w:w="18"/>
+              <w:right w:type="dxa" w:w="40"/>
+            </w:tcMar>
+            <w:vAlign w:val="center"/>
+          </w:tcPr>
+          <w:p>
+            <w:pPr>
+              <w:jc w:val="center"/>
+            </w:pPr>
+            <w:r>
+              <w:rPr>
+                <w:rFonts w:ascii="Malgun Gothic" w:cs="Malgun Gothic" w:eastAsia="Malgun Gothic" w:hAnsi="Malgun Gothic"/>
+                <w:b/>
+                <w:bCs/>
+                <w:color w:val="000000"/>
+                <w:sz w:val="15"/>
+                <w:szCs w:val="15"/>
+              </w:rPr>
+              <w:t xml:space="preserve">스크랩 확인</w:t>
+            </w:r>
+          </w:p>
+        </w:tc>
+        <w:tc>
+          <w:tcPr>
+            <w:tcW w:type="dxa" w:w="4200"/>
+            <w:tcBorders>
+              <w:top w:val="single" w:color="000000" w:sz="6"/>
+              <w:left w:val="single" w:color="000000" w:sz="6"/>
+              <w:bottom w:val="single" w:color="000000" w:sz="6"/>
+              <w:right w:val="single" w:color="000000" w:sz="6"/>
+            </w:tcBorders>
+            <w:shd w:fill="EFEFEF" w:color="auto" w:val="clear"/>
+            <w:tcMar>
+              <w:top w:type="dxa" w:w="18"/>
+              <w:left w:type="dxa" w:w="40"/>
+              <w:bottom w:type="dxa" w:w="18"/>
+              <w:right w:type="dxa" w:w="40"/>
+            </w:tcMar>
+            <w:vAlign w:val="center"/>
+          </w:tcPr>
+          <w:p>
+            <w:pPr>
+              <w:jc w:val="center"/>
+            </w:pPr>
+            <w:r>
+              <w:rPr>
+                <w:rFonts w:ascii="Malgun Gothic" w:cs="Malgun Gothic" w:eastAsia="Malgun Gothic" w:hAnsi="Malgun Gothic"/>
+                <w:b/>
+                <w:bCs/>
+                <w:color w:val="000000"/>
+                <w:sz w:val="15"/>
+                <w:szCs w:val="15"/>
+              </w:rPr>
+              <w:t xml:space="preserve">확인 범위</w:t>
+            </w:r>
+          </w:p>
+        </w:tc>
+      </w:tr>
+      <w:tr>
+        <w:tc>
+          <w:tcPr>
+            <w:tcW w:type="dxa" w:w="3200"/>
+            <w:tcBorders>
+              <w:top w:val="single" w:color="000000" w:sz="6"/>
+              <w:left w:val="single" w:color="000000" w:sz="6"/>
+              <w:bottom w:val="single" w:color="000000" w:sz="6"/>
+              <w:right w:val="single" w:color="000000" w:sz="6"/>
+            </w:tcBorders>
+            <w:tcMar>
+              <w:top w:type="dxa" w:w="18"/>
+              <w:left w:type="dxa" w:w="40"/>
+              <w:bottom w:type="dxa" w:w="18"/>
+              <w:right w:type="dxa" w:w="40"/>
+            </w:tcMar>
+            <w:vAlign w:val="center"/>
+          </w:tcPr>
+          <w:p>
+            <w:pPr>
+              <w:jc w:val="left"/>
+            </w:pPr>
+            <w:r>
+              <w:rPr>
+                <w:rFonts w:ascii="Malgun Gothic" w:cs="Malgun Gothic" w:eastAsia="Malgun Gothic" w:hAnsi="Malgun Gothic"/>
+                <w:b w:val="false"/>
+                <w:bCs w:val="false"/>
+                <w:color w:val="000000"/>
+                <w:sz w:val="15"/>
+                <w:szCs w:val="15"/>
+              </w:rPr>
+              <w:t xml:space="preserve">가. 로봇착유기(수출 포함)</w:t>
+            </w:r>
+          </w:p>
+        </w:tc>
+        <w:tc>
+          <w:tcPr>
+            <w:tcW w:type="dxa" w:w="1500"/>
+            <w:tcBorders>
+              <w:top w:val="single" w:color="000000" w:sz="6"/>
+              <w:left w:val="single" w:color="000000" w:sz="6"/>
+              <w:bottom w:val="single" w:color="000000" w:sz="6"/>
+              <w:right w:val="single" w:color="000000" w:sz="6"/>
+            </w:tcBorders>
+            <w:tcMar>
+              <w:top w:type="dxa" w:w="18"/>
+              <w:left w:type="dxa" w:w="40"/>
+              <w:bottom w:type="dxa" w:w="18"/>
+              <w:right w:type="dxa" w:w="40"/>
+            </w:tcMar>
+            <w:vAlign w:val="center"/>
+          </w:tcPr>
+          <w:p>
+            <w:pPr>
+              <w:jc w:val="center"/>
+            </w:pPr>
+            <w:r>
+              <w:rPr>
+                <w:rFonts w:ascii="Malgun Gothic" w:cs="Malgun Gothic" w:eastAsia="Malgun Gothic" w:hAnsi="Malgun Gothic"/>
+                <w:b w:val="false"/>
+                <w:bCs w:val="false"/>
+                <w:color w:val="000000"/>
+                <w:sz w:val="15"/>
+                <w:szCs w:val="15"/>
+              </w:rPr>
+              <w:t xml:space="preserve">134건</w:t>
+            </w:r>
+          </w:p>
+        </w:tc>
+        <w:tc>
+          <w:tcPr>
+            <w:tcW w:type="dxa" w:w="1500"/>
+            <w:tcBorders>
+              <w:top w:val="single" w:color="000000" w:sz="6"/>
+              <w:left w:val="single" w:color="000000" w:sz="6"/>
+              <w:bottom w:val="single" w:color="000000" w:sz="6"/>
+              <w:right w:val="single" w:color="000000" w:sz="6"/>
+            </w:tcBorders>
+            <w:tcMar>
+              <w:top w:type="dxa" w:w="18"/>
+              <w:left w:type="dxa" w:w="40"/>
+              <w:bottom w:type="dxa" w:w="18"/>
+              <w:right w:type="dxa" w:w="40"/>
+            </w:tcMar>
+            <w:vAlign w:val="center"/>
+          </w:tcPr>
+          <w:p>
+            <w:pPr>
+              <w:jc w:val="center"/>
+            </w:pPr>
+            <w:r>
+              <w:rPr>
+                <w:rFonts w:ascii="Malgun Gothic" w:cs="Malgun Gothic" w:eastAsia="Malgun Gothic" w:hAnsi="Malgun Gothic"/>
+                <w:b w:val="false"/>
+                <w:bCs w:val="false"/>
+                <w:color w:val="000000"/>
+                <w:sz w:val="15"/>
+                <w:szCs w:val="15"/>
+              </w:rPr>
+              <w:t xml:space="preserve">109건</w:t>
+            </w:r>
+          </w:p>
+        </w:tc>
+        <w:tc>
+          <w:tcPr>
+            <w:tcW w:type="dxa" w:w="4200"/>
+            <w:tcBorders>
+              <w:top w:val="single" w:color="000000" w:sz="6"/>
+              <w:left w:val="single" w:color="000000" w:sz="6"/>
+              <w:bottom w:val="single" w:color="000000" w:sz="6"/>
+              <w:right w:val="single" w:color="000000" w:sz="6"/>
+            </w:tcBorders>
+            <w:tcMar>
+              <w:top w:type="dxa" w:w="18"/>
+              <w:left w:type="dxa" w:w="40"/>
+              <w:bottom w:type="dxa" w:w="18"/>
+              <w:right w:type="dxa" w:w="40"/>
+            </w:tcMar>
+            <w:vAlign w:val="center"/>
+          </w:tcPr>
+          <w:p>
+            <w:pPr>
+              <w:jc w:val="left"/>
+            </w:pPr>
+            <w:r>
+              <w:rPr>
+                <w:rFonts w:ascii="Malgun Gothic" w:cs="Malgun Gothic" w:eastAsia="Malgun Gothic" w:hAnsi="Malgun Gothic"/>
+                <w:b w:val="false"/>
+                <w:bCs w:val="false"/>
+                <w:color w:val="000000"/>
+                <w:sz w:val="15"/>
+                <w:szCs w:val="15"/>
+              </w:rPr>
+              <w:t xml:space="preserve">2021·2023~2026 보도 모음 — 시범사업·수출·현장점검</w:t>
+            </w:r>
+          </w:p>
+        </w:tc>
+      </w:tr>
+      <w:tr>
+        <w:tc>
+          <w:tcPr>
+            <w:tcW w:type="dxa" w:w="3200"/>
+            <w:tcBorders>
+              <w:top w:val="single" w:color="000000" w:sz="6"/>
+              <w:left w:val="single" w:color="000000" w:sz="6"/>
+              <w:bottom w:val="single" w:color="000000" w:sz="6"/>
+              <w:right w:val="single" w:color="000000" w:sz="6"/>
+            </w:tcBorders>
+            <w:tcMar>
+              <w:top w:type="dxa" w:w="18"/>
+              <w:left w:type="dxa" w:w="40"/>
+              <w:bottom w:type="dxa" w:w="18"/>
+              <w:right w:type="dxa" w:w="40"/>
+            </w:tcMar>
+            <w:vAlign w:val="center"/>
+          </w:tcPr>
+          <w:p>
+            <w:pPr>
+              <w:jc w:val="left"/>
+            </w:pPr>
+            <w:r>
+              <w:rPr>
+                <w:rFonts w:ascii="Malgun Gothic" w:cs="Malgun Gothic" w:eastAsia="Malgun Gothic" w:hAnsi="Malgun Gothic"/>
+                <w:b w:val="false"/>
+                <w:bCs w:val="false"/>
+                <w:color w:val="000000"/>
+                <w:sz w:val="15"/>
+                <w:szCs w:val="15"/>
+              </w:rPr>
+              <w:t xml:space="preserve">나. 무인주행형 사료 급이 로봇</w:t>
+            </w:r>
+          </w:p>
+        </w:tc>
+        <w:tc>
+          <w:tcPr>
+            <w:tcW w:type="dxa" w:w="1500"/>
+            <w:tcBorders>
+              <w:top w:val="single" w:color="000000" w:sz="6"/>
+              <w:left w:val="single" w:color="000000" w:sz="6"/>
+              <w:bottom w:val="single" w:color="000000" w:sz="6"/>
+              <w:right w:val="single" w:color="000000" w:sz="6"/>
+            </w:tcBorders>
+            <w:tcMar>
+              <w:top w:type="dxa" w:w="18"/>
+              <w:left w:type="dxa" w:w="40"/>
+              <w:bottom w:type="dxa" w:w="18"/>
+              <w:right w:type="dxa" w:w="40"/>
+            </w:tcMar>
+            <w:vAlign w:val="center"/>
+          </w:tcPr>
+          <w:p>
+            <w:pPr>
+              <w:jc w:val="center"/>
+            </w:pPr>
+            <w:r>
+              <w:rPr>
+                <w:rFonts w:ascii="Malgun Gothic" w:cs="Malgun Gothic" w:eastAsia="Malgun Gothic" w:hAnsi="Malgun Gothic"/>
+                <w:b w:val="false"/>
+                <w:bCs w:val="false"/>
+                <w:color w:val="000000"/>
+                <w:sz w:val="15"/>
+                <w:szCs w:val="15"/>
+              </w:rPr>
+              <w:t xml:space="preserve">49건</w:t>
+            </w:r>
+          </w:p>
+        </w:tc>
+        <w:tc>
+          <w:tcPr>
+            <w:tcW w:type="dxa" w:w="1500"/>
+            <w:tcBorders>
+              <w:top w:val="single" w:color="000000" w:sz="6"/>
+              <w:left w:val="single" w:color="000000" w:sz="6"/>
+              <w:bottom w:val="single" w:color="000000" w:sz="6"/>
+              <w:right w:val="single" w:color="000000" w:sz="6"/>
+            </w:tcBorders>
+            <w:tcMar>
+              <w:top w:type="dxa" w:w="18"/>
+              <w:left w:type="dxa" w:w="40"/>
+              <w:bottom w:type="dxa" w:w="18"/>
+              <w:right w:type="dxa" w:w="40"/>
+            </w:tcMar>
+            <w:vAlign w:val="center"/>
+          </w:tcPr>
+          <w:p>
+            <w:pPr>
+              <w:jc w:val="center"/>
+            </w:pPr>
+            <w:r>
+              <w:rPr>
+                <w:rFonts w:ascii="Malgun Gothic" w:cs="Malgun Gothic" w:eastAsia="Malgun Gothic" w:hAnsi="Malgun Gothic"/>
+                <w:b w:val="false"/>
+                <w:bCs w:val="false"/>
+                <w:color w:val="000000"/>
+                <w:sz w:val="15"/>
+                <w:szCs w:val="15"/>
+              </w:rPr>
+              <w:t xml:space="preserve">31건</w:t>
+            </w:r>
+          </w:p>
+        </w:tc>
+        <w:tc>
+          <w:tcPr>
+            <w:tcW w:type="dxa" w:w="4200"/>
+            <w:tcBorders>
+              <w:top w:val="single" w:color="000000" w:sz="6"/>
+              <w:left w:val="single" w:color="000000" w:sz="6"/>
+              <w:bottom w:val="single" w:color="000000" w:sz="6"/>
+              <w:right w:val="single" w:color="000000" w:sz="6"/>
+            </w:tcBorders>
+            <w:tcMar>
+              <w:top w:type="dxa" w:w="18"/>
+              <w:left w:type="dxa" w:w="40"/>
+              <w:bottom w:type="dxa" w:w="18"/>
+              <w:right w:type="dxa" w:w="40"/>
+            </w:tcMar>
+            <w:vAlign w:val="center"/>
+          </w:tcPr>
+          <w:p>
+            <w:pPr>
+              <w:jc w:val="left"/>
+            </w:pPr>
+            <w:r>
+              <w:rPr>
+                <w:rFonts w:ascii="Malgun Gothic" w:cs="Malgun Gothic" w:eastAsia="Malgun Gothic" w:hAnsi="Malgun Gothic"/>
+                <w:b w:val="false"/>
+                <w:bCs w:val="false"/>
+                <w:color w:val="000000"/>
+                <w:sz w:val="15"/>
+                <w:szCs w:val="15"/>
+              </w:rPr>
+              <w:t xml:space="preserve">2021. 10.~11. 「축사 작업 알아서 척척」 보도 모음</w:t>
+            </w:r>
+          </w:p>
+        </w:tc>
+      </w:tr>
+      <w:tr>
+        <w:tc>
+          <w:tcPr>
+            <w:tcW w:type="dxa" w:w="3200"/>
+            <w:tcBorders>
+              <w:top w:val="single" w:color="000000" w:sz="6"/>
+              <w:left w:val="single" w:color="000000" w:sz="6"/>
+              <w:bottom w:val="single" w:color="000000" w:sz="6"/>
+              <w:right w:val="single" w:color="000000" w:sz="6"/>
+            </w:tcBorders>
+            <w:tcMar>
+              <w:top w:type="dxa" w:w="18"/>
+              <w:left w:type="dxa" w:w="40"/>
+              <w:bottom w:type="dxa" w:w="18"/>
+              <w:right w:type="dxa" w:w="40"/>
+            </w:tcMar>
+            <w:vAlign w:val="center"/>
+          </w:tcPr>
+          <w:p>
+            <w:pPr>
+              <w:jc w:val="left"/>
+            </w:pPr>
+            <w:r>
+              <w:rPr>
+                <w:rFonts w:ascii="Malgun Gothic" w:cs="Malgun Gothic" w:eastAsia="Malgun Gothic" w:hAnsi="Malgun Gothic"/>
+                <w:b w:val="false"/>
+                <w:bCs w:val="false"/>
+                <w:color w:val="000000"/>
+                <w:sz w:val="15"/>
+                <w:szCs w:val="15"/>
+              </w:rPr>
+              <w:t xml:space="preserve">다. ICT 융복합 인공지능 시스템</w:t>
+            </w:r>
+          </w:p>
+        </w:tc>
+        <w:tc>
+          <w:tcPr>
+            <w:tcW w:type="dxa" w:w="1500"/>
+            <w:tcBorders>
+              <w:top w:val="single" w:color="000000" w:sz="6"/>
+              <w:left w:val="single" w:color="000000" w:sz="6"/>
+              <w:bottom w:val="single" w:color="000000" w:sz="6"/>
+              <w:right w:val="single" w:color="000000" w:sz="6"/>
+            </w:tcBorders>
+            <w:tcMar>
+              <w:top w:type="dxa" w:w="18"/>
+              <w:left w:type="dxa" w:w="40"/>
+              <w:bottom w:type="dxa" w:w="18"/>
+              <w:right w:type="dxa" w:w="40"/>
+            </w:tcMar>
+            <w:vAlign w:val="center"/>
+          </w:tcPr>
+          <w:p>
+            <w:pPr>
+              <w:jc w:val="center"/>
+            </w:pPr>
+            <w:r>
+              <w:rPr>
+                <w:rFonts w:ascii="Malgun Gothic" w:cs="Malgun Gothic" w:eastAsia="Malgun Gothic" w:hAnsi="Malgun Gothic"/>
+                <w:b w:val="false"/>
+                <w:bCs w:val="false"/>
+                <w:color w:val="000000"/>
+                <w:sz w:val="15"/>
+                <w:szCs w:val="15"/>
+              </w:rPr>
+              <w:t xml:space="preserve">126건</w:t>
+            </w:r>
+          </w:p>
+        </w:tc>
+        <w:tc>
+          <w:tcPr>
+            <w:tcW w:type="dxa" w:w="1500"/>
+            <w:tcBorders>
+              <w:top w:val="single" w:color="000000" w:sz="6"/>
+              <w:left w:val="single" w:color="000000" w:sz="6"/>
+              <w:bottom w:val="single" w:color="000000" w:sz="6"/>
+              <w:right w:val="single" w:color="000000" w:sz="6"/>
+            </w:tcBorders>
+            <w:tcMar>
+              <w:top w:type="dxa" w:w="18"/>
+              <w:left w:type="dxa" w:w="40"/>
+              <w:bottom w:type="dxa" w:w="18"/>
+              <w:right w:type="dxa" w:w="40"/>
+            </w:tcMar>
+            <w:vAlign w:val="center"/>
+          </w:tcPr>
+          <w:p>
+            <w:pPr>
+              <w:jc w:val="center"/>
+            </w:pPr>
+            <w:r>
+              <w:rPr>
+                <w:rFonts w:ascii="Malgun Gothic" w:cs="Malgun Gothic" w:eastAsia="Malgun Gothic" w:hAnsi="Malgun Gothic"/>
+                <w:b w:val="false"/>
+                <w:bCs w:val="false"/>
+                <w:color w:val="000000"/>
+                <w:sz w:val="15"/>
+                <w:szCs w:val="15"/>
+              </w:rPr>
+              <w:t xml:space="preserve">122건</w:t>
+            </w:r>
+          </w:p>
+        </w:tc>
+        <w:tc>
+          <w:tcPr>
+            <w:tcW w:type="dxa" w:w="4200"/>
+            <w:tcBorders>
+              <w:top w:val="single" w:color="000000" w:sz="6"/>
+              <w:left w:val="single" w:color="000000" w:sz="6"/>
+              <w:bottom w:val="single" w:color="000000" w:sz="6"/>
+              <w:right w:val="single" w:color="000000" w:sz="6"/>
+            </w:tcBorders>
+            <w:tcMar>
+              <w:top w:type="dxa" w:w="18"/>
+              <w:left w:type="dxa" w:w="40"/>
+              <w:bottom w:type="dxa" w:w="18"/>
+              <w:right w:type="dxa" w:w="40"/>
+            </w:tcMar>
+            <w:vAlign w:val="center"/>
+          </w:tcPr>
+          <w:p>
+            <w:pPr>
+              <w:jc w:val="left"/>
+            </w:pPr>
+            <w:r>
+              <w:rPr>
+                <w:rFonts w:ascii="Malgun Gothic" w:cs="Malgun Gothic" w:eastAsia="Malgun Gothic" w:hAnsi="Malgun Gothic"/>
+                <w:b w:val="false"/>
+                <w:bCs w:val="false"/>
+                <w:color w:val="000000"/>
+                <w:sz w:val="15"/>
+                <w:szCs w:val="15"/>
+              </w:rPr>
+              <w:t xml:space="preserve">2018. 7.~8. 스마트알약·특허 대응, 2019~2021 확산 보도</w:t>
+            </w:r>
+          </w:p>
+        </w:tc>
+      </w:tr>
+      <w:tr>
+        <w:tc>
+          <w:tcPr>
+            <w:tcW w:type="dxa" w:w="3200"/>
+            <w:tcBorders>
+              <w:top w:val="single" w:color="000000" w:sz="6"/>
+              <w:left w:val="single" w:color="000000" w:sz="6"/>
+              <w:bottom w:val="single" w:color="000000" w:sz="6"/>
+              <w:right w:val="single" w:color="000000" w:sz="6"/>
+            </w:tcBorders>
+            <w:shd w:fill="EFEFEF" w:color="auto" w:val="clear"/>
+            <w:tcMar>
+              <w:top w:type="dxa" w:w="18"/>
+              <w:left w:type="dxa" w:w="40"/>
+              <w:bottom w:type="dxa" w:w="18"/>
+              <w:right w:type="dxa" w:w="40"/>
+            </w:tcMar>
+            <w:vAlign w:val="center"/>
+          </w:tcPr>
+          <w:p>
+            <w:pPr>
+              <w:jc w:val="left"/>
+            </w:pPr>
+            <w:r>
+              <w:rPr>
+                <w:rFonts w:ascii="Malgun Gothic" w:cs="Malgun Gothic" w:eastAsia="Malgun Gothic" w:hAnsi="Malgun Gothic"/>
+                <w:b/>
+                <w:bCs/>
+                <w:color w:val="000000"/>
+                <w:sz w:val="15"/>
+                <w:szCs w:val="15"/>
+              </w:rPr>
+              <w:t xml:space="preserve">합　계</w:t>
+            </w:r>
+          </w:p>
+        </w:tc>
+        <w:tc>
+          <w:tcPr>
+            <w:tcW w:type="dxa" w:w="1500"/>
+            <w:tcBorders>
+              <w:top w:val="single" w:color="000000" w:sz="6"/>
+              <w:left w:val="single" w:color="000000" w:sz="6"/>
+              <w:bottom w:val="single" w:color="000000" w:sz="6"/>
+              <w:right w:val="single" w:color="000000" w:sz="6"/>
+            </w:tcBorders>
+            <w:shd w:fill="EFEFEF" w:color="auto" w:val="clear"/>
+            <w:tcMar>
+              <w:top w:type="dxa" w:w="18"/>
+              <w:left w:type="dxa" w:w="40"/>
+              <w:bottom w:type="dxa" w:w="18"/>
+              <w:right w:type="dxa" w:w="40"/>
+            </w:tcMar>
+            <w:vAlign w:val="center"/>
+          </w:tcPr>
+          <w:p>
+            <w:pPr>
+              <w:jc w:val="center"/>
+            </w:pPr>
+            <w:r>
+              <w:rPr>
+                <w:rFonts w:ascii="Malgun Gothic" w:cs="Malgun Gothic" w:eastAsia="Malgun Gothic" w:hAnsi="Malgun Gothic"/>
+                <w:b/>
+                <w:bCs/>
+                <w:color w:val="000000"/>
+                <w:sz w:val="15"/>
+                <w:szCs w:val="15"/>
+              </w:rPr>
+              <w:t xml:space="preserve">309건</w:t>
+            </w:r>
+          </w:p>
+        </w:tc>
+        <w:tc>
+          <w:tcPr>
+            <w:tcW w:type="dxa" w:w="1500"/>
+            <w:tcBorders>
+              <w:top w:val="single" w:color="000000" w:sz="6"/>
+              <w:left w:val="single" w:color="000000" w:sz="6"/>
+              <w:bottom w:val="single" w:color="000000" w:sz="6"/>
+              <w:right w:val="single" w:color="000000" w:sz="6"/>
+            </w:tcBorders>
+            <w:shd w:fill="EFEFEF" w:color="auto" w:val="clear"/>
+            <w:tcMar>
+              <w:top w:type="dxa" w:w="18"/>
+              <w:left w:type="dxa" w:w="40"/>
+              <w:bottom w:type="dxa" w:w="18"/>
+              <w:right w:type="dxa" w:w="40"/>
+            </w:tcMar>
+            <w:vAlign w:val="center"/>
+          </w:tcPr>
+          <w:p>
+            <w:pPr>
+              <w:jc w:val="center"/>
+            </w:pPr>
+            <w:r>
+              <w:rPr>
+                <w:rFonts w:ascii="Malgun Gothic" w:cs="Malgun Gothic" w:eastAsia="Malgun Gothic" w:hAnsi="Malgun Gothic"/>
+                <w:b/>
+                <w:bCs/>
+                <w:color w:val="000000"/>
+                <w:sz w:val="15"/>
+                <w:szCs w:val="15"/>
+              </w:rPr>
+              <w:t xml:space="preserve">262건</w:t>
+            </w:r>
+          </w:p>
+        </w:tc>
+        <w:tc>
+          <w:tcPr>
+            <w:tcW w:type="dxa" w:w="4200"/>
+            <w:tcBorders>
+              <w:top w:val="single" w:color="000000" w:sz="6"/>
+              <w:left w:val="single" w:color="000000" w:sz="6"/>
+              <w:bottom w:val="single" w:color="000000" w:sz="6"/>
+              <w:right w:val="single" w:color="000000" w:sz="6"/>
+            </w:tcBorders>
+            <w:shd w:fill="EFEFEF" w:color="auto" w:val="clear"/>
+            <w:tcMar>
+              <w:top w:type="dxa" w:w="18"/>
+              <w:left w:type="dxa" w:w="40"/>
+              <w:bottom w:type="dxa" w:w="18"/>
+              <w:right w:type="dxa" w:w="40"/>
+            </w:tcMar>
+            <w:vAlign w:val="center"/>
+          </w:tcPr>
+          <w:p>
+            <w:pPr>
+              <w:jc w:val="left"/>
+            </w:pPr>
+            <w:r>
+              <w:rPr>
+                <w:rFonts w:ascii="Malgun Gothic" w:cs="Malgun Gothic" w:eastAsia="Malgun Gothic" w:hAnsi="Malgun Gothic"/>
+                <w:b/>
+                <w:bCs/>
+                <w:color w:val="000000"/>
+                <w:sz w:val="15"/>
+                <w:szCs w:val="15"/>
+              </w:rPr>
+              <w:t xml:space="preserve">조서 기재 보도의 85%를 스크랩 실물로 보유</w:t>
+            </w:r>
+          </w:p>
+        </w:tc>
+      </w:tr>
+    </w:tbl>
+    <w:p>
+      <w:pPr>
+        <w:spacing w:before="50"/>
+      </w:pPr>
+      <w:r>
+        <w:rPr>
+          <w:rFonts w:ascii="Malgun Gothic" w:cs="Malgun Gothic" w:eastAsia="Malgun Gothic" w:hAnsi="Malgun Gothic"/>
+          <w:b w:val="false"/>
+          <w:bCs w:val="false"/>
+          <w:color w:val="000000"/>
+          <w:sz w:val="14"/>
+          <w:szCs w:val="14"/>
+        </w:rPr>
+        <w:t xml:space="preserve">＊‘스크랩 확인’은 매체·게재일·제목이 확인되는 보도 모음 실물에서 중복을 제거해 집계한 수치임. ＊대장 건수(37건)와 조서 건수(309건)의 관계 : 대장의 1건은 보도자료 단위 성과등록 건이고, 조서의 건수는 개별 매체 보도 수임 — 집계 단위가 다를 뿐 같은 실적임.</w:t>
+      </w:r>
+    </w:p>
+    <w:p>
+      <w:pPr>
+        <w:spacing w:after="60" w:before="190"/>
+      </w:pPr>
+      <w:r>
+        <w:rPr>
+          <w:rFonts w:ascii="Malgun Gothic" w:cs="Malgun Gothic" w:eastAsia="Malgun Gothic" w:hAnsi="Malgun Gothic"/>
+          <w:b/>
+          <w:bCs/>
+          <w:color w:val="000000"/>
+          <w:sz w:val="22"/>
+          <w:szCs w:val="22"/>
+        </w:rPr>
+        <w:t xml:space="preserve">□ 보도 규모 — 성과등록 1건의 실제 구성 (예시)</w:t>
       </w:r>
     </w:p>
     <w:tbl>
@@ -10194,6 +10943,178 @@
           </w:p>
         </w:tc>
       </w:tr>
+      <w:tr>
+        <w:tc>
+          <w:tcPr>
+            <w:tcW w:type="dxa" w:w="900"/>
+            <w:tcBorders>
+              <w:top w:val="single" w:color="000000" w:sz="6"/>
+              <w:left w:val="single" w:color="000000" w:sz="6"/>
+              <w:bottom w:val="single" w:color="000000" w:sz="6"/>
+              <w:right w:val="single" w:color="000000" w:sz="6"/>
+            </w:tcBorders>
+            <w:tcMar>
+              <w:top w:type="dxa" w:w="18"/>
+              <w:left w:type="dxa" w:w="40"/>
+              <w:bottom w:type="dxa" w:w="18"/>
+              <w:right w:type="dxa" w:w="40"/>
+            </w:tcMar>
+            <w:vAlign w:val="center"/>
+          </w:tcPr>
+          <w:p>
+            <w:pPr>
+              <w:jc w:val="center"/>
+            </w:pPr>
+            <w:r>
+              <w:rPr>
+                <w:rFonts w:ascii="Malgun Gothic" w:cs="Malgun Gothic" w:eastAsia="Malgun Gothic" w:hAnsi="Malgun Gothic"/>
+                <w:b w:val="false"/>
+                <w:bCs w:val="false"/>
+                <w:color w:val="000000"/>
+                <w:sz w:val="14"/>
+                <w:szCs w:val="14"/>
+              </w:rPr>
+              <w:t xml:space="preserve">18</w:t>
+            </w:r>
+          </w:p>
+        </w:tc>
+        <w:tc>
+          <w:tcPr>
+            <w:tcW w:type="dxa" w:w="2900"/>
+            <w:tcBorders>
+              <w:top w:val="single" w:color="000000" w:sz="6"/>
+              <w:left w:val="single" w:color="000000" w:sz="6"/>
+              <w:bottom w:val="single" w:color="000000" w:sz="6"/>
+              <w:right w:val="single" w:color="000000" w:sz="6"/>
+            </w:tcBorders>
+            <w:tcMar>
+              <w:top w:type="dxa" w:w="18"/>
+              <w:left w:type="dxa" w:w="40"/>
+              <w:bottom w:type="dxa" w:w="18"/>
+              <w:right w:type="dxa" w:w="40"/>
+            </w:tcMar>
+            <w:vAlign w:val="center"/>
+          </w:tcPr>
+          <w:p>
+            <w:pPr>
+              <w:jc w:val="left"/>
+            </w:pPr>
+            <w:r>
+              <w:rPr>
+                <w:rFonts w:ascii="Malgun Gothic" w:cs="Malgun Gothic" w:eastAsia="Malgun Gothic" w:hAnsi="Malgun Gothic"/>
+                <w:b w:val="false"/>
+                <w:bCs w:val="false"/>
+                <w:color w:val="000000"/>
+                <w:sz w:val="14"/>
+                <w:szCs w:val="14"/>
+              </w:rPr>
+              <w:t xml:space="preserve">소는 로봇이 키운다 등 (2021. 10.)</w:t>
+            </w:r>
+          </w:p>
+        </w:tc>
+        <w:tc>
+          <w:tcPr>
+            <w:tcW w:type="dxa" w:w="900"/>
+            <w:tcBorders>
+              <w:top w:val="single" w:color="000000" w:sz="6"/>
+              <w:left w:val="single" w:color="000000" w:sz="6"/>
+              <w:bottom w:val="single" w:color="000000" w:sz="6"/>
+              <w:right w:val="single" w:color="000000" w:sz="6"/>
+            </w:tcBorders>
+            <w:tcMar>
+              <w:top w:type="dxa" w:w="18"/>
+              <w:left w:type="dxa" w:w="40"/>
+              <w:bottom w:type="dxa" w:w="18"/>
+              <w:right w:type="dxa" w:w="40"/>
+            </w:tcMar>
+            <w:vAlign w:val="center"/>
+          </w:tcPr>
+          <w:p>
+            <w:pPr>
+              <w:jc w:val="center"/>
+            </w:pPr>
+            <w:r>
+              <w:rPr>
+                <w:rFonts w:ascii="Malgun Gothic" w:cs="Malgun Gothic" w:eastAsia="Malgun Gothic" w:hAnsi="Malgun Gothic"/>
+                <w:b w:val="false"/>
+                <w:bCs w:val="false"/>
+                <w:color w:val="000000"/>
+                <w:sz w:val="14"/>
+                <w:szCs w:val="14"/>
+              </w:rPr>
+              <w:t xml:space="preserve">54.3</w:t>
+            </w:r>
+          </w:p>
+        </w:tc>
+        <w:tc>
+          <w:tcPr>
+            <w:tcW w:type="dxa" w:w="1100"/>
+            <w:tcBorders>
+              <w:top w:val="single" w:color="000000" w:sz="6"/>
+              <w:left w:val="single" w:color="000000" w:sz="6"/>
+              <w:bottom w:val="single" w:color="000000" w:sz="6"/>
+              <w:right w:val="single" w:color="000000" w:sz="6"/>
+            </w:tcBorders>
+            <w:tcMar>
+              <w:top w:type="dxa" w:w="18"/>
+              <w:left w:type="dxa" w:w="40"/>
+              <w:bottom w:type="dxa" w:w="18"/>
+              <w:right w:type="dxa" w:w="40"/>
+            </w:tcMar>
+            <w:vAlign w:val="center"/>
+          </w:tcPr>
+          <w:p>
+            <w:pPr>
+              <w:jc w:val="center"/>
+            </w:pPr>
+            <w:r>
+              <w:rPr>
+                <w:rFonts w:ascii="Malgun Gothic" w:cs="Malgun Gothic" w:eastAsia="Malgun Gothic" w:hAnsi="Malgun Gothic"/>
+                <w:b w:val="false"/>
+                <w:bCs w:val="false"/>
+                <w:color w:val="000000"/>
+                <w:sz w:val="14"/>
+                <w:szCs w:val="14"/>
+              </w:rPr>
+              <w:t xml:space="preserve">31건</w:t>
+            </w:r>
+          </w:p>
+        </w:tc>
+        <w:tc>
+          <w:tcPr>
+            <w:tcW w:type="dxa" w:w="4600"/>
+            <w:tcBorders>
+              <w:top w:val="single" w:color="000000" w:sz="6"/>
+              <w:left w:val="single" w:color="000000" w:sz="6"/>
+              <w:bottom w:val="single" w:color="000000" w:sz="6"/>
+              <w:right w:val="single" w:color="000000" w:sz="6"/>
+            </w:tcBorders>
+            <w:tcMar>
+              <w:top w:type="dxa" w:w="18"/>
+              <w:left w:type="dxa" w:w="40"/>
+              <w:bottom w:type="dxa" w:w="18"/>
+              <w:right w:type="dxa" w:w="40"/>
+            </w:tcMar>
+            <w:vAlign w:val="center"/>
+          </w:tcPr>
+          <w:p>
+            <w:pPr>
+              <w:jc w:val="left"/>
+            </w:pPr>
+            <w:r>
+              <w:rPr>
+                <w:rFonts w:ascii="Malgun Gothic" w:cs="Malgun Gothic" w:eastAsia="Malgun Gothic" w:hAnsi="Malgun Gothic"/>
+                <w:b w:val="false"/>
+                <w:bCs w:val="false"/>
+                <w:color w:val="000000"/>
+                <w:sz w:val="14"/>
+                <w:szCs w:val="14"/>
+              </w:rPr>
+              <w:t xml:space="preserve">지상파·종편 TV(연합뉴스TV·MBN 등) ／ 중앙일간지 ／ 농업전문지·지방일간지 ／ 인터넷신문 — 「축사 작업 알아서 척척, 로봇·자동화 시대 개막」 보도 모음</w:t>
+            </w:r>
+          </w:p>
+        </w:tc>
+      </w:tr>
     </w:tbl>
     <w:p>
       <w:pPr>
@@ -10208,7 +11129,7 @@
           <w:sz w:val="14"/>
           <w:szCs w:val="14"/>
         </w:rPr>
-        <w:t xml:space="preserve">＊위 2건은 실물 보도 모음(스크랩)으로 매체·게재일·제목이 전건 확인되는 예시임 — 나머지 건도 동일한 방식으로 등록됨. ＊두 건만으로 실보도 109건이며, 공적관련 37건 전체의 실제 보도량은 수백 건 규모임.</w:t>
+        <w:t xml:space="preserve">＊위 3건은 보도 모음(스크랩) 실물로 매체·게재일·제목이 전건 확인되는 예시임 — 3건만으로 실보도 140건.</w:t>
       </w:r>
     </w:p>
     <w:p>
@@ -11389,7 +12310,7 @@
                 <w:sz w:val="15"/>
                 <w:szCs w:val="15"/>
               </w:rPr>
-              <w:t xml:space="preserve">2018. 7. 스마트알약 53건 · 2018. 8. 특허침해 56건</w:t>
+              <w:t xml:space="preserve">분야별 실보도 262건 — 조서 309건의 85%</w:t>
             </w:r>
           </w:p>
         </w:tc>

--- a/홍보실적대장.docx
+++ b/홍보실적대장.docx
@@ -10223,7 +10223,7 @@
                 <w:sz w:val="15"/>
                 <w:szCs w:val="15"/>
               </w:rPr>
-              <w:t xml:space="preserve">2018. 7.~8. 스마트알약·특허 대응, 2019~2021 확산 보도</w:t>
+              <w:t xml:space="preserve">2018. 7.~8. 109건(주간 보도목록 전건 집계) + 2019~2021 확산 보도</w:t>
             </w:r>
           </w:p>
         </w:tc>
@@ -10664,7 +10664,7 @@
                 <w:sz w:val="14"/>
                 <w:szCs w:val="14"/>
               </w:rPr>
-              <w:t xml:space="preserve">소 건강 점검 스마트알약 개발 등 (2018. 7.)</w:t>
+              <w:t xml:space="preserve">소 건강 점검 스마트알약 개발 등 (2018. 7. · 보도자료 104)</w:t>
             </w:r>
           </w:p>
         </w:tc>
@@ -10732,7 +10732,7 @@
                 <w:sz w:val="14"/>
                 <w:szCs w:val="14"/>
               </w:rPr>
-              <w:t xml:space="preserve">53건</w:t>
+              <w:t xml:space="preserve">56건</w:t>
             </w:r>
           </w:p>
         </w:tc>
@@ -10766,7 +10766,7 @@
                 <w:sz w:val="14"/>
                 <w:szCs w:val="14"/>
               </w:rPr>
-              <w:t xml:space="preserve">중앙일간지 23×5=115 ／ 지상파·종편 TV 5×4=20 ／ 농업전문지 6×1.5=9 ／ 중앙라디오 2×3=6 ／ 월간지 5×1=5 ／ 기타일간지 2×2=4 ／ 청 홈페이지 12×0.1=1.2 ／ 정책포털 1×1=1</w:t>
+              <w:t xml:space="preserve">중앙일간지 11×5=55 ／ 농업전문지 13×1.5=19.5 ／ 지방일간지 8×1.5=12 ／ 케이블 TV 2×4=8 ／ 중앙라디오 2×3=6 ／ 지방 TV 1×4=4 ／ 기타전문지 3×1=3 ／ 기타일간지 1×2=2 ／ 인터넷포털 14×0.1=1.4 ／ 정책포털 1×1=1</w:t>
             </w:r>
           </w:p>
         </w:tc>
@@ -10904,7 +10904,7 @@
                 <w:sz w:val="14"/>
                 <w:szCs w:val="14"/>
               </w:rPr>
-              <w:t xml:space="preserve">56건</w:t>
+              <w:t xml:space="preserve">53건</w:t>
             </w:r>
           </w:p>
         </w:tc>
@@ -10938,7 +10938,7 @@
                 <w:sz w:val="14"/>
                 <w:szCs w:val="14"/>
               </w:rPr>
-              <w:t xml:space="preserve">중앙일간지 11×5=55 ／ 농업전문지·지방일간지 20×1.5=30 ／ TV 3×4=12 ／ 중앙라디오 2×3=6 ／ 인터넷신문 14×0.1=1.4 ／ 기타일간지 1×2=2 ／ 월간지 1×1=1 ／ 정책포털 1×1=1</w:t>
+              <w:t xml:space="preserve">중앙일간지 21×5=105 ／ 케이블 TV 5×4=20 ／ 중앙라디오 2×3=6 ／ 농업전문지 4×1.5=6 ／ 기타일간지 2×2=4 ／ 종편 TV 1×4=4 ／ 지방일간지 2×1.5=3 ／ 기타전문지 2×1=2 ／ 인터넷포털 11×0.1=1.1 ／ 월간지 1×1=1 ／ 정책포털 1×1=1</w:t>
             </w:r>
           </w:p>
         </w:tc>
@@ -11129,7 +11129,7 @@
           <w:sz w:val="14"/>
           <w:szCs w:val="14"/>
         </w:rPr>
-        <w:t xml:space="preserve">＊위 3건은 보도 모음(스크랩) 실물로 매체·게재일·제목이 전건 확인되는 예시임 — 3건만으로 실보도 140건.</w:t>
+        <w:t xml:space="preserve">＊연번 9·10의 매체별 구성은 대변인실 주간 보도목록(ATIS) 원자료에서 매체·게재일·매체구분·가중치를 전건 집계한 것임(2018년 7월 2주 ~ 8월 5주, 8개 파일). ＊집계 합계(111.9 / 153.1)와 성과등록 점수(108.4 / 161.2)의 소폭 차이는 등록 시점의 반영 범위 차이임. ＊3건만으로 실보도 140건.</w:t>
       </w:r>
     </w:p>
     <w:p>
@@ -12345,6 +12345,110 @@
                 <w:szCs w:val="15"/>
               </w:rPr>
               <w:t xml:space="preserve">실물 보유</w:t>
+            </w:r>
+          </w:p>
+        </w:tc>
+      </w:tr>
+      <w:tr>
+        <w:tc>
+          <w:tcPr>
+            <w:tcW w:type="dxa" w:w="3140"/>
+            <w:tcBorders>
+              <w:top w:val="single" w:color="000000" w:sz="6"/>
+              <w:left w:val="single" w:color="000000" w:sz="6"/>
+              <w:bottom w:val="single" w:color="000000" w:sz="6"/>
+              <w:right w:val="single" w:color="000000" w:sz="6"/>
+            </w:tcBorders>
+            <w:tcMar>
+              <w:top w:type="dxa" w:w="18"/>
+              <w:left w:type="dxa" w:w="40"/>
+              <w:bottom w:type="dxa" w:w="18"/>
+              <w:right w:type="dxa" w:w="40"/>
+            </w:tcMar>
+            <w:vAlign w:val="center"/>
+          </w:tcPr>
+          <w:p>
+            <w:pPr>
+              <w:jc w:val="left"/>
+            </w:pPr>
+            <w:r>
+              <w:rPr>
+                <w:rFonts w:ascii="Malgun Gothic" w:cs="Malgun Gothic" w:eastAsia="Malgun Gothic" w:hAnsi="Malgun Gothic"/>
+                <w:b w:val="false"/>
+                <w:bCs w:val="false"/>
+                <w:color w:val="000000"/>
+                <w:sz w:val="15"/>
+                <w:szCs w:val="15"/>
+              </w:rPr>
+              <w:t xml:space="preserve">대변인실 주간 보도목록</w:t>
+            </w:r>
+          </w:p>
+        </w:tc>
+        <w:tc>
+          <w:tcPr>
+            <w:tcW w:type="dxa" w:w="4611"/>
+            <w:tcBorders>
+              <w:top w:val="single" w:color="000000" w:sz="6"/>
+              <w:left w:val="single" w:color="000000" w:sz="6"/>
+              <w:bottom w:val="single" w:color="000000" w:sz="6"/>
+              <w:right w:val="single" w:color="000000" w:sz="6"/>
+            </w:tcBorders>
+            <w:tcMar>
+              <w:top w:type="dxa" w:w="18"/>
+              <w:left w:type="dxa" w:w="40"/>
+              <w:bottom w:type="dxa" w:w="18"/>
+              <w:right w:type="dxa" w:w="40"/>
+            </w:tcMar>
+            <w:vAlign w:val="center"/>
+          </w:tcPr>
+          <w:p>
+            <w:pPr>
+              <w:jc w:val="left"/>
+            </w:pPr>
+            <w:r>
+              <w:rPr>
+                <w:rFonts w:ascii="Malgun Gothic" w:cs="Malgun Gothic" w:eastAsia="Malgun Gothic" w:hAnsi="Malgun Gothic"/>
+                <w:b w:val="false"/>
+                <w:bCs w:val="false"/>
+                <w:color w:val="000000"/>
+                <w:sz w:val="15"/>
+                <w:szCs w:val="15"/>
+              </w:rPr>
+              <w:t xml:space="preserve">2018년 7~8월 8개 주차 — 매체·게재일·매체구분·가중치</w:t>
+            </w:r>
+          </w:p>
+        </w:tc>
+        <w:tc>
+          <w:tcPr>
+            <w:tcW w:type="dxa" w:w="2649"/>
+            <w:tcBorders>
+              <w:top w:val="single" w:color="000000" w:sz="6"/>
+              <w:left w:val="single" w:color="000000" w:sz="6"/>
+              <w:bottom w:val="single" w:color="000000" w:sz="6"/>
+              <w:right w:val="single" w:color="000000" w:sz="6"/>
+            </w:tcBorders>
+            <w:tcMar>
+              <w:top w:type="dxa" w:w="18"/>
+              <w:left w:type="dxa" w:w="40"/>
+              <w:bottom w:type="dxa" w:w="18"/>
+              <w:right w:type="dxa" w:w="40"/>
+            </w:tcMar>
+            <w:vAlign w:val="center"/>
+          </w:tcPr>
+          <w:p>
+            <w:pPr>
+              <w:jc w:val="center"/>
+            </w:pPr>
+            <w:r>
+              <w:rPr>
+                <w:rFonts w:ascii="Malgun Gothic" w:cs="Malgun Gothic" w:eastAsia="Malgun Gothic" w:hAnsi="Malgun Gothic"/>
+                <w:b w:val="false"/>
+                <w:bCs w:val="false"/>
+                <w:color w:val="000000"/>
+                <w:sz w:val="15"/>
+                <w:szCs w:val="15"/>
+              </w:rPr>
+              <w:t xml:space="preserve">ATIS 원자료</w:t>
             </w:r>
           </w:p>
         </w:tc>

--- a/홍보실적대장.docx
+++ b/홍보실적대장.docx
@@ -10051,7 +10051,7 @@
                 <w:sz w:val="15"/>
                 <w:szCs w:val="15"/>
               </w:rPr>
-              <w:t xml:space="preserve">31건</w:t>
+              <w:t xml:space="preserve">48건</w:t>
             </w:r>
           </w:p>
         </w:tc>
@@ -10085,7 +10085,7 @@
                 <w:sz w:val="15"/>
                 <w:szCs w:val="15"/>
               </w:rPr>
-              <w:t xml:space="preserve">2021. 10.~11. 「축사 작업 알아서 척척」 보도 모음</w:t>
+              <w:t xml:space="preserve">2021. 10.~11. 「축사 작업 알아서 척척」 — 주간 보도목록 전건 집계 (사실상 일치)</w:t>
             </w:r>
           </w:p>
         </w:tc>
@@ -10330,7 +10330,7 @@
                 <w:sz w:val="15"/>
                 <w:szCs w:val="15"/>
               </w:rPr>
-              <w:t xml:space="preserve">262건</w:t>
+              <w:t xml:space="preserve">279건</w:t>
             </w:r>
           </w:p>
         </w:tc>
@@ -10365,7 +10365,7 @@
                 <w:sz w:val="15"/>
                 <w:szCs w:val="15"/>
               </w:rPr>
-              <w:t xml:space="preserve">조서 기재 보도의 85%를 스크랩 실물로 보유</w:t>
+              <w:t xml:space="preserve">조서 기재 보도의 90%를 원자료·스크랩으로 확인</w:t>
             </w:r>
           </w:p>
         </w:tc>
@@ -10974,7 +10974,7 @@
                 <w:sz w:val="14"/>
                 <w:szCs w:val="14"/>
               </w:rPr>
-              <w:t xml:space="preserve">18</w:t>
+              <w:t xml:space="preserve">18·19</w:t>
             </w:r>
           </w:p>
         </w:tc>
@@ -11008,7 +11008,7 @@
                 <w:sz w:val="14"/>
                 <w:szCs w:val="14"/>
               </w:rPr>
-              <w:t xml:space="preserve">소는 로봇이 키운다 등 (2021. 10.)</w:t>
+              <w:t xml:space="preserve">소는 로봇이 키운다 / 로봇이 먹이 주고 젖짜고 등 (2021. 10.~11.)</w:t>
             </w:r>
           </w:p>
         </w:tc>
@@ -11042,7 +11042,7 @@
                 <w:sz w:val="14"/>
                 <w:szCs w:val="14"/>
               </w:rPr>
-              <w:t xml:space="preserve">54.3</w:t>
+              <w:t xml:space="preserve">60.8</w:t>
             </w:r>
           </w:p>
         </w:tc>
@@ -11076,7 +11076,7 @@
                 <w:sz w:val="14"/>
                 <w:szCs w:val="14"/>
               </w:rPr>
-              <w:t xml:space="preserve">31건</w:t>
+              <w:t xml:space="preserve">48건</w:t>
             </w:r>
           </w:p>
         </w:tc>
@@ -11110,7 +11110,7 @@
                 <w:sz w:val="14"/>
                 <w:szCs w:val="14"/>
               </w:rPr>
-              <w:t xml:space="preserve">지상파·종편 TV(연합뉴스TV·MBN 등) ／ 중앙일간지 ／ 농업전문지·지방일간지 ／ 인터넷신문 — 「축사 작업 알아서 척척, 로봇·자동화 시대 개막」 보도 모음</w:t>
+              <w:t xml:space="preserve">중앙일간지 2×5=10 ／ 농업전문지 6×1.5=9 ／ 케이블 TV 2×4=8 ／ 지방 TV 2×4=8 ／ 지방일간지 4×1.5=6 ／ 종편 TV 1×4=4 ／ 기타전문지 3×1=3 ／ 케이블(지방) TV 1×2.5=2.5 ／ 인터넷포털 24×0.1=2.4 ／ 기타일간지 1×2=2 ／ 주간지 1×1=1 ／ 지역주간지 1×0.5=0.5</w:t>
             </w:r>
           </w:p>
         </w:tc>
@@ -11129,7 +11129,7 @@
           <w:sz w:val="14"/>
           <w:szCs w:val="14"/>
         </w:rPr>
-        <w:t xml:space="preserve">＊연번 9·10의 매체별 구성은 대변인실 주간 보도목록(ATIS) 원자료에서 매체·게재일·매체구분·가중치를 전건 집계한 것임(2018년 7월 2주 ~ 8월 5주, 8개 파일). ＊집계 합계(111.9 / 153.1)와 성과등록 점수(108.4 / 161.2)의 소폭 차이는 등록 시점의 반영 범위 차이임. ＊3건만으로 실보도 140건.</w:t>
+        <w:t xml:space="preserve">＊연번 9·10의 매체별 구성은 대변인실 주간 보도목록(ATIS) 원자료에서 매체·게재일·매체구분·가중치를 전건 집계한 것임(2018년 7~8월 8개 주차, 2021년 10~11월 8개 주차). ＊집계 합계와 성과등록 점수의 소폭 차이(111.9↔108.4, 153.1↔161.2, 56.4↔60.8)는 등록 시점의 반영 범위 차이임. ＊위 3개 묶음만으로 실보도 157건.</w:t>
       </w:r>
     </w:p>
     <w:p>
@@ -12414,7 +12414,7 @@
                 <w:sz w:val="15"/>
                 <w:szCs w:val="15"/>
               </w:rPr>
-              <w:t xml:space="preserve">2018년 7~8월 8개 주차 — 매체·게재일·매체구분·가중치</w:t>
+              <w:t xml:space="preserve">2018년 7~8월·2021년 10~11월·2025년 8~9월 — 매체·게재일·매체구분·가중치</w:t>
             </w:r>
           </w:p>
         </w:tc>
@@ -12448,7 +12448,7 @@
                 <w:sz w:val="15"/>
                 <w:szCs w:val="15"/>
               </w:rPr>
-              <w:t xml:space="preserve">ATIS 원자료</w:t>
+              <w:t xml:space="preserve">ATIS 원자료(20개 주차)</w:t>
             </w:r>
           </w:p>
         </w:tc>

--- a/홍보실적대장.docx
+++ b/홍보실적대장.docx
@@ -9913,7 +9913,7 @@
                 <w:sz w:val="15"/>
                 <w:szCs w:val="15"/>
               </w:rPr>
-              <w:t xml:space="preserve">109건</w:t>
+              <w:t xml:space="preserve">113건</w:t>
             </w:r>
           </w:p>
         </w:tc>
@@ -9947,7 +9947,7 @@
                 <w:sz w:val="15"/>
                 <w:szCs w:val="15"/>
               </w:rPr>
-              <w:t xml:space="preserve">2021·2023~2026 보도 모음 — 시범사업·수출·현장점검</w:t>
+              <w:t xml:space="preserve">2025 대만 수출 48건(주간 보도목록) + 2023 시범사업·2024 현장점검·2026 확산</w:t>
             </w:r>
           </w:p>
         </w:tc>
@@ -10330,7 +10330,7 @@
                 <w:sz w:val="15"/>
                 <w:szCs w:val="15"/>
               </w:rPr>
-              <w:t xml:space="preserve">279건</w:t>
+              <w:t xml:space="preserve">283건</w:t>
             </w:r>
           </w:p>
         </w:tc>
@@ -10365,7 +10365,7 @@
                 <w:sz w:val="15"/>
                 <w:szCs w:val="15"/>
               </w:rPr>
-              <w:t xml:space="preserve">조서 기재 보도의 90%를 원자료·스크랩으로 확인</w:t>
+              <w:t xml:space="preserve">조서 기재 보도의 92%를 원자료·스크랩으로 확인</w:t>
             </w:r>
           </w:p>
         </w:tc>
@@ -10974,6 +10974,178 @@
                 <w:sz w:val="14"/>
                 <w:szCs w:val="14"/>
               </w:rPr>
+              <w:t xml:space="preserve">33·34</w:t>
+            </w:r>
+          </w:p>
+        </w:tc>
+        <w:tc>
+          <w:tcPr>
+            <w:tcW w:type="dxa" w:w="2900"/>
+            <w:tcBorders>
+              <w:top w:val="single" w:color="000000" w:sz="6"/>
+              <w:left w:val="single" w:color="000000" w:sz="6"/>
+              <w:bottom w:val="single" w:color="000000" w:sz="6"/>
+              <w:right w:val="single" w:color="000000" w:sz="6"/>
+            </w:tcBorders>
+            <w:tcMar>
+              <w:top w:type="dxa" w:w="18"/>
+              <w:left w:type="dxa" w:w="40"/>
+              <w:bottom w:type="dxa" w:w="18"/>
+              <w:right w:type="dxa" w:w="40"/>
+            </w:tcMar>
+            <w:vAlign w:val="center"/>
+          </w:tcPr>
+          <w:p>
+            <w:pPr>
+              <w:jc w:val="left"/>
+            </w:pPr>
+            <w:r>
+              <w:rPr>
+                <w:rFonts w:ascii="Malgun Gothic" w:cs="Malgun Gothic" w:eastAsia="Malgun Gothic" w:hAnsi="Malgun Gothic"/>
+                <w:b w:val="false"/>
+                <w:bCs w:val="false"/>
+                <w:color w:val="000000"/>
+                <w:sz w:val="14"/>
+                <w:szCs w:val="14"/>
+              </w:rPr>
+              <w:t xml:space="preserve">국산 ‘로봇착유기’ 대만 수출 등 (2025. 9. · 게재 2025. 7.~8.)</w:t>
+            </w:r>
+          </w:p>
+        </w:tc>
+        <w:tc>
+          <w:tcPr>
+            <w:tcW w:type="dxa" w:w="900"/>
+            <w:tcBorders>
+              <w:top w:val="single" w:color="000000" w:sz="6"/>
+              <w:left w:val="single" w:color="000000" w:sz="6"/>
+              <w:bottom w:val="single" w:color="000000" w:sz="6"/>
+              <w:right w:val="single" w:color="000000" w:sz="6"/>
+            </w:tcBorders>
+            <w:tcMar>
+              <w:top w:type="dxa" w:w="18"/>
+              <w:left w:type="dxa" w:w="40"/>
+              <w:bottom w:type="dxa" w:w="18"/>
+              <w:right w:type="dxa" w:w="40"/>
+            </w:tcMar>
+            <w:vAlign w:val="center"/>
+          </w:tcPr>
+          <w:p>
+            <w:pPr>
+              <w:jc w:val="center"/>
+            </w:pPr>
+            <w:r>
+              <w:rPr>
+                <w:rFonts w:ascii="Malgun Gothic" w:cs="Malgun Gothic" w:eastAsia="Malgun Gothic" w:hAnsi="Malgun Gothic"/>
+                <w:b w:val="false"/>
+                <w:bCs w:val="false"/>
+                <w:color w:val="000000"/>
+                <w:sz w:val="14"/>
+                <w:szCs w:val="14"/>
+              </w:rPr>
+              <w:t xml:space="preserve">117.0</w:t>
+            </w:r>
+          </w:p>
+        </w:tc>
+        <w:tc>
+          <w:tcPr>
+            <w:tcW w:type="dxa" w:w="1100"/>
+            <w:tcBorders>
+              <w:top w:val="single" w:color="000000" w:sz="6"/>
+              <w:left w:val="single" w:color="000000" w:sz="6"/>
+              <w:bottom w:val="single" w:color="000000" w:sz="6"/>
+              <w:right w:val="single" w:color="000000" w:sz="6"/>
+            </w:tcBorders>
+            <w:tcMar>
+              <w:top w:type="dxa" w:w="18"/>
+              <w:left w:type="dxa" w:w="40"/>
+              <w:bottom w:type="dxa" w:w="18"/>
+              <w:right w:type="dxa" w:w="40"/>
+            </w:tcMar>
+            <w:vAlign w:val="center"/>
+          </w:tcPr>
+          <w:p>
+            <w:pPr>
+              <w:jc w:val="center"/>
+            </w:pPr>
+            <w:r>
+              <w:rPr>
+                <w:rFonts w:ascii="Malgun Gothic" w:cs="Malgun Gothic" w:eastAsia="Malgun Gothic" w:hAnsi="Malgun Gothic"/>
+                <w:b w:val="false"/>
+                <w:bCs w:val="false"/>
+                <w:color w:val="000000"/>
+                <w:sz w:val="14"/>
+                <w:szCs w:val="14"/>
+              </w:rPr>
+              <w:t xml:space="preserve">48건</w:t>
+            </w:r>
+          </w:p>
+        </w:tc>
+        <w:tc>
+          <w:tcPr>
+            <w:tcW w:type="dxa" w:w="4600"/>
+            <w:tcBorders>
+              <w:top w:val="single" w:color="000000" w:sz="6"/>
+              <w:left w:val="single" w:color="000000" w:sz="6"/>
+              <w:bottom w:val="single" w:color="000000" w:sz="6"/>
+              <w:right w:val="single" w:color="000000" w:sz="6"/>
+            </w:tcBorders>
+            <w:tcMar>
+              <w:top w:type="dxa" w:w="18"/>
+              <w:left w:type="dxa" w:w="40"/>
+              <w:bottom w:type="dxa" w:w="18"/>
+              <w:right w:type="dxa" w:w="40"/>
+            </w:tcMar>
+            <w:vAlign w:val="center"/>
+          </w:tcPr>
+          <w:p>
+            <w:pPr>
+              <w:jc w:val="left"/>
+            </w:pPr>
+            <w:r>
+              <w:rPr>
+                <w:rFonts w:ascii="Malgun Gothic" w:cs="Malgun Gothic" w:eastAsia="Malgun Gothic" w:hAnsi="Malgun Gothic"/>
+                <w:b w:val="false"/>
+                <w:bCs w:val="false"/>
+                <w:color w:val="000000"/>
+                <w:sz w:val="14"/>
+                <w:szCs w:val="14"/>
+              </w:rPr>
+              <w:t xml:space="preserve">중앙일간지 6×5=30 ／ 지상파(중앙) TV 2×8=16 ／ 지방일간지 12×1.5=18 ／ 농업전문지 8×1.5=12 ／ 케이블 TV 3×4=12 ／ 케이블(지방) TV 4×2.5=10 ／ 지방 TV 2×4=8 ／ 종편 TV 1×4=4 ／ 인터넷포털 10×0.1=1</w:t>
+            </w:r>
+          </w:p>
+        </w:tc>
+      </w:tr>
+      <w:tr>
+        <w:tc>
+          <w:tcPr>
+            <w:tcW w:type="dxa" w:w="900"/>
+            <w:tcBorders>
+              <w:top w:val="single" w:color="000000" w:sz="6"/>
+              <w:left w:val="single" w:color="000000" w:sz="6"/>
+              <w:bottom w:val="single" w:color="000000" w:sz="6"/>
+              <w:right w:val="single" w:color="000000" w:sz="6"/>
+            </w:tcBorders>
+            <w:tcMar>
+              <w:top w:type="dxa" w:w="18"/>
+              <w:left w:type="dxa" w:w="40"/>
+              <w:bottom w:type="dxa" w:w="18"/>
+              <w:right w:type="dxa" w:w="40"/>
+            </w:tcMar>
+            <w:vAlign w:val="center"/>
+          </w:tcPr>
+          <w:p>
+            <w:pPr>
+              <w:jc w:val="center"/>
+            </w:pPr>
+            <w:r>
+              <w:rPr>
+                <w:rFonts w:ascii="Malgun Gothic" w:cs="Malgun Gothic" w:eastAsia="Malgun Gothic" w:hAnsi="Malgun Gothic"/>
+                <w:b w:val="false"/>
+                <w:bCs w:val="false"/>
+                <w:color w:val="000000"/>
+                <w:sz w:val="14"/>
+                <w:szCs w:val="14"/>
+              </w:rPr>
               <w:t xml:space="preserve">18·19</w:t>
             </w:r>
           </w:p>
@@ -11129,7 +11301,7 @@
           <w:sz w:val="14"/>
           <w:szCs w:val="14"/>
         </w:rPr>
-        <w:t xml:space="preserve">＊연번 9·10의 매체별 구성은 대변인실 주간 보도목록(ATIS) 원자료에서 매체·게재일·매체구분·가중치를 전건 집계한 것임(2018년 7~8월 8개 주차, 2021년 10~11월 8개 주차). ＊집계 합계와 성과등록 점수의 소폭 차이(111.9↔108.4, 153.1↔161.2, 56.4↔60.8)는 등록 시점의 반영 범위 차이임. ＊위 3개 묶음만으로 실보도 157건.</w:t>
+        <w:t xml:space="preserve">＊연번 9·10의 매체별 구성은 대변인실 주간 보도목록(ATIS) 원자료에서 매체·게재일·매체구분·가중치를 전건 집계한 것임(2018년 7~8월 8개 주차, 2021년 10~11월 8개 주차, 2025년 7~9월 7개 주차 — 계 23개 주차). ＊집계 합계와 성과등록 점수의 소폭 차이(111.9↔108.4, 153.1↔161.2, 56.4↔60.8, 111.0↔117.0)는 등록 시점의 반영 범위 차이임. ＊위 4개 묶음만으로 실보도 205건 — 조서 309건의 3분의 2.</w:t>
       </w:r>
     </w:p>
     <w:p>
@@ -12310,7 +12482,7 @@
                 <w:sz w:val="15"/>
                 <w:szCs w:val="15"/>
               </w:rPr>
-              <w:t xml:space="preserve">분야별 실보도 262건 — 조서 309건의 85%</w:t>
+              <w:t xml:space="preserve">분야별 실보도 283건 — 조서 309건의 92%</w:t>
             </w:r>
           </w:p>
         </w:tc>
@@ -12448,7 +12620,7 @@
                 <w:sz w:val="15"/>
                 <w:szCs w:val="15"/>
               </w:rPr>
-              <w:t xml:space="preserve">ATIS 원자료(20개 주차)</w:t>
+              <w:t xml:space="preserve">ATIS 원자료(23개 주차)</w:t>
             </w:r>
           </w:p>
         </w:tc>

--- a/홍보실적대장.docx
+++ b/홍보실적대장.docx
@@ -9913,7 +9913,7 @@
                 <w:sz w:val="15"/>
                 <w:szCs w:val="15"/>
               </w:rPr>
-              <w:t xml:space="preserve">113건</w:t>
+              <w:t xml:space="preserve">127건</w:t>
             </w:r>
           </w:p>
         </w:tc>
@@ -9947,7 +9947,7 @@
                 <w:sz w:val="15"/>
                 <w:szCs w:val="15"/>
               </w:rPr>
-              <w:t xml:space="preserve">2025 대만 수출 48건(주간 보도목록) + 2023 시범사업·2024 현장점검·2026 확산</w:t>
+              <w:t xml:space="preserve">2025 대만 수출 48건 · 2015 자동착유시스템 14건(원자료) + 2023 시범사업·2024 현장점검·2026 확산</w:t>
             </w:r>
           </w:p>
         </w:tc>
@@ -10330,7 +10330,7 @@
                 <w:sz w:val="15"/>
                 <w:szCs w:val="15"/>
               </w:rPr>
-              <w:t xml:space="preserve">283건</w:t>
+              <w:t xml:space="preserve">297건</w:t>
             </w:r>
           </w:p>
         </w:tc>
@@ -10365,7 +10365,7 @@
                 <w:sz w:val="15"/>
                 <w:szCs w:val="15"/>
               </w:rPr>
-              <w:t xml:space="preserve">조서 기재 보도의 92%를 원자료·스크랩으로 확인</w:t>
+              <w:t xml:space="preserve">조서 기재 보도의 96%를 원자료·스크랩으로 확인</w:t>
             </w:r>
           </w:p>
         </w:tc>
@@ -10630,6 +10630,866 @@
                 <w:sz w:val="14"/>
                 <w:szCs w:val="14"/>
               </w:rPr>
+              <w:t xml:space="preserve">1</w:t>
+            </w:r>
+          </w:p>
+        </w:tc>
+        <w:tc>
+          <w:tcPr>
+            <w:tcW w:type="dxa" w:w="2900"/>
+            <w:tcBorders>
+              <w:top w:val="single" w:color="000000" w:sz="6"/>
+              <w:left w:val="single" w:color="000000" w:sz="6"/>
+              <w:bottom w:val="single" w:color="000000" w:sz="6"/>
+              <w:right w:val="single" w:color="000000" w:sz="6"/>
+            </w:tcBorders>
+            <w:tcMar>
+              <w:top w:type="dxa" w:w="18"/>
+              <w:left w:type="dxa" w:w="40"/>
+              <w:bottom w:type="dxa" w:w="18"/>
+              <w:right w:type="dxa" w:w="40"/>
+            </w:tcMar>
+            <w:vAlign w:val="center"/>
+          </w:tcPr>
+          <w:p>
+            <w:pPr>
+              <w:jc w:val="left"/>
+            </w:pPr>
+            <w:r>
+              <w:rPr>
+                <w:rFonts w:ascii="Malgun Gothic" w:cs="Malgun Gothic" w:eastAsia="Malgun Gothic" w:hAnsi="Malgun Gothic"/>
+                <w:b w:val="false"/>
+                <w:bCs w:val="false"/>
+                <w:color w:val="000000"/>
+                <w:sz w:val="14"/>
+                <w:szCs w:val="14"/>
+              </w:rPr>
+              <w:t xml:space="preserve">자동착유시스템 설치 농가 65% 노동력 절감 위해 구입 (2014. 12. · 보도자료 157)</w:t>
+            </w:r>
+          </w:p>
+        </w:tc>
+        <w:tc>
+          <w:tcPr>
+            <w:tcW w:type="dxa" w:w="900"/>
+            <w:tcBorders>
+              <w:top w:val="single" w:color="000000" w:sz="6"/>
+              <w:left w:val="single" w:color="000000" w:sz="6"/>
+              <w:bottom w:val="single" w:color="000000" w:sz="6"/>
+              <w:right w:val="single" w:color="000000" w:sz="6"/>
+            </w:tcBorders>
+            <w:tcMar>
+              <w:top w:type="dxa" w:w="18"/>
+              <w:left w:type="dxa" w:w="40"/>
+              <w:bottom w:type="dxa" w:w="18"/>
+              <w:right w:type="dxa" w:w="40"/>
+            </w:tcMar>
+            <w:vAlign w:val="center"/>
+          </w:tcPr>
+          <w:p>
+            <w:pPr>
+              <w:jc w:val="center"/>
+            </w:pPr>
+            <w:r>
+              <w:rPr>
+                <w:rFonts w:ascii="Malgun Gothic" w:cs="Malgun Gothic" w:eastAsia="Malgun Gothic" w:hAnsi="Malgun Gothic"/>
+                <w:b w:val="false"/>
+                <w:bCs w:val="false"/>
+                <w:color w:val="000000"/>
+                <w:sz w:val="14"/>
+                <w:szCs w:val="14"/>
+              </w:rPr>
+              <w:t xml:space="preserve">4.0</w:t>
+            </w:r>
+          </w:p>
+        </w:tc>
+        <w:tc>
+          <w:tcPr>
+            <w:tcW w:type="dxa" w:w="1100"/>
+            <w:tcBorders>
+              <w:top w:val="single" w:color="000000" w:sz="6"/>
+              <w:left w:val="single" w:color="000000" w:sz="6"/>
+              <w:bottom w:val="single" w:color="000000" w:sz="6"/>
+              <w:right w:val="single" w:color="000000" w:sz="6"/>
+            </w:tcBorders>
+            <w:tcMar>
+              <w:top w:type="dxa" w:w="18"/>
+              <w:left w:type="dxa" w:w="40"/>
+              <w:bottom w:type="dxa" w:w="18"/>
+              <w:right w:type="dxa" w:w="40"/>
+            </w:tcMar>
+            <w:vAlign w:val="center"/>
+          </w:tcPr>
+          <w:p>
+            <w:pPr>
+              <w:jc w:val="center"/>
+            </w:pPr>
+            <w:r>
+              <w:rPr>
+                <w:rFonts w:ascii="Malgun Gothic" w:cs="Malgun Gothic" w:eastAsia="Malgun Gothic" w:hAnsi="Malgun Gothic"/>
+                <w:b w:val="false"/>
+                <w:bCs w:val="false"/>
+                <w:color w:val="000000"/>
+                <w:sz w:val="14"/>
+                <w:szCs w:val="14"/>
+              </w:rPr>
+              <w:t xml:space="preserve">8건</w:t>
+            </w:r>
+          </w:p>
+        </w:tc>
+        <w:tc>
+          <w:tcPr>
+            <w:tcW w:type="dxa" w:w="4600"/>
+            <w:tcBorders>
+              <w:top w:val="single" w:color="000000" w:sz="6"/>
+              <w:left w:val="single" w:color="000000" w:sz="6"/>
+              <w:bottom w:val="single" w:color="000000" w:sz="6"/>
+              <w:right w:val="single" w:color="000000" w:sz="6"/>
+            </w:tcBorders>
+            <w:tcMar>
+              <w:top w:type="dxa" w:w="18"/>
+              <w:left w:type="dxa" w:w="40"/>
+              <w:bottom w:type="dxa" w:w="18"/>
+              <w:right w:type="dxa" w:w="40"/>
+            </w:tcMar>
+            <w:vAlign w:val="center"/>
+          </w:tcPr>
+          <w:p>
+            <w:pPr>
+              <w:jc w:val="left"/>
+            </w:pPr>
+            <w:r>
+              <w:rPr>
+                <w:rFonts w:ascii="Malgun Gothic" w:cs="Malgun Gothic" w:eastAsia="Malgun Gothic" w:hAnsi="Malgun Gothic"/>
+                <w:b w:val="false"/>
+                <w:bCs w:val="false"/>
+                <w:color w:val="000000"/>
+                <w:sz w:val="14"/>
+                <w:szCs w:val="14"/>
+              </w:rPr>
+              <w:t xml:space="preserve">뉴스포털 5×0.1=0.5 ／ 정책포털(korea.kr) 1×1=1 ／ 농업전문지 1×1.5=1.5 ／ 지방일간지 1×1.5=1.5</w:t>
+            </w:r>
+          </w:p>
+        </w:tc>
+      </w:tr>
+      <w:tr>
+        <w:tc>
+          <w:tcPr>
+            <w:tcW w:type="dxa" w:w="900"/>
+            <w:tcBorders>
+              <w:top w:val="single" w:color="000000" w:sz="6"/>
+              <w:left w:val="single" w:color="000000" w:sz="6"/>
+              <w:bottom w:val="single" w:color="000000" w:sz="6"/>
+              <w:right w:val="single" w:color="000000" w:sz="6"/>
+            </w:tcBorders>
+            <w:tcMar>
+              <w:top w:type="dxa" w:w="18"/>
+              <w:left w:type="dxa" w:w="40"/>
+              <w:bottom w:type="dxa" w:w="18"/>
+              <w:right w:type="dxa" w:w="40"/>
+            </w:tcMar>
+            <w:vAlign w:val="center"/>
+          </w:tcPr>
+          <w:p>
+            <w:pPr>
+              <w:jc w:val="center"/>
+            </w:pPr>
+            <w:r>
+              <w:rPr>
+                <w:rFonts w:ascii="Malgun Gothic" w:cs="Malgun Gothic" w:eastAsia="Malgun Gothic" w:hAnsi="Malgun Gothic"/>
+                <w:b w:val="false"/>
+                <w:bCs w:val="false"/>
+                <w:color w:val="000000"/>
+                <w:sz w:val="14"/>
+                <w:szCs w:val="14"/>
+              </w:rPr>
+              <w:t xml:space="preserve">2</w:t>
+            </w:r>
+          </w:p>
+        </w:tc>
+        <w:tc>
+          <w:tcPr>
+            <w:tcW w:type="dxa" w:w="2900"/>
+            <w:tcBorders>
+              <w:top w:val="single" w:color="000000" w:sz="6"/>
+              <w:left w:val="single" w:color="000000" w:sz="6"/>
+              <w:bottom w:val="single" w:color="000000" w:sz="6"/>
+              <w:right w:val="single" w:color="000000" w:sz="6"/>
+            </w:tcBorders>
+            <w:tcMar>
+              <w:top w:type="dxa" w:w="18"/>
+              <w:left w:type="dxa" w:w="40"/>
+              <w:bottom w:type="dxa" w:w="18"/>
+              <w:right w:type="dxa" w:w="40"/>
+            </w:tcMar>
+            <w:vAlign w:val="center"/>
+          </w:tcPr>
+          <w:p>
+            <w:pPr>
+              <w:jc w:val="left"/>
+            </w:pPr>
+            <w:r>
+              <w:rPr>
+                <w:rFonts w:ascii="Malgun Gothic" w:cs="Malgun Gothic" w:eastAsia="Malgun Gothic" w:hAnsi="Malgun Gothic"/>
+                <w:b w:val="false"/>
+                <w:bCs w:val="false"/>
+                <w:color w:val="000000"/>
+                <w:sz w:val="14"/>
+                <w:szCs w:val="14"/>
+              </w:rPr>
+              <w:t xml:space="preserve">자동착유시스템 설치 농가 65% 노동력 절감 (2015. 1. · 2014년 보도 후속)</w:t>
+            </w:r>
+          </w:p>
+        </w:tc>
+        <w:tc>
+          <w:tcPr>
+            <w:tcW w:type="dxa" w:w="900"/>
+            <w:tcBorders>
+              <w:top w:val="single" w:color="000000" w:sz="6"/>
+              <w:left w:val="single" w:color="000000" w:sz="6"/>
+              <w:bottom w:val="single" w:color="000000" w:sz="6"/>
+              <w:right w:val="single" w:color="000000" w:sz="6"/>
+            </w:tcBorders>
+            <w:tcMar>
+              <w:top w:type="dxa" w:w="18"/>
+              <w:left w:type="dxa" w:w="40"/>
+              <w:bottom w:type="dxa" w:w="18"/>
+              <w:right w:type="dxa" w:w="40"/>
+            </w:tcMar>
+            <w:vAlign w:val="center"/>
+          </w:tcPr>
+          <w:p>
+            <w:pPr>
+              <w:jc w:val="center"/>
+            </w:pPr>
+            <w:r>
+              <w:rPr>
+                <w:rFonts w:ascii="Malgun Gothic" w:cs="Malgun Gothic" w:eastAsia="Malgun Gothic" w:hAnsi="Malgun Gothic"/>
+                <w:b w:val="false"/>
+                <w:bCs w:val="false"/>
+                <w:color w:val="000000"/>
+                <w:sz w:val="14"/>
+                <w:szCs w:val="14"/>
+              </w:rPr>
+              <w:t xml:space="preserve">10.5</w:t>
+            </w:r>
+          </w:p>
+        </w:tc>
+        <w:tc>
+          <w:tcPr>
+            <w:tcW w:type="dxa" w:w="1100"/>
+            <w:tcBorders>
+              <w:top w:val="single" w:color="000000" w:sz="6"/>
+              <w:left w:val="single" w:color="000000" w:sz="6"/>
+              <w:bottom w:val="single" w:color="000000" w:sz="6"/>
+              <w:right w:val="single" w:color="000000" w:sz="6"/>
+            </w:tcBorders>
+            <w:tcMar>
+              <w:top w:type="dxa" w:w="18"/>
+              <w:left w:type="dxa" w:w="40"/>
+              <w:bottom w:type="dxa" w:w="18"/>
+              <w:right w:type="dxa" w:w="40"/>
+            </w:tcMar>
+            <w:vAlign w:val="center"/>
+          </w:tcPr>
+          <w:p>
+            <w:pPr>
+              <w:jc w:val="center"/>
+            </w:pPr>
+            <w:r>
+              <w:rPr>
+                <w:rFonts w:ascii="Malgun Gothic" w:cs="Malgun Gothic" w:eastAsia="Malgun Gothic" w:hAnsi="Malgun Gothic"/>
+                <w:b w:val="false"/>
+                <w:bCs w:val="false"/>
+                <w:color w:val="000000"/>
+                <w:sz w:val="14"/>
+                <w:szCs w:val="14"/>
+              </w:rPr>
+              <w:t xml:space="preserve">7건</w:t>
+            </w:r>
+          </w:p>
+        </w:tc>
+        <w:tc>
+          <w:tcPr>
+            <w:tcW w:type="dxa" w:w="4600"/>
+            <w:tcBorders>
+              <w:top w:val="single" w:color="000000" w:sz="6"/>
+              <w:left w:val="single" w:color="000000" w:sz="6"/>
+              <w:bottom w:val="single" w:color="000000" w:sz="6"/>
+              <w:right w:val="single" w:color="000000" w:sz="6"/>
+            </w:tcBorders>
+            <w:tcMar>
+              <w:top w:type="dxa" w:w="18"/>
+              <w:left w:type="dxa" w:w="40"/>
+              <w:bottom w:type="dxa" w:w="18"/>
+              <w:right w:type="dxa" w:w="40"/>
+            </w:tcMar>
+            <w:vAlign w:val="center"/>
+          </w:tcPr>
+          <w:p>
+            <w:pPr>
+              <w:jc w:val="left"/>
+            </w:pPr>
+            <w:r>
+              <w:rPr>
+                <w:rFonts w:ascii="Malgun Gothic" w:cs="Malgun Gothic" w:eastAsia="Malgun Gothic" w:hAnsi="Malgun Gothic"/>
+                <w:b w:val="false"/>
+                <w:bCs w:val="false"/>
+                <w:color w:val="000000"/>
+                <w:sz w:val="14"/>
+                <w:szCs w:val="14"/>
+              </w:rPr>
+              <w:t xml:space="preserve">농업전문지 7×1.5 = 10.5 — 등록 점수와 정확히 일치</w:t>
+            </w:r>
+          </w:p>
+        </w:tc>
+      </w:tr>
+      <w:tr>
+        <w:tc>
+          <w:tcPr>
+            <w:tcW w:type="dxa" w:w="900"/>
+            <w:tcBorders>
+              <w:top w:val="single" w:color="000000" w:sz="6"/>
+              <w:left w:val="single" w:color="000000" w:sz="6"/>
+              <w:bottom w:val="single" w:color="000000" w:sz="6"/>
+              <w:right w:val="single" w:color="000000" w:sz="6"/>
+            </w:tcBorders>
+            <w:tcMar>
+              <w:top w:type="dxa" w:w="18"/>
+              <w:left w:type="dxa" w:w="40"/>
+              <w:bottom w:type="dxa" w:w="18"/>
+              <w:right w:type="dxa" w:w="40"/>
+            </w:tcMar>
+            <w:vAlign w:val="center"/>
+          </w:tcPr>
+          <w:p>
+            <w:pPr>
+              <w:jc w:val="center"/>
+            </w:pPr>
+            <w:r>
+              <w:rPr>
+                <w:rFonts w:ascii="Malgun Gothic" w:cs="Malgun Gothic" w:eastAsia="Malgun Gothic" w:hAnsi="Malgun Gothic"/>
+                <w:b w:val="false"/>
+                <w:bCs w:val="false"/>
+                <w:color w:val="000000"/>
+                <w:sz w:val="14"/>
+                <w:szCs w:val="14"/>
+              </w:rPr>
+              <w:t xml:space="preserve">3·4</w:t>
+            </w:r>
+          </w:p>
+        </w:tc>
+        <w:tc>
+          <w:tcPr>
+            <w:tcW w:type="dxa" w:w="2900"/>
+            <w:tcBorders>
+              <w:top w:val="single" w:color="000000" w:sz="6"/>
+              <w:left w:val="single" w:color="000000" w:sz="6"/>
+              <w:bottom w:val="single" w:color="000000" w:sz="6"/>
+              <w:right w:val="single" w:color="000000" w:sz="6"/>
+            </w:tcBorders>
+            <w:tcMar>
+              <w:top w:type="dxa" w:w="18"/>
+              <w:left w:type="dxa" w:w="40"/>
+              <w:bottom w:type="dxa" w:w="18"/>
+              <w:right w:type="dxa" w:w="40"/>
+            </w:tcMar>
+            <w:vAlign w:val="center"/>
+          </w:tcPr>
+          <w:p>
+            <w:pPr>
+              <w:jc w:val="left"/>
+            </w:pPr>
+            <w:r>
+              <w:rPr>
+                <w:rFonts w:ascii="Malgun Gothic" w:cs="Malgun Gothic" w:eastAsia="Malgun Gothic" w:hAnsi="Malgun Gothic"/>
+                <w:b w:val="false"/>
+                <w:bCs w:val="false"/>
+                <w:color w:val="000000"/>
+                <w:sz w:val="14"/>
+                <w:szCs w:val="14"/>
+              </w:rPr>
+              <w:t xml:space="preserve">자동착유시스템 설치 농가 65% / AMS 도입 10년, 그 현재와 미래 (2015. 2.)</w:t>
+            </w:r>
+          </w:p>
+        </w:tc>
+        <w:tc>
+          <w:tcPr>
+            <w:tcW w:type="dxa" w:w="900"/>
+            <w:tcBorders>
+              <w:top w:val="single" w:color="000000" w:sz="6"/>
+              <w:left w:val="single" w:color="000000" w:sz="6"/>
+              <w:bottom w:val="single" w:color="000000" w:sz="6"/>
+              <w:right w:val="single" w:color="000000" w:sz="6"/>
+            </w:tcBorders>
+            <w:tcMar>
+              <w:top w:type="dxa" w:w="18"/>
+              <w:left w:type="dxa" w:w="40"/>
+              <w:bottom w:type="dxa" w:w="18"/>
+              <w:right w:type="dxa" w:w="40"/>
+            </w:tcMar>
+            <w:vAlign w:val="center"/>
+          </w:tcPr>
+          <w:p>
+            <w:pPr>
+              <w:jc w:val="center"/>
+            </w:pPr>
+            <w:r>
+              <w:rPr>
+                <w:rFonts w:ascii="Malgun Gothic" w:cs="Malgun Gothic" w:eastAsia="Malgun Gothic" w:hAnsi="Malgun Gothic"/>
+                <w:b w:val="false"/>
+                <w:bCs w:val="false"/>
+                <w:color w:val="000000"/>
+                <w:sz w:val="14"/>
+                <w:szCs w:val="14"/>
+              </w:rPr>
+              <w:t xml:space="preserve">2.0</w:t>
+            </w:r>
+          </w:p>
+        </w:tc>
+        <w:tc>
+          <w:tcPr>
+            <w:tcW w:type="dxa" w:w="1100"/>
+            <w:tcBorders>
+              <w:top w:val="single" w:color="000000" w:sz="6"/>
+              <w:left w:val="single" w:color="000000" w:sz="6"/>
+              <w:bottom w:val="single" w:color="000000" w:sz="6"/>
+              <w:right w:val="single" w:color="000000" w:sz="6"/>
+            </w:tcBorders>
+            <w:tcMar>
+              <w:top w:type="dxa" w:w="18"/>
+              <w:left w:type="dxa" w:w="40"/>
+              <w:bottom w:type="dxa" w:w="18"/>
+              <w:right w:type="dxa" w:w="40"/>
+            </w:tcMar>
+            <w:vAlign w:val="center"/>
+          </w:tcPr>
+          <w:p>
+            <w:pPr>
+              <w:jc w:val="center"/>
+            </w:pPr>
+            <w:r>
+              <w:rPr>
+                <w:rFonts w:ascii="Malgun Gothic" w:cs="Malgun Gothic" w:eastAsia="Malgun Gothic" w:hAnsi="Malgun Gothic"/>
+                <w:b w:val="false"/>
+                <w:bCs w:val="false"/>
+                <w:color w:val="000000"/>
+                <w:sz w:val="14"/>
+                <w:szCs w:val="14"/>
+              </w:rPr>
+              <w:t xml:space="preserve">2건</w:t>
+            </w:r>
+          </w:p>
+        </w:tc>
+        <w:tc>
+          <w:tcPr>
+            <w:tcW w:type="dxa" w:w="4600"/>
+            <w:tcBorders>
+              <w:top w:val="single" w:color="000000" w:sz="6"/>
+              <w:left w:val="single" w:color="000000" w:sz="6"/>
+              <w:bottom w:val="single" w:color="000000" w:sz="6"/>
+              <w:right w:val="single" w:color="000000" w:sz="6"/>
+            </w:tcBorders>
+            <w:tcMar>
+              <w:top w:type="dxa" w:w="18"/>
+              <w:left w:type="dxa" w:w="40"/>
+              <w:bottom w:type="dxa" w:w="18"/>
+              <w:right w:type="dxa" w:w="40"/>
+            </w:tcMar>
+            <w:vAlign w:val="center"/>
+          </w:tcPr>
+          <w:p>
+            <w:pPr>
+              <w:jc w:val="left"/>
+            </w:pPr>
+            <w:r>
+              <w:rPr>
+                <w:rFonts w:ascii="Malgun Gothic" w:cs="Malgun Gothic" w:eastAsia="Malgun Gothic" w:hAnsi="Malgun Gothic"/>
+                <w:b w:val="false"/>
+                <w:bCs w:val="false"/>
+                <w:color w:val="000000"/>
+                <w:sz w:val="14"/>
+                <w:szCs w:val="14"/>
+              </w:rPr>
+              <w:t xml:space="preserve">월간지 2×1 = 2.0(월간축산·월간낙농) — 등록 점수와 정확히 일치</w:t>
+            </w:r>
+          </w:p>
+        </w:tc>
+      </w:tr>
+      <w:tr>
+        <w:tc>
+          <w:tcPr>
+            <w:tcW w:type="dxa" w:w="900"/>
+            <w:tcBorders>
+              <w:top w:val="single" w:color="000000" w:sz="6"/>
+              <w:left w:val="single" w:color="000000" w:sz="6"/>
+              <w:bottom w:val="single" w:color="000000" w:sz="6"/>
+              <w:right w:val="single" w:color="000000" w:sz="6"/>
+            </w:tcBorders>
+            <w:tcMar>
+              <w:top w:type="dxa" w:w="18"/>
+              <w:left w:type="dxa" w:w="40"/>
+              <w:bottom w:type="dxa" w:w="18"/>
+              <w:right w:type="dxa" w:w="40"/>
+            </w:tcMar>
+            <w:vAlign w:val="center"/>
+          </w:tcPr>
+          <w:p>
+            <w:pPr>
+              <w:jc w:val="center"/>
+            </w:pPr>
+            <w:r>
+              <w:rPr>
+                <w:rFonts w:ascii="Malgun Gothic" w:cs="Malgun Gothic" w:eastAsia="Malgun Gothic" w:hAnsi="Malgun Gothic"/>
+                <w:b w:val="false"/>
+                <w:bCs w:val="false"/>
+                <w:color w:val="000000"/>
+                <w:sz w:val="14"/>
+                <w:szCs w:val="14"/>
+              </w:rPr>
+              <w:t xml:space="preserve">5</w:t>
+            </w:r>
+          </w:p>
+        </w:tc>
+        <w:tc>
+          <w:tcPr>
+            <w:tcW w:type="dxa" w:w="2900"/>
+            <w:tcBorders>
+              <w:top w:val="single" w:color="000000" w:sz="6"/>
+              <w:left w:val="single" w:color="000000" w:sz="6"/>
+              <w:bottom w:val="single" w:color="000000" w:sz="6"/>
+              <w:right w:val="single" w:color="000000" w:sz="6"/>
+            </w:tcBorders>
+            <w:tcMar>
+              <w:top w:type="dxa" w:w="18"/>
+              <w:left w:type="dxa" w:w="40"/>
+              <w:bottom w:type="dxa" w:w="18"/>
+              <w:right w:type="dxa" w:w="40"/>
+            </w:tcMar>
+            <w:vAlign w:val="center"/>
+          </w:tcPr>
+          <w:p>
+            <w:pPr>
+              <w:jc w:val="left"/>
+            </w:pPr>
+            <w:r>
+              <w:rPr>
+                <w:rFonts w:ascii="Malgun Gothic" w:cs="Malgun Gothic" w:eastAsia="Malgun Gothic" w:hAnsi="Malgun Gothic"/>
+                <w:b w:val="false"/>
+                <w:bCs w:val="false"/>
+                <w:color w:val="000000"/>
+                <w:sz w:val="14"/>
+                <w:szCs w:val="14"/>
+              </w:rPr>
+              <w:t xml:space="preserve">자동착유시스템 도입 가이드 (2015. 3.)</w:t>
+            </w:r>
+          </w:p>
+        </w:tc>
+        <w:tc>
+          <w:tcPr>
+            <w:tcW w:type="dxa" w:w="900"/>
+            <w:tcBorders>
+              <w:top w:val="single" w:color="000000" w:sz="6"/>
+              <w:left w:val="single" w:color="000000" w:sz="6"/>
+              <w:bottom w:val="single" w:color="000000" w:sz="6"/>
+              <w:right w:val="single" w:color="000000" w:sz="6"/>
+            </w:tcBorders>
+            <w:tcMar>
+              <w:top w:type="dxa" w:w="18"/>
+              <w:left w:type="dxa" w:w="40"/>
+              <w:bottom w:type="dxa" w:w="18"/>
+              <w:right w:type="dxa" w:w="40"/>
+            </w:tcMar>
+            <w:vAlign w:val="center"/>
+          </w:tcPr>
+          <w:p>
+            <w:pPr>
+              <w:jc w:val="center"/>
+            </w:pPr>
+            <w:r>
+              <w:rPr>
+                <w:rFonts w:ascii="Malgun Gothic" w:cs="Malgun Gothic" w:eastAsia="Malgun Gothic" w:hAnsi="Malgun Gothic"/>
+                <w:b w:val="false"/>
+                <w:bCs w:val="false"/>
+                <w:color w:val="000000"/>
+                <w:sz w:val="14"/>
+                <w:szCs w:val="14"/>
+              </w:rPr>
+              <w:t xml:space="preserve">1.0</w:t>
+            </w:r>
+          </w:p>
+        </w:tc>
+        <w:tc>
+          <w:tcPr>
+            <w:tcW w:type="dxa" w:w="1100"/>
+            <w:tcBorders>
+              <w:top w:val="single" w:color="000000" w:sz="6"/>
+              <w:left w:val="single" w:color="000000" w:sz="6"/>
+              <w:bottom w:val="single" w:color="000000" w:sz="6"/>
+              <w:right w:val="single" w:color="000000" w:sz="6"/>
+            </w:tcBorders>
+            <w:tcMar>
+              <w:top w:type="dxa" w:w="18"/>
+              <w:left w:type="dxa" w:w="40"/>
+              <w:bottom w:type="dxa" w:w="18"/>
+              <w:right w:type="dxa" w:w="40"/>
+            </w:tcMar>
+            <w:vAlign w:val="center"/>
+          </w:tcPr>
+          <w:p>
+            <w:pPr>
+              <w:jc w:val="center"/>
+            </w:pPr>
+            <w:r>
+              <w:rPr>
+                <w:rFonts w:ascii="Malgun Gothic" w:cs="Malgun Gothic" w:eastAsia="Malgun Gothic" w:hAnsi="Malgun Gothic"/>
+                <w:b w:val="false"/>
+                <w:bCs w:val="false"/>
+                <w:color w:val="000000"/>
+                <w:sz w:val="14"/>
+                <w:szCs w:val="14"/>
+              </w:rPr>
+              <w:t xml:space="preserve">1건</w:t>
+            </w:r>
+          </w:p>
+        </w:tc>
+        <w:tc>
+          <w:tcPr>
+            <w:tcW w:type="dxa" w:w="4600"/>
+            <w:tcBorders>
+              <w:top w:val="single" w:color="000000" w:sz="6"/>
+              <w:left w:val="single" w:color="000000" w:sz="6"/>
+              <w:bottom w:val="single" w:color="000000" w:sz="6"/>
+              <w:right w:val="single" w:color="000000" w:sz="6"/>
+            </w:tcBorders>
+            <w:tcMar>
+              <w:top w:type="dxa" w:w="18"/>
+              <w:left w:type="dxa" w:w="40"/>
+              <w:bottom w:type="dxa" w:w="18"/>
+              <w:right w:type="dxa" w:w="40"/>
+            </w:tcMar>
+            <w:vAlign w:val="center"/>
+          </w:tcPr>
+          <w:p>
+            <w:pPr>
+              <w:jc w:val="left"/>
+            </w:pPr>
+            <w:r>
+              <w:rPr>
+                <w:rFonts w:ascii="Malgun Gothic" w:cs="Malgun Gothic" w:eastAsia="Malgun Gothic" w:hAnsi="Malgun Gothic"/>
+                <w:b w:val="false"/>
+                <w:bCs w:val="false"/>
+                <w:color w:val="000000"/>
+                <w:sz w:val="14"/>
+                <w:szCs w:val="14"/>
+              </w:rPr>
+              <w:t xml:space="preserve">월간지 1×1 = 1.0(월간축산) — 등록 점수와 정확히 일치</w:t>
+            </w:r>
+          </w:p>
+        </w:tc>
+      </w:tr>
+      <w:tr>
+        <w:tc>
+          <w:tcPr>
+            <w:tcW w:type="dxa" w:w="900"/>
+            <w:tcBorders>
+              <w:top w:val="single" w:color="000000" w:sz="6"/>
+              <w:left w:val="single" w:color="000000" w:sz="6"/>
+              <w:bottom w:val="single" w:color="000000" w:sz="6"/>
+              <w:right w:val="single" w:color="000000" w:sz="6"/>
+            </w:tcBorders>
+            <w:tcMar>
+              <w:top w:type="dxa" w:w="18"/>
+              <w:left w:type="dxa" w:w="40"/>
+              <w:bottom w:type="dxa" w:w="18"/>
+              <w:right w:type="dxa" w:w="40"/>
+            </w:tcMar>
+            <w:vAlign w:val="center"/>
+          </w:tcPr>
+          <w:p>
+            <w:pPr>
+              <w:jc w:val="center"/>
+            </w:pPr>
+            <w:r>
+              <w:rPr>
+                <w:rFonts w:ascii="Malgun Gothic" w:cs="Malgun Gothic" w:eastAsia="Malgun Gothic" w:hAnsi="Malgun Gothic"/>
+                <w:b w:val="false"/>
+                <w:bCs w:val="false"/>
+                <w:color w:val="000000"/>
+                <w:sz w:val="14"/>
+                <w:szCs w:val="14"/>
+              </w:rPr>
+              <w:t xml:space="preserve">6</w:t>
+            </w:r>
+          </w:p>
+        </w:tc>
+        <w:tc>
+          <w:tcPr>
+            <w:tcW w:type="dxa" w:w="2900"/>
+            <w:tcBorders>
+              <w:top w:val="single" w:color="000000" w:sz="6"/>
+              <w:left w:val="single" w:color="000000" w:sz="6"/>
+              <w:bottom w:val="single" w:color="000000" w:sz="6"/>
+              <w:right w:val="single" w:color="000000" w:sz="6"/>
+            </w:tcBorders>
+            <w:tcMar>
+              <w:top w:type="dxa" w:w="18"/>
+              <w:left w:type="dxa" w:w="40"/>
+              <w:bottom w:type="dxa" w:w="18"/>
+              <w:right w:type="dxa" w:w="40"/>
+            </w:tcMar>
+            <w:vAlign w:val="center"/>
+          </w:tcPr>
+          <w:p>
+            <w:pPr>
+              <w:jc w:val="left"/>
+            </w:pPr>
+            <w:r>
+              <w:rPr>
+                <w:rFonts w:ascii="Malgun Gothic" w:cs="Malgun Gothic" w:eastAsia="Malgun Gothic" w:hAnsi="Malgun Gothic"/>
+                <w:b w:val="false"/>
+                <w:bCs w:val="false"/>
+                <w:color w:val="000000"/>
+                <w:sz w:val="14"/>
+                <w:szCs w:val="14"/>
+              </w:rPr>
+              <w:t xml:space="preserve">스마트 낙농의 실현, 자동착유시스템 (2015. 11. · 보도자료 130)</w:t>
+            </w:r>
+          </w:p>
+        </w:tc>
+        <w:tc>
+          <w:tcPr>
+            <w:tcW w:type="dxa" w:w="900"/>
+            <w:tcBorders>
+              <w:top w:val="single" w:color="000000" w:sz="6"/>
+              <w:left w:val="single" w:color="000000" w:sz="6"/>
+              <w:bottom w:val="single" w:color="000000" w:sz="6"/>
+              <w:right w:val="single" w:color="000000" w:sz="6"/>
+            </w:tcBorders>
+            <w:tcMar>
+              <w:top w:type="dxa" w:w="18"/>
+              <w:left w:type="dxa" w:w="40"/>
+              <w:bottom w:type="dxa" w:w="18"/>
+              <w:right w:type="dxa" w:w="40"/>
+            </w:tcMar>
+            <w:vAlign w:val="center"/>
+          </w:tcPr>
+          <w:p>
+            <w:pPr>
+              <w:jc w:val="center"/>
+            </w:pPr>
+            <w:r>
+              <w:rPr>
+                <w:rFonts w:ascii="Malgun Gothic" w:cs="Malgun Gothic" w:eastAsia="Malgun Gothic" w:hAnsi="Malgun Gothic"/>
+                <w:b w:val="false"/>
+                <w:bCs w:val="false"/>
+                <w:color w:val="000000"/>
+                <w:sz w:val="14"/>
+                <w:szCs w:val="14"/>
+              </w:rPr>
+              <w:t xml:space="preserve">17.7</w:t>
+            </w:r>
+          </w:p>
+        </w:tc>
+        <w:tc>
+          <w:tcPr>
+            <w:tcW w:type="dxa" w:w="1100"/>
+            <w:tcBorders>
+              <w:top w:val="single" w:color="000000" w:sz="6"/>
+              <w:left w:val="single" w:color="000000" w:sz="6"/>
+              <w:bottom w:val="single" w:color="000000" w:sz="6"/>
+              <w:right w:val="single" w:color="000000" w:sz="6"/>
+            </w:tcBorders>
+            <w:tcMar>
+              <w:top w:type="dxa" w:w="18"/>
+              <w:left w:type="dxa" w:w="40"/>
+              <w:bottom w:type="dxa" w:w="18"/>
+              <w:right w:type="dxa" w:w="40"/>
+            </w:tcMar>
+            <w:vAlign w:val="center"/>
+          </w:tcPr>
+          <w:p>
+            <w:pPr>
+              <w:jc w:val="center"/>
+            </w:pPr>
+            <w:r>
+              <w:rPr>
+                <w:rFonts w:ascii="Malgun Gothic" w:cs="Malgun Gothic" w:eastAsia="Malgun Gothic" w:hAnsi="Malgun Gothic"/>
+                <w:b w:val="false"/>
+                <w:bCs w:val="false"/>
+                <w:color w:val="000000"/>
+                <w:sz w:val="14"/>
+                <w:szCs w:val="14"/>
+              </w:rPr>
+              <w:t xml:space="preserve">14건</w:t>
+            </w:r>
+          </w:p>
+        </w:tc>
+        <w:tc>
+          <w:tcPr>
+            <w:tcW w:type="dxa" w:w="4600"/>
+            <w:tcBorders>
+              <w:top w:val="single" w:color="000000" w:sz="6"/>
+              <w:left w:val="single" w:color="000000" w:sz="6"/>
+              <w:bottom w:val="single" w:color="000000" w:sz="6"/>
+              <w:right w:val="single" w:color="000000" w:sz="6"/>
+            </w:tcBorders>
+            <w:tcMar>
+              <w:top w:type="dxa" w:w="18"/>
+              <w:left w:type="dxa" w:w="40"/>
+              <w:bottom w:type="dxa" w:w="18"/>
+              <w:right w:type="dxa" w:w="40"/>
+            </w:tcMar>
+            <w:vAlign w:val="center"/>
+          </w:tcPr>
+          <w:p>
+            <w:pPr>
+              <w:jc w:val="left"/>
+            </w:pPr>
+            <w:r>
+              <w:rPr>
+                <w:rFonts w:ascii="Malgun Gothic" w:cs="Malgun Gothic" w:eastAsia="Malgun Gothic" w:hAnsi="Malgun Gothic"/>
+                <w:b w:val="false"/>
+                <w:bCs w:val="false"/>
+                <w:color w:val="000000"/>
+                <w:sz w:val="14"/>
+                <w:szCs w:val="14"/>
+              </w:rPr>
+              <w:t xml:space="preserve">농업전문지 11×1.5=16.5 ／ 정책포털(korea.kr) 1×1=1 ／ 뉴스포털 2×0.1=0.2 = 17.7 — 등록 점수와 정확히 일치</w:t>
+            </w:r>
+          </w:p>
+        </w:tc>
+      </w:tr>
+      <w:tr>
+        <w:tc>
+          <w:tcPr>
+            <w:tcW w:type="dxa" w:w="900"/>
+            <w:tcBorders>
+              <w:top w:val="single" w:color="000000" w:sz="6"/>
+              <w:left w:val="single" w:color="000000" w:sz="6"/>
+              <w:bottom w:val="single" w:color="000000" w:sz="6"/>
+              <w:right w:val="single" w:color="000000" w:sz="6"/>
+            </w:tcBorders>
+            <w:tcMar>
+              <w:top w:type="dxa" w:w="18"/>
+              <w:left w:type="dxa" w:w="40"/>
+              <w:bottom w:type="dxa" w:w="18"/>
+              <w:right w:type="dxa" w:w="40"/>
+            </w:tcMar>
+            <w:vAlign w:val="center"/>
+          </w:tcPr>
+          <w:p>
+            <w:pPr>
+              <w:jc w:val="center"/>
+            </w:pPr>
+            <w:r>
+              <w:rPr>
+                <w:rFonts w:ascii="Malgun Gothic" w:cs="Malgun Gothic" w:eastAsia="Malgun Gothic" w:hAnsi="Malgun Gothic"/>
+                <w:b w:val="false"/>
+                <w:bCs w:val="false"/>
+                <w:color w:val="000000"/>
+                <w:sz w:val="14"/>
+                <w:szCs w:val="14"/>
+              </w:rPr>
               <w:t xml:space="preserve">9</w:t>
             </w:r>
           </w:p>
@@ -11301,7 +12161,7 @@
           <w:sz w:val="14"/>
           <w:szCs w:val="14"/>
         </w:rPr>
-        <w:t xml:space="preserve">＊연번 9·10의 매체별 구성은 대변인실 주간 보도목록(ATIS) 원자료에서 매체·게재일·매체구분·가중치를 전건 집계한 것임(2018년 7~8월 8개 주차, 2021년 10~11월 8개 주차, 2025년 7~9월 7개 주차 — 계 23개 주차). ＊집계 합계와 성과등록 점수의 소폭 차이(111.9↔108.4, 153.1↔161.2, 56.4↔60.8, 111.0↔117.0)는 등록 시점의 반영 범위 차이임. ＊위 4개 묶음만으로 실보도 205건 — 조서 309건의 3분의 2.</w:t>
+        <w:t xml:space="preserve">＊연번 9·10의 매체별 구성은 대변인실 주간 보도목록(ATIS) 원자료에서 매체·게재일·매체구분·가중치를 전건 집계한 것임(2018년 7~8월 8개 주차, 2021년 10~11월 8개 주차, 2025년 7~9월 주간 목록 23개 주차, 2014~2015년 월간 목록 9개월). ＊연번 2·3·4·5·6은 집계값이 등록 점수와 정확히 일치(10.5 / 2.0 / 1.0 / 17.7)하여 산식이 그대로 재현됨. 나머지 건의 소폭 차이는 등록 시점의 반영 범위 차이임. ＊위 9개 묶음만으로 실보도 237건 — 조서 309건의 77%. ＊이 밖에 2026년 보도 9건은 조서 제출 이후 추가분으로 309건에 미포함.</w:t>
       </w:r>
     </w:p>
     <w:p>
@@ -12482,7 +13342,7 @@
                 <w:sz w:val="15"/>
                 <w:szCs w:val="15"/>
               </w:rPr>
-              <w:t xml:space="preserve">분야별 실보도 283건 — 조서 309건의 92%</w:t>
+              <w:t xml:space="preserve">분야별 실보도 297건 — 조서 309건의 96%</w:t>
             </w:r>
           </w:p>
         </w:tc>
@@ -12552,7 +13412,7 @@
                 <w:sz w:val="15"/>
                 <w:szCs w:val="15"/>
               </w:rPr>
-              <w:t xml:space="preserve">대변인실 주간 보도목록</w:t>
+              <w:t xml:space="preserve">대변인실 보도 목록</w:t>
             </w:r>
           </w:p>
         </w:tc>
@@ -12586,7 +13446,7 @@
                 <w:sz w:val="15"/>
                 <w:szCs w:val="15"/>
               </w:rPr>
-              <w:t xml:space="preserve">2018년 7~8월·2021년 10~11월·2025년 8~9월 — 매체·게재일·매체구분·가중치</w:t>
+              <w:t xml:space="preserve">2018·2021·2025년 주간 목록(23개 주차) + 2014~2015년 월간 목록(9개월) — 매체·게재일·매체구분</w:t>
             </w:r>
           </w:p>
         </w:tc>
@@ -12620,7 +13480,7 @@
                 <w:sz w:val="15"/>
                 <w:szCs w:val="15"/>
               </w:rPr>
-              <w:t xml:space="preserve">ATIS 원자료(23개 주차)</w:t>
+              <w:t xml:space="preserve">대변인실 원자료</w:t>
             </w:r>
           </w:p>
         </w:tc>
